--- a/CA1-ANDREA DIAZ MEDRANO.docx
+++ b/CA1-ANDREA DIAZ MEDRANO.docx
@@ -1013,7 +1013,10 @@
     <w:sdt>
       <w:sdtPr>
         <w:rPr>
-          <w:rFonts w:ascii="Arial" w:hAnsi="Arial" w:cs="Arial"/>
+          <w:rFonts w:ascii="Arial" w:eastAsia="Calibri" w:hAnsi="Arial" w:cs="Arial"/>
+          <w:color w:val="auto"/>
+          <w:sz w:val="22"/>
+          <w:szCs w:val="22"/>
           <w:lang w:val="en-GB"/>
         </w:rPr>
         <w:id w:val="735670023"/>
@@ -1024,12 +1027,8 @@
       </w:sdtPr>
       <w:sdtEndPr>
         <w:rPr>
-          <w:rFonts w:eastAsia="Calibri"/>
           <w:b/>
           <w:bCs/>
-          <w:color w:val="auto"/>
-          <w:sz w:val="22"/>
-          <w:szCs w:val="22"/>
         </w:rPr>
       </w:sdtEndPr>
       <w:sdtContent>
@@ -1081,7 +1080,7 @@
             </w:rPr>
             <w:fldChar w:fldCharType="separate"/>
           </w:r>
-          <w:hyperlink w:anchor="_Toc241532098" w:history="1">
+          <w:hyperlink w:anchor="_Toc241617503" w:history="1">
             <w:r>
               <w:rPr>
                 <w:rStyle w:val="Hyperlink"/>
@@ -1111,7 +1110,7 @@
                 <w:noProof/>
                 <w:webHidden/>
               </w:rPr>
-              <w:instrText xml:space="preserve"> PAGEREF _Toc241532098 \h </w:instrText>
+              <w:instrText xml:space="preserve"> PAGEREF _Toc241617503 \h </w:instrText>
             </w:r>
             <w:r>
               <w:rPr>
@@ -1157,7 +1156,7 @@
               <w14:ligatures w14:val="standardContextual"/>
             </w:rPr>
           </w:pPr>
-          <w:hyperlink w:anchor="_Toc241532099" w:history="1">
+          <w:hyperlink w:anchor="_Toc241617504" w:history="1">
             <w:r>
               <w:rPr>
                 <w:rStyle w:val="Hyperlink"/>
@@ -1165,6 +1164,7 @@
                 <w:b/>
                 <w:bCs/>
                 <w:noProof/>
+                <w:lang w:val="pt-BR"/>
               </w:rPr>
               <w:t>II. Introduction</w:t>
             </w:r>
@@ -1187,7 +1187,7 @@
                 <w:noProof/>
                 <w:webHidden/>
               </w:rPr>
-              <w:instrText xml:space="preserve"> PAGEREF _Toc241532099 \h </w:instrText>
+              <w:instrText xml:space="preserve"> PAGEREF _Toc241617504 \h </w:instrText>
             </w:r>
             <w:r>
               <w:rPr>
@@ -1233,7 +1233,7 @@
               <w14:ligatures w14:val="standardContextual"/>
             </w:rPr>
           </w:pPr>
-          <w:hyperlink w:anchor="_Toc241532100" w:history="1">
+          <w:hyperlink w:anchor="_Toc241617505" w:history="1">
             <w:r>
               <w:rPr>
                 <w:rStyle w:val="Hyperlink"/>
@@ -1241,6 +1241,7 @@
                 <w:b/>
                 <w:bCs/>
                 <w:noProof/>
+                <w:lang w:val="pt-BR"/>
               </w:rPr>
               <w:t>III. Problem Definition</w:t>
             </w:r>
@@ -1263,7 +1264,7 @@
                 <w:noProof/>
                 <w:webHidden/>
               </w:rPr>
-              <w:instrText xml:space="preserve"> PAGEREF _Toc241532100 \h </w:instrText>
+              <w:instrText xml:space="preserve"> PAGEREF _Toc241617505 \h </w:instrText>
             </w:r>
             <w:r>
               <w:rPr>
@@ -1283,7 +1284,7 @@
                 <w:noProof/>
                 <w:webHidden/>
               </w:rPr>
-              <w:t>3</w:t>
+              <w:t>4</w:t>
             </w:r>
             <w:r>
               <w:rPr>
@@ -1309,7 +1310,7 @@
               <w14:ligatures w14:val="standardContextual"/>
             </w:rPr>
           </w:pPr>
-          <w:hyperlink w:anchor="_Toc241532101" w:history="1">
+          <w:hyperlink w:anchor="_Toc241617506" w:history="1">
             <w:r>
               <w:rPr>
                 <w:rStyle w:val="Hyperlink"/>
@@ -1339,7 +1340,7 @@
                 <w:noProof/>
                 <w:webHidden/>
               </w:rPr>
-              <w:instrText xml:space="preserve"> PAGEREF _Toc241532101 \h </w:instrText>
+              <w:instrText xml:space="preserve"> PAGEREF _Toc241617506 \h </w:instrText>
             </w:r>
             <w:r>
               <w:rPr>
@@ -1359,7 +1360,7 @@
                 <w:noProof/>
                 <w:webHidden/>
               </w:rPr>
-              <w:t>3</w:t>
+              <w:t>4</w:t>
             </w:r>
             <w:r>
               <w:rPr>
@@ -1385,7 +1386,7 @@
               <w14:ligatures w14:val="standardContextual"/>
             </w:rPr>
           </w:pPr>
-          <w:hyperlink w:anchor="_Toc241532102" w:history="1">
+          <w:hyperlink w:anchor="_Toc241617507" w:history="1">
             <w:r>
               <w:rPr>
                 <w:rStyle w:val="Hyperlink"/>
@@ -1415,7 +1416,7 @@
                 <w:noProof/>
                 <w:webHidden/>
               </w:rPr>
-              <w:instrText xml:space="preserve"> PAGEREF _Toc241532102 \h </w:instrText>
+              <w:instrText xml:space="preserve"> PAGEREF _Toc241617507 \h </w:instrText>
             </w:r>
             <w:r>
               <w:rPr>
@@ -1435,7 +1436,7 @@
                 <w:noProof/>
                 <w:webHidden/>
               </w:rPr>
-              <w:t>3</w:t>
+              <w:t>4</w:t>
             </w:r>
             <w:r>
               <w:rPr>
@@ -1461,7 +1462,7 @@
               <w14:ligatures w14:val="standardContextual"/>
             </w:rPr>
           </w:pPr>
-          <w:hyperlink w:anchor="_Toc241532103" w:history="1">
+          <w:hyperlink w:anchor="_Toc241617508" w:history="1">
             <w:r>
               <w:rPr>
                 <w:rStyle w:val="Hyperlink"/>
@@ -1491,7 +1492,7 @@
                 <w:noProof/>
                 <w:webHidden/>
               </w:rPr>
-              <w:instrText xml:space="preserve"> PAGEREF _Toc241532103 \h </w:instrText>
+              <w:instrText xml:space="preserve"> PAGEREF _Toc241617508 \h </w:instrText>
             </w:r>
             <w:r>
               <w:rPr>
@@ -1511,7 +1512,7 @@
                 <w:noProof/>
                 <w:webHidden/>
               </w:rPr>
-              <w:t>3</w:t>
+              <w:t>4</w:t>
             </w:r>
             <w:r>
               <w:rPr>
@@ -1537,7 +1538,7 @@
               <w14:ligatures w14:val="standardContextual"/>
             </w:rPr>
           </w:pPr>
-          <w:hyperlink w:anchor="_Toc241532104" w:history="1">
+          <w:hyperlink w:anchor="_Toc241617509" w:history="1">
             <w:r>
               <w:rPr>
                 <w:rStyle w:val="Hyperlink"/>
@@ -1567,7 +1568,7 @@
                 <w:noProof/>
                 <w:webHidden/>
               </w:rPr>
-              <w:instrText xml:space="preserve"> PAGEREF _Toc241532104 \h </w:instrText>
+              <w:instrText xml:space="preserve"> PAGEREF _Toc241617509 \h </w:instrText>
             </w:r>
             <w:r>
               <w:rPr>
@@ -1587,7 +1588,7 @@
                 <w:noProof/>
                 <w:webHidden/>
               </w:rPr>
-              <w:t>3</w:t>
+              <w:t>4</w:t>
             </w:r>
             <w:r>
               <w:rPr>
@@ -1613,7 +1614,7 @@
               <w14:ligatures w14:val="standardContextual"/>
             </w:rPr>
           </w:pPr>
-          <w:hyperlink w:anchor="_Toc241532105" w:history="1">
+          <w:hyperlink w:anchor="_Toc241617510" w:history="1">
             <w:r>
               <w:rPr>
                 <w:rStyle w:val="Hyperlink"/>
@@ -1643,7 +1644,7 @@
                 <w:noProof/>
                 <w:webHidden/>
               </w:rPr>
-              <w:instrText xml:space="preserve"> PAGEREF _Toc241532105 \h </w:instrText>
+              <w:instrText xml:space="preserve"> PAGEREF _Toc241617510 \h </w:instrText>
             </w:r>
             <w:r>
               <w:rPr>
@@ -1663,7 +1664,7 @@
                 <w:noProof/>
                 <w:webHidden/>
               </w:rPr>
-              <w:t>3</w:t>
+              <w:t>4</w:t>
             </w:r>
             <w:r>
               <w:rPr>
@@ -1689,7 +1690,7 @@
               <w14:ligatures w14:val="standardContextual"/>
             </w:rPr>
           </w:pPr>
-          <w:hyperlink w:anchor="_Toc241532106" w:history="1">
+          <w:hyperlink w:anchor="_Toc241617511" w:history="1">
             <w:r>
               <w:rPr>
                 <w:rStyle w:val="Hyperlink"/>
@@ -1719,7 +1720,7 @@
                 <w:noProof/>
                 <w:webHidden/>
               </w:rPr>
-              <w:instrText xml:space="preserve"> PAGEREF _Toc241532106 \h </w:instrText>
+              <w:instrText xml:space="preserve"> PAGEREF _Toc241617511 \h </w:instrText>
             </w:r>
             <w:r>
               <w:rPr>
@@ -1739,7 +1740,7 @@
                 <w:noProof/>
                 <w:webHidden/>
               </w:rPr>
-              <w:t>4</w:t>
+              <w:t>5</w:t>
             </w:r>
             <w:r>
               <w:rPr>
@@ -1765,7 +1766,7 @@
               <w14:ligatures w14:val="standardContextual"/>
             </w:rPr>
           </w:pPr>
-          <w:hyperlink w:anchor="_Toc241532107" w:history="1">
+          <w:hyperlink w:anchor="_Toc241617512" w:history="1">
             <w:r>
               <w:rPr>
                 <w:rStyle w:val="Hyperlink"/>
@@ -1795,7 +1796,7 @@
                 <w:noProof/>
                 <w:webHidden/>
               </w:rPr>
-              <w:instrText xml:space="preserve"> PAGEREF _Toc241532107 \h </w:instrText>
+              <w:instrText xml:space="preserve"> PAGEREF _Toc241617512 \h </w:instrText>
             </w:r>
             <w:r>
               <w:rPr>
@@ -1815,7 +1816,7 @@
                 <w:noProof/>
                 <w:webHidden/>
               </w:rPr>
-              <w:t>4</w:t>
+              <w:t>5</w:t>
             </w:r>
             <w:r>
               <w:rPr>
@@ -1841,7 +1842,7 @@
               <w14:ligatures w14:val="standardContextual"/>
             </w:rPr>
           </w:pPr>
-          <w:hyperlink w:anchor="_Toc241532108" w:history="1">
+          <w:hyperlink w:anchor="_Toc241617513" w:history="1">
             <w:r>
               <w:rPr>
                 <w:rStyle w:val="Hyperlink"/>
@@ -1871,7 +1872,7 @@
                 <w:noProof/>
                 <w:webHidden/>
               </w:rPr>
-              <w:instrText xml:space="preserve"> PAGEREF _Toc241532108 \h </w:instrText>
+              <w:instrText xml:space="preserve"> PAGEREF _Toc241617513 \h </w:instrText>
             </w:r>
             <w:r>
               <w:rPr>
@@ -1891,7 +1892,7 @@
                 <w:noProof/>
                 <w:webHidden/>
               </w:rPr>
-              <w:t>4</w:t>
+              <w:t>5</w:t>
             </w:r>
             <w:r>
               <w:rPr>
@@ -2030,7 +2031,7 @@
           <w:color w:val="auto"/>
         </w:rPr>
       </w:pPr>
-      <w:bookmarkStart w:id="1" w:name="_Toc241532098"/>
+      <w:bookmarkStart w:id="1" w:name="_Toc241617503"/>
       <w:r>
         <w:rPr>
           <w:rFonts w:ascii="Arial" w:hAnsi="Arial" w:cs="Arial"/>
@@ -2063,7 +2064,13 @@
         <w:rPr>
           <w:rFonts w:ascii="Arial" w:hAnsi="Arial" w:cs="Arial"/>
         </w:rPr>
-        <w:t>Provide a clear and appropriate title that reflects the proposed business problem and project.</w:t>
+        <w:t>Pr</w:t>
+      </w:r>
+      <w:r>
+        <w:rPr>
+          <w:rFonts w:ascii="Arial" w:hAnsi="Arial" w:cs="Arial"/>
+        </w:rPr>
+        <w:t>edictive Analytics for Corporate Carbon Performance: Supporting Strategic Sustainability Decision-Making.</w:t>
       </w:r>
     </w:p>
     <w:p>
@@ -2074,15 +2081,17 @@
           <w:b/>
           <w:bCs/>
           <w:color w:val="auto"/>
-        </w:rPr>
-      </w:pPr>
-      <w:bookmarkStart w:id="2" w:name="_Toc241532099"/>
+          <w:lang w:val="pt-BR"/>
+        </w:rPr>
+      </w:pPr>
+      <w:bookmarkStart w:id="2" w:name="_Toc241617504"/>
       <w:r>
         <w:rPr>
           <w:rFonts w:ascii="Arial" w:hAnsi="Arial" w:cs="Arial"/>
           <w:b/>
           <w:bCs/>
           <w:color w:val="auto"/>
+          <w:lang w:val="pt-BR"/>
         </w:rPr>
         <w:t>II</w:t>
       </w:r>
@@ -2092,6 +2101,7 @@
           <w:b/>
           <w:bCs/>
           <w:color w:val="auto"/>
+          <w:lang w:val="pt-BR"/>
         </w:rPr>
         <w:t>. Introduction</w:t>
       </w:r>
@@ -2100,15 +2110,598 @@
     <w:p>
       <w:pPr>
         <w:pStyle w:val="NormalWeb"/>
-        <w:rPr>
-          <w:rFonts w:ascii="Arial" w:hAnsi="Arial" w:cs="Arial"/>
-        </w:rPr>
-      </w:pPr>
-      <w:r>
-        <w:rPr>
-          <w:rFonts w:ascii="Arial" w:hAnsi="Arial" w:cs="Arial"/>
-        </w:rPr>
-        <w:t>Provide a brief overview of the proposed project. Explain the business context, relevance and significance of the project and why the selected problem is worth investigating.</w:t>
+        <w:jc w:val="both"/>
+        <w:rPr>
+          <w:rFonts w:ascii="Arial" w:hAnsi="Arial" w:cs="Arial"/>
+        </w:rPr>
+      </w:pPr>
+      <w:r>
+        <w:rPr>
+          <w:rFonts w:ascii="Arial" w:hAnsi="Arial" w:cs="Arial"/>
+        </w:rPr>
+        <w:t xml:space="preserve">The Earth's atmosphere is composed of various gases, with nitrogen and oxygen being the most abundant, at concentrations of 78% and 21%, respectively. The remaining 1% includes some gases known as trace gases, such as ozone, </w:t>
+      </w:r>
+      <w:proofErr w:type="spellStart"/>
+      <w:r>
+        <w:rPr>
+          <w:rFonts w:ascii="Arial" w:hAnsi="Arial" w:cs="Arial"/>
+        </w:rPr>
+        <w:t>sulfur</w:t>
+      </w:r>
+      <w:proofErr w:type="spellEnd"/>
+      <w:r>
+        <w:rPr>
+          <w:rFonts w:ascii="Arial" w:hAnsi="Arial" w:cs="Arial"/>
+        </w:rPr>
+        <w:t xml:space="preserve"> dioxide, nitrogen oxides, and carbon dioxide (CO</w:t>
+      </w:r>
+      <w:r>
+        <w:rPr>
+          <w:rFonts w:ascii="Cambria Math" w:hAnsi="Cambria Math" w:cs="Cambria Math"/>
+        </w:rPr>
+        <w:t>₂</w:t>
+      </w:r>
+      <w:r>
+        <w:rPr>
+          <w:rFonts w:ascii="Arial" w:hAnsi="Arial" w:cs="Arial"/>
+        </w:rPr>
+        <w:t>), which accounts for only about 0.04% of the atmosphere.</w:t>
+      </w:r>
+    </w:p>
+    <w:p>
+      <w:pPr>
+        <w:pStyle w:val="NormalWeb"/>
+        <w:jc w:val="both"/>
+        <w:rPr>
+          <w:rFonts w:ascii="Arial" w:hAnsi="Arial" w:cs="Arial"/>
+        </w:rPr>
+      </w:pPr>
+      <w:r>
+        <w:rPr>
+          <w:rFonts w:ascii="Arial" w:hAnsi="Arial" w:cs="Arial"/>
+        </w:rPr>
+        <w:t>In other words, CO2 is a gas that forms part of the atmosphere’s natural composition, and its presence is even vital as part of Earth’s carbon cycle</w:t>
+      </w:r>
+      <w:r>
+        <w:rPr>
+          <w:rFonts w:ascii="Arial" w:hAnsi="Arial" w:cs="Arial"/>
+        </w:rPr>
+        <w:t xml:space="preserve"> </w:t>
+      </w:r>
+      <w:sdt>
+        <w:sdtPr>
+          <w:rPr>
+            <w:rFonts w:ascii="Arial" w:hAnsi="Arial" w:cs="Arial"/>
+          </w:rPr>
+          <w:id w:val="-478152724"/>
+          <w:citation/>
+        </w:sdtPr>
+        <w:sdtContent>
+          <w:r>
+            <w:rPr>
+              <w:rFonts w:ascii="Arial" w:hAnsi="Arial" w:cs="Arial"/>
+            </w:rPr>
+            <w:fldChar w:fldCharType="begin"/>
+          </w:r>
+          <w:r>
+            <w:rPr>
+              <w:rFonts w:ascii="Arial" w:hAnsi="Arial" w:cs="Arial"/>
+              <w:lang w:val="en-US"/>
+            </w:rPr>
+            <w:instrText xml:space="preserve">CITATION Env26 \l 1033 </w:instrText>
+          </w:r>
+          <w:r>
+            <w:rPr>
+              <w:rFonts w:ascii="Arial" w:hAnsi="Arial" w:cs="Arial"/>
+            </w:rPr>
+            <w:fldChar w:fldCharType="separate"/>
+          </w:r>
+          <w:r>
+            <w:rPr>
+              <w:rFonts w:ascii="Arial" w:hAnsi="Arial" w:cs="Arial"/>
+              <w:noProof/>
+              <w:lang w:val="en-US"/>
+            </w:rPr>
+            <w:t>(EPA, 2026)</w:t>
+          </w:r>
+          <w:r>
+            <w:rPr>
+              <w:rFonts w:ascii="Arial" w:hAnsi="Arial" w:cs="Arial"/>
+            </w:rPr>
+            <w:fldChar w:fldCharType="end"/>
+          </w:r>
+        </w:sdtContent>
+      </w:sdt>
+      <w:r>
+        <w:rPr>
+          <w:rFonts w:ascii="Arial" w:hAnsi="Arial" w:cs="Arial"/>
+        </w:rPr>
+        <w:t xml:space="preserve"> </w:t>
+      </w:r>
+      <w:r>
+        <w:rPr>
+          <w:rFonts w:ascii="Arial" w:hAnsi="Arial" w:cs="Arial"/>
+        </w:rPr>
+        <w:t>that is, this cycle describes the natural circulation of carbon between the atmosphere, the oceans, the land, plants, and animals, as shown in Figure 1 below.</w:t>
+      </w:r>
+    </w:p>
+    <w:p>
+      <w:pPr>
+        <w:pStyle w:val="NormalWeb"/>
+        <w:jc w:val="both"/>
+        <w:rPr>
+          <w:rFonts w:ascii="Arial" w:hAnsi="Arial" w:cs="Arial"/>
+        </w:rPr>
+      </w:pPr>
+      <w:r>
+        <w:rPr>
+          <w:rFonts w:ascii="Arial" w:hAnsi="Arial" w:cs="Arial"/>
+        </w:rPr>
+        <w:tab/>
+      </w:r>
+      <w:r>
+        <w:rPr>
+          <w:rFonts w:ascii="Arial" w:hAnsi="Arial" w:cs="Arial"/>
+        </w:rPr>
+        <w:tab/>
+        <w:t>ADD IMAGEN</w:t>
+      </w:r>
+    </w:p>
+    <w:p>
+      <w:pPr>
+        <w:pStyle w:val="NormalWeb"/>
+        <w:jc w:val="both"/>
+        <w:rPr>
+          <w:rFonts w:ascii="Arial" w:hAnsi="Arial" w:cs="Arial"/>
+        </w:rPr>
+      </w:pPr>
+      <w:r>
+        <w:rPr>
+          <w:rFonts w:ascii="Arial" w:hAnsi="Arial" w:cs="Arial"/>
+        </w:rPr>
+        <w:t>The cycle is usually thought of as four main reservoirs of carbon interconnected by pathways of exchange. The reservoirs are the atmosphere, terrestrial biosphere (usually includes freshwater systems), oceans, and sediments (includes fossil fuels)</w:t>
+      </w:r>
+      <w:sdt>
+        <w:sdtPr>
+          <w:rPr>
+            <w:rFonts w:ascii="Arial" w:hAnsi="Arial" w:cs="Arial"/>
+            <w:lang w:val="pt-BR"/>
+          </w:rPr>
+          <w:id w:val="-1224295535"/>
+          <w:citation/>
+        </w:sdtPr>
+        <w:sdtContent>
+          <w:r>
+            <w:rPr>
+              <w:rFonts w:ascii="Arial" w:hAnsi="Arial" w:cs="Arial"/>
+              <w:lang w:val="pt-BR"/>
+            </w:rPr>
+            <w:fldChar w:fldCharType="begin"/>
+          </w:r>
+          <w:r>
+            <w:rPr>
+              <w:rFonts w:ascii="Arial" w:hAnsi="Arial" w:cs="Arial"/>
+            </w:rPr>
+            <w:instrText xml:space="preserve"> CITATION Env13 \l 1033 </w:instrText>
+          </w:r>
+          <w:r>
+            <w:rPr>
+              <w:rFonts w:ascii="Arial" w:hAnsi="Arial" w:cs="Arial"/>
+              <w:lang w:val="pt-BR"/>
+            </w:rPr>
+            <w:fldChar w:fldCharType="separate"/>
+          </w:r>
+          <w:r>
+            <w:rPr>
+              <w:rFonts w:ascii="Arial" w:hAnsi="Arial" w:cs="Arial"/>
+              <w:noProof/>
+            </w:rPr>
+            <w:t xml:space="preserve"> (Environmental Protection Agency (EPA), 2013)</w:t>
+          </w:r>
+          <w:r>
+            <w:rPr>
+              <w:rFonts w:ascii="Arial" w:hAnsi="Arial" w:cs="Arial"/>
+              <w:lang w:val="pt-BR"/>
+            </w:rPr>
+            <w:fldChar w:fldCharType="end"/>
+          </w:r>
+        </w:sdtContent>
+      </w:sdt>
+      <w:r>
+        <w:rPr>
+          <w:rFonts w:ascii="Arial" w:hAnsi="Arial" w:cs="Arial"/>
+        </w:rPr>
+        <w:t xml:space="preserve">. </w:t>
+      </w:r>
+    </w:p>
+    <w:p>
+      <w:pPr>
+        <w:pStyle w:val="NormalWeb"/>
+        <w:jc w:val="both"/>
+        <w:rPr>
+          <w:rFonts w:ascii="Arial" w:hAnsi="Arial" w:cs="Arial"/>
+        </w:rPr>
+      </w:pPr>
+      <w:r>
+        <w:rPr>
+          <w:rFonts w:ascii="Arial" w:hAnsi="Arial" w:cs="Arial"/>
+        </w:rPr>
+        <w:t>The annual movements of carbon, the carbon exchanges between reservoirs, occur because of various chemical, physical, geological, and biological processes</w:t>
+      </w:r>
+      <w:sdt>
+        <w:sdtPr>
+          <w:rPr>
+            <w:rFonts w:ascii="Arial" w:hAnsi="Arial" w:cs="Arial"/>
+          </w:rPr>
+          <w:id w:val="-579447571"/>
+          <w:citation/>
+        </w:sdtPr>
+        <w:sdtContent>
+          <w:r>
+            <w:rPr>
+              <w:rFonts w:ascii="Arial" w:hAnsi="Arial" w:cs="Arial"/>
+            </w:rPr>
+            <w:fldChar w:fldCharType="begin"/>
+          </w:r>
+          <w:r>
+            <w:rPr>
+              <w:rFonts w:ascii="Arial" w:hAnsi="Arial" w:cs="Arial"/>
+              <w:lang w:val="en-US"/>
+            </w:rPr>
+            <w:instrText xml:space="preserve"> CITATION Env \l 1033 </w:instrText>
+          </w:r>
+          <w:r>
+            <w:rPr>
+              <w:rFonts w:ascii="Arial" w:hAnsi="Arial" w:cs="Arial"/>
+            </w:rPr>
+            <w:fldChar w:fldCharType="separate"/>
+          </w:r>
+          <w:r>
+            <w:rPr>
+              <w:rFonts w:ascii="Arial" w:hAnsi="Arial" w:cs="Arial"/>
+              <w:noProof/>
+              <w:lang w:val="en-US"/>
+            </w:rPr>
+            <w:t xml:space="preserve"> </w:t>
+          </w:r>
+          <w:r>
+            <w:rPr>
+              <w:rFonts w:ascii="Arial" w:hAnsi="Arial" w:cs="Arial"/>
+              <w:noProof/>
+              <w:lang w:val="en-US"/>
+            </w:rPr>
+            <w:t>(Environmental Protection Agency (EPA), 2012)</w:t>
+          </w:r>
+          <w:r>
+            <w:rPr>
+              <w:rFonts w:ascii="Arial" w:hAnsi="Arial" w:cs="Arial"/>
+            </w:rPr>
+            <w:fldChar w:fldCharType="end"/>
+          </w:r>
+        </w:sdtContent>
+      </w:sdt>
+      <w:r>
+        <w:rPr>
+          <w:rFonts w:ascii="Arial" w:hAnsi="Arial" w:cs="Arial"/>
+        </w:rPr>
+        <w:t>.</w:t>
+      </w:r>
+      <w:r>
+        <w:rPr>
+          <w:rFonts w:ascii="Arial" w:hAnsi="Arial" w:cs="Arial"/>
+        </w:rPr>
+        <w:t xml:space="preserve"> </w:t>
+      </w:r>
+      <w:r>
+        <w:rPr>
+          <w:rFonts w:ascii="Arial" w:hAnsi="Arial" w:cs="Arial"/>
+        </w:rPr>
+        <w:t>For example, through photosynthesis, plants absorb carbon dioxide from the air and use this carbon to form their leaves, stems, and roots. This means that plants store carbon. When animals feed on plants, they use this carbon as a source of energy and to build their own bodies.</w:t>
+      </w:r>
+    </w:p>
+    <w:p>
+      <w:pPr>
+        <w:pStyle w:val="NormalWeb"/>
+        <w:jc w:val="both"/>
+        <w:rPr>
+          <w:rFonts w:ascii="Arial" w:hAnsi="Arial" w:cs="Arial"/>
+        </w:rPr>
+      </w:pPr>
+      <w:r>
+        <w:rPr>
+          <w:rFonts w:ascii="Arial" w:hAnsi="Arial" w:cs="Arial"/>
+        </w:rPr>
+        <w:t>In swamps and on the ocean floor, dead plants and animals do not decompose completely and end up buried in layers of sediment. Over millions of years, heat and pressure transform the carbon from these plants and animals into fossil fuels such as coal, oil, and natural gas</w:t>
+      </w:r>
+      <w:sdt>
+        <w:sdtPr>
+          <w:rPr>
+            <w:rFonts w:ascii="Arial" w:hAnsi="Arial" w:cs="Arial"/>
+          </w:rPr>
+          <w:id w:val="1441107141"/>
+          <w:citation/>
+        </w:sdtPr>
+        <w:sdtContent>
+          <w:r>
+            <w:rPr>
+              <w:rFonts w:ascii="Arial" w:hAnsi="Arial" w:cs="Arial"/>
+            </w:rPr>
+            <w:fldChar w:fldCharType="begin"/>
+          </w:r>
+          <w:r>
+            <w:rPr>
+              <w:rFonts w:ascii="Arial" w:hAnsi="Arial" w:cs="Arial"/>
+              <w:lang w:val="en-US"/>
+            </w:rPr>
+            <w:instrText xml:space="preserve"> CITATION Env \l 1033 </w:instrText>
+          </w:r>
+          <w:r>
+            <w:rPr>
+              <w:rFonts w:ascii="Arial" w:hAnsi="Arial" w:cs="Arial"/>
+            </w:rPr>
+            <w:fldChar w:fldCharType="separate"/>
+          </w:r>
+          <w:r>
+            <w:rPr>
+              <w:rFonts w:ascii="Arial" w:hAnsi="Arial" w:cs="Arial"/>
+              <w:noProof/>
+              <w:lang w:val="en-US"/>
+            </w:rPr>
+            <w:t xml:space="preserve"> </w:t>
+          </w:r>
+          <w:r>
+            <w:rPr>
+              <w:rFonts w:ascii="Arial" w:hAnsi="Arial" w:cs="Arial"/>
+              <w:noProof/>
+              <w:lang w:val="en-US"/>
+            </w:rPr>
+            <w:t>(Environmental Protection Agency (EPA), 2012)</w:t>
+          </w:r>
+          <w:r>
+            <w:rPr>
+              <w:rFonts w:ascii="Arial" w:hAnsi="Arial" w:cs="Arial"/>
+            </w:rPr>
+            <w:fldChar w:fldCharType="end"/>
+          </w:r>
+        </w:sdtContent>
+      </w:sdt>
+      <w:r>
+        <w:rPr>
+          <w:rFonts w:ascii="Arial" w:hAnsi="Arial" w:cs="Arial"/>
+        </w:rPr>
+        <w:t>.</w:t>
+      </w:r>
+    </w:p>
+    <w:p>
+      <w:pPr>
+        <w:pStyle w:val="NormalWeb"/>
+        <w:jc w:val="both"/>
+        <w:rPr>
+          <w:rFonts w:ascii="Arial" w:hAnsi="Arial" w:cs="Arial"/>
+        </w:rPr>
+      </w:pPr>
+      <w:r>
+        <w:rPr>
+          <w:rFonts w:ascii="Arial" w:hAnsi="Arial" w:cs="Arial"/>
+        </w:rPr>
+        <w:t>The ocean also absorbs carbon dioxide and is considered the reservoir with the greatest capacity for carbon absorption near the Earth's surface, but most of that reservoir does not participate in rapid exchange with the atmosphere</w:t>
+      </w:r>
+      <w:sdt>
+        <w:sdtPr>
+          <w:rPr>
+            <w:rFonts w:ascii="Arial" w:hAnsi="Arial" w:cs="Arial"/>
+            <w:lang w:val="pt-BR"/>
+          </w:rPr>
+          <w:id w:val="1326943267"/>
+          <w:citation/>
+        </w:sdtPr>
+        <w:sdtContent>
+          <w:r>
+            <w:rPr>
+              <w:rFonts w:ascii="Arial" w:hAnsi="Arial" w:cs="Arial"/>
+              <w:lang w:val="pt-BR"/>
+            </w:rPr>
+            <w:fldChar w:fldCharType="begin"/>
+          </w:r>
+          <w:r>
+            <w:rPr>
+              <w:rFonts w:ascii="Arial" w:hAnsi="Arial" w:cs="Arial"/>
+            </w:rPr>
+            <w:instrText xml:space="preserve"> CITATION Env13 \l 1033 </w:instrText>
+          </w:r>
+          <w:r>
+            <w:rPr>
+              <w:rFonts w:ascii="Arial" w:hAnsi="Arial" w:cs="Arial"/>
+              <w:lang w:val="pt-BR"/>
+            </w:rPr>
+            <w:fldChar w:fldCharType="separate"/>
+          </w:r>
+          <w:r>
+            <w:rPr>
+              <w:rFonts w:ascii="Arial" w:hAnsi="Arial" w:cs="Arial"/>
+              <w:noProof/>
+            </w:rPr>
+            <w:t xml:space="preserve"> (Environmental Protection Agency (EPA), 2013)</w:t>
+          </w:r>
+          <w:r>
+            <w:rPr>
+              <w:rFonts w:ascii="Arial" w:hAnsi="Arial" w:cs="Arial"/>
+              <w:lang w:val="pt-BR"/>
+            </w:rPr>
+            <w:fldChar w:fldCharType="end"/>
+          </w:r>
+        </w:sdtContent>
+      </w:sdt>
+      <w:r>
+        <w:rPr>
+          <w:rFonts w:ascii="Arial" w:hAnsi="Arial" w:cs="Arial"/>
+        </w:rPr>
+        <w:t>.</w:t>
+      </w:r>
+    </w:p>
+    <w:p>
+      <w:pPr>
+        <w:pStyle w:val="NormalWeb"/>
+        <w:jc w:val="both"/>
+        <w:rPr>
+          <w:rFonts w:ascii="Arial" w:hAnsi="Arial" w:cs="Arial"/>
+        </w:rPr>
+      </w:pPr>
+      <w:r>
+        <w:rPr>
+          <w:rFonts w:ascii="Arial" w:hAnsi="Arial" w:cs="Arial"/>
+        </w:rPr>
+        <w:t>However, human activities have disrupted the carbon cycle: both by adding more CO</w:t>
+      </w:r>
+      <w:r>
+        <w:rPr>
+          <w:rFonts w:ascii="Arial" w:hAnsi="Arial" w:cs="Arial"/>
+          <w:vertAlign w:val="subscript"/>
+        </w:rPr>
+        <w:t>2</w:t>
+      </w:r>
+      <w:r>
+        <w:rPr>
+          <w:rFonts w:ascii="Arial" w:hAnsi="Arial" w:cs="Arial"/>
+        </w:rPr>
+        <w:t xml:space="preserve"> to the atmosphere and by affecting the ability of natural sinks (such as forests) to remove CO</w:t>
+      </w:r>
+      <w:r>
+        <w:rPr>
+          <w:rFonts w:ascii="Arial" w:hAnsi="Arial" w:cs="Arial"/>
+          <w:vertAlign w:val="subscript"/>
+        </w:rPr>
+        <w:t>2</w:t>
+      </w:r>
+      <w:r>
+        <w:rPr>
+          <w:rFonts w:ascii="Arial" w:hAnsi="Arial" w:cs="Arial"/>
+        </w:rPr>
+        <w:t xml:space="preserve"> from the atmosphere, as well as by influencing the land’s capacity to store carbon</w:t>
+      </w:r>
+      <w:sdt>
+        <w:sdtPr>
+          <w:rPr>
+            <w:rFonts w:ascii="Arial" w:hAnsi="Arial" w:cs="Arial"/>
+          </w:rPr>
+          <w:id w:val="-719817485"/>
+          <w:citation/>
+        </w:sdtPr>
+        <w:sdtContent>
+          <w:r>
+            <w:rPr>
+              <w:rFonts w:ascii="Arial" w:hAnsi="Arial" w:cs="Arial"/>
+            </w:rPr>
+            <w:fldChar w:fldCharType="begin"/>
+          </w:r>
+          <w:r>
+            <w:rPr>
+              <w:rFonts w:ascii="Arial" w:hAnsi="Arial" w:cs="Arial"/>
+              <w:lang w:val="en-US"/>
+            </w:rPr>
+            <w:instrText xml:space="preserve"> CITATION Env26 \l 1033 </w:instrText>
+          </w:r>
+          <w:r>
+            <w:rPr>
+              <w:rFonts w:ascii="Arial" w:hAnsi="Arial" w:cs="Arial"/>
+            </w:rPr>
+            <w:fldChar w:fldCharType="separate"/>
+          </w:r>
+          <w:r>
+            <w:rPr>
+              <w:rFonts w:ascii="Arial" w:hAnsi="Arial" w:cs="Arial"/>
+              <w:noProof/>
+              <w:lang w:val="en-US"/>
+            </w:rPr>
+            <w:t xml:space="preserve"> </w:t>
+          </w:r>
+          <w:r>
+            <w:rPr>
+              <w:rFonts w:ascii="Arial" w:hAnsi="Arial" w:cs="Arial"/>
+              <w:noProof/>
+              <w:lang w:val="en-US"/>
+            </w:rPr>
+            <w:t>(EPA, 2026)</w:t>
+          </w:r>
+          <w:r>
+            <w:rPr>
+              <w:rFonts w:ascii="Arial" w:hAnsi="Arial" w:cs="Arial"/>
+            </w:rPr>
+            <w:fldChar w:fldCharType="end"/>
+          </w:r>
+        </w:sdtContent>
+      </w:sdt>
+      <w:r>
+        <w:rPr>
+          <w:rFonts w:ascii="Arial" w:hAnsi="Arial" w:cs="Arial"/>
+        </w:rPr>
+        <w:t xml:space="preserve">. </w:t>
+      </w:r>
+    </w:p>
+    <w:p>
+      <w:pPr>
+        <w:pStyle w:val="NormalWeb"/>
+        <w:jc w:val="both"/>
+        <w:rPr>
+          <w:rFonts w:ascii="Arial" w:hAnsi="Arial" w:cs="Arial"/>
+          <w:lang w:val="pt-BR"/>
+        </w:rPr>
+      </w:pPr>
+      <w:r>
+        <w:rPr>
+          <w:rFonts w:ascii="Arial" w:hAnsi="Arial" w:cs="Arial"/>
+          <w:lang w:val="pt-BR"/>
+        </w:rPr>
+        <w:t>Porque es importante este tema para las empresas:</w:t>
+      </w:r>
+    </w:p>
+    <w:p>
+      <w:pPr>
+        <w:pStyle w:val="NormalWeb"/>
+        <w:rPr>
+          <w:rFonts w:ascii="Arial" w:hAnsi="Arial" w:cs="Arial"/>
+          <w:lang w:val="pt-BR"/>
+        </w:rPr>
+      </w:pPr>
+      <w:r>
+        <w:rPr>
+          <w:rFonts w:ascii="Arial" w:hAnsi="Arial" w:cs="Arial"/>
+          <w:lang w:val="pt-BR"/>
+        </w:rPr>
+        <w:lastRenderedPageBreak/>
+        <w:t>Que esta pasando actualmente</w:t>
+      </w:r>
+    </w:p>
+    <w:p>
+      <w:pPr>
+        <w:pStyle w:val="NormalWeb"/>
+        <w:rPr>
+          <w:rFonts w:ascii="Arial" w:hAnsi="Arial" w:cs="Arial"/>
+          <w:lang w:val="pt-BR"/>
+        </w:rPr>
+      </w:pPr>
+      <w:r>
+        <w:rPr>
+          <w:rFonts w:ascii="Arial" w:hAnsi="Arial" w:cs="Arial"/>
+          <w:lang w:val="pt-BR"/>
+        </w:rPr>
+        <w:t>Cual es la oportunidad o necesidad</w:t>
+      </w:r>
+    </w:p>
+    <w:p>
+      <w:pPr>
+        <w:pStyle w:val="NormalWeb"/>
+        <w:rPr>
+          <w:rFonts w:ascii="Arial" w:hAnsi="Arial" w:cs="Arial"/>
+          <w:lang w:val="pt-BR"/>
+        </w:rPr>
+      </w:pPr>
+      <w:r>
+        <w:rPr>
+          <w:rFonts w:ascii="Arial" w:hAnsi="Arial" w:cs="Arial"/>
+          <w:lang w:val="pt-BR"/>
+        </w:rPr>
+        <w:t>Que hara este proyecto</w:t>
       </w:r>
     </w:p>
     <w:p>
@@ -2119,15 +2712,17 @@
           <w:b/>
           <w:bCs/>
           <w:color w:val="auto"/>
-        </w:rPr>
-      </w:pPr>
-      <w:bookmarkStart w:id="3" w:name="_Toc241532100"/>
+          <w:lang w:val="pt-BR"/>
+        </w:rPr>
+      </w:pPr>
+      <w:bookmarkStart w:id="3" w:name="_Toc241617505"/>
       <w:r>
         <w:rPr>
           <w:rFonts w:ascii="Arial" w:hAnsi="Arial" w:cs="Arial"/>
           <w:b/>
           <w:bCs/>
           <w:color w:val="auto"/>
+          <w:lang w:val="pt-BR"/>
         </w:rPr>
         <w:t>III</w:t>
       </w:r>
@@ -2137,6 +2732,7 @@
           <w:b/>
           <w:bCs/>
           <w:color w:val="auto"/>
+          <w:lang w:val="pt-BR"/>
         </w:rPr>
         <w:t>. Problem Definition</w:t>
       </w:r>
@@ -2166,7 +2762,7 @@
           <w:color w:val="auto"/>
         </w:rPr>
       </w:pPr>
-      <w:bookmarkStart w:id="4" w:name="_Toc241532101"/>
+      <w:bookmarkStart w:id="4" w:name="_Toc241617506"/>
       <w:r>
         <w:rPr>
           <w:rFonts w:ascii="Arial" w:hAnsi="Arial" w:cs="Arial"/>
@@ -2224,7 +2820,7 @@
           <w:color w:val="auto"/>
         </w:rPr>
       </w:pPr>
-      <w:bookmarkStart w:id="5" w:name="_Toc241532102"/>
+      <w:bookmarkStart w:id="5" w:name="_Toc241617507"/>
       <w:r>
         <w:rPr>
           <w:rFonts w:ascii="Arial" w:hAnsi="Arial" w:cs="Arial"/>
@@ -2282,7 +2878,7 @@
           <w:color w:val="auto"/>
         </w:rPr>
       </w:pPr>
-      <w:bookmarkStart w:id="6" w:name="_Toc241532103"/>
+      <w:bookmarkStart w:id="6" w:name="_Toc241617508"/>
       <w:r>
         <w:rPr>
           <w:rFonts w:ascii="Arial" w:hAnsi="Arial" w:cs="Arial"/>
@@ -2354,7 +2950,7 @@
           <w:color w:val="auto"/>
         </w:rPr>
       </w:pPr>
-      <w:bookmarkStart w:id="7" w:name="_Toc241532104"/>
+      <w:bookmarkStart w:id="7" w:name="_Toc241617509"/>
       <w:r>
         <w:rPr>
           <w:rFonts w:ascii="Arial" w:hAnsi="Arial" w:cs="Arial"/>
@@ -2399,7 +2995,7 @@
           <w:color w:val="auto"/>
         </w:rPr>
       </w:pPr>
-      <w:bookmarkStart w:id="8" w:name="_Toc241532105"/>
+      <w:bookmarkStart w:id="8" w:name="_Toc241617510"/>
       <w:r>
         <w:rPr>
           <w:rFonts w:ascii="Arial" w:hAnsi="Arial" w:cs="Arial"/>
@@ -2407,7 +3003,6 @@
           <w:bCs/>
           <w:color w:val="auto"/>
         </w:rPr>
-        <w:lastRenderedPageBreak/>
         <w:t>VIII</w:t>
       </w:r>
       <w:r>
@@ -2445,7 +3040,7 @@
           <w:color w:val="auto"/>
         </w:rPr>
       </w:pPr>
-      <w:bookmarkStart w:id="9" w:name="_Toc241532106"/>
+      <w:bookmarkStart w:id="9" w:name="_Toc241617511"/>
       <w:r>
         <w:rPr>
           <w:rFonts w:ascii="Arial" w:hAnsi="Arial" w:cs="Arial"/>
@@ -2453,6 +3048,7 @@
           <w:bCs/>
           <w:color w:val="auto"/>
         </w:rPr>
+        <w:lastRenderedPageBreak/>
         <w:t>IX</w:t>
       </w:r>
       <w:r>
@@ -2503,7 +3099,7 @@
           <w:color w:val="auto"/>
         </w:rPr>
       </w:pPr>
-      <w:bookmarkStart w:id="10" w:name="_Toc241532107"/>
+      <w:bookmarkStart w:id="10" w:name="_Toc241617512"/>
       <w:r>
         <w:rPr>
           <w:rFonts w:ascii="Arial" w:hAnsi="Arial" w:cs="Arial"/>
@@ -2678,66 +3274,115 @@
         </w:rPr>
       </w:pPr>
     </w:p>
-    <w:p>
-      <w:pPr>
-        <w:pStyle w:val="Heading2"/>
-        <w:rPr>
-          <w:rFonts w:ascii="Arial" w:hAnsi="Arial" w:cs="Arial"/>
-          <w:b/>
-          <w:bCs/>
+    <w:bookmarkStart w:id="11" w:name="_Toc241617513" w:displacedByCustomXml="next"/>
+    <w:sdt>
+      <w:sdtPr>
+        <w:rPr>
+          <w:lang w:val="en-GB"/>
+        </w:rPr>
+        <w:id w:val="-2132091116"/>
+        <w:docPartObj>
+          <w:docPartGallery w:val="Bibliographies"/>
+          <w:docPartUnique/>
+        </w:docPartObj>
+      </w:sdtPr>
+      <w:sdtEndPr>
+        <w:rPr>
+          <w:rFonts w:ascii="Calibri" w:eastAsia="Calibri" w:hAnsi="Calibri" w:cs="Calibri"/>
           <w:color w:val="auto"/>
-        </w:rPr>
-      </w:pPr>
-      <w:bookmarkStart w:id="11" w:name="_Toc241532108"/>
-      <w:r>
-        <w:rPr>
-          <w:rFonts w:ascii="Arial" w:hAnsi="Arial" w:cs="Arial"/>
-          <w:b/>
-          <w:bCs/>
-          <w:color w:val="auto"/>
-        </w:rPr>
-        <w:t>XI</w:t>
-      </w:r>
-      <w:r>
-        <w:rPr>
-          <w:rFonts w:ascii="Arial" w:hAnsi="Arial" w:cs="Arial"/>
-          <w:b/>
-          <w:bCs/>
-          <w:color w:val="auto"/>
-        </w:rPr>
-        <w:t xml:space="preserve">. </w:t>
-      </w:r>
-      <w:r>
-        <w:rPr>
-          <w:rFonts w:ascii="Arial" w:hAnsi="Arial" w:cs="Arial"/>
-          <w:b/>
-          <w:bCs/>
-          <w:color w:val="auto"/>
-        </w:rPr>
-        <w:t>References</w:t>
-      </w:r>
-      <w:bookmarkEnd w:id="11"/>
-    </w:p>
-    <w:p>
-      <w:pPr>
-        <w:pStyle w:val="NormalWeb"/>
-        <w:rPr>
-          <w:rFonts w:ascii="Arial" w:hAnsi="Arial" w:cs="Arial"/>
-        </w:rPr>
-      </w:pPr>
-      <w:r>
-        <w:rPr>
-          <w:rFonts w:ascii="Arial" w:hAnsi="Arial" w:cs="Arial"/>
-        </w:rPr>
-        <w:t xml:space="preserve">Identify relevant ethical, privacy, data protection, security and data-use considerations associated with the project. Explain how these will be appropriately addressed, including permissions for accessing and using the selected </w:t>
-      </w:r>
-      <w:r>
-        <w:rPr>
-          <w:rFonts w:ascii="Arial" w:hAnsi="Arial" w:cs="Arial"/>
-        </w:rPr>
-        <w:t>data.</w:t>
-      </w:r>
-    </w:p>
+          <w:kern w:val="0"/>
+          <w:sz w:val="22"/>
+          <w:szCs w:val="22"/>
+          <w:lang w:val="en-IE" w:eastAsia="en-IE"/>
+          <w14:ligatures w14:val="none"/>
+        </w:rPr>
+      </w:sdtEndPr>
+      <w:sdtContent>
+        <w:p>
+          <w:pPr>
+            <w:pStyle w:val="Heading2"/>
+            <w:rPr>
+              <w:rFonts w:ascii="Arial" w:hAnsi="Arial" w:cs="Arial"/>
+              <w:b/>
+              <w:bCs/>
+              <w:color w:val="auto"/>
+            </w:rPr>
+          </w:pPr>
+          <w:r>
+            <w:rPr>
+              <w:rFonts w:ascii="Arial" w:hAnsi="Arial" w:cs="Arial"/>
+              <w:b/>
+              <w:bCs/>
+              <w:color w:val="auto"/>
+            </w:rPr>
+            <w:t>XI. References</w:t>
+          </w:r>
+          <w:bookmarkEnd w:id="11"/>
+        </w:p>
+        <w:p/>
+        <w:sdt>
+          <w:sdtPr>
+            <w:id w:val="-573587230"/>
+            <w:bibliography/>
+          </w:sdtPr>
+          <w:sdtContent>
+            <w:p>
+              <w:pPr>
+                <w:pStyle w:val="Bibliography"/>
+                <w:ind w:left="720" w:hanging="720"/>
+                <w:rPr>
+                  <w:noProof/>
+                  <w:sz w:val="24"/>
+                  <w:szCs w:val="24"/>
+                  <w:lang w:val="en-GB"/>
+                </w:rPr>
+              </w:pPr>
+              <w:r>
+                <w:fldChar w:fldCharType="begin"/>
+              </w:r>
+              <w:r>
+                <w:instrText>BIBLIOGRAPHY</w:instrText>
+              </w:r>
+              <w:r>
+                <w:fldChar w:fldCharType="separate"/>
+              </w:r>
+              <w:r>
+                <w:rPr>
+                  <w:noProof/>
+                  <w:lang w:val="en-GB"/>
+                </w:rPr>
+                <w:t xml:space="preserve">EPA. (2026, January 23). </w:t>
+              </w:r>
+              <w:r>
+                <w:rPr>
+                  <w:i/>
+                  <w:iCs/>
+                  <w:noProof/>
+                  <w:lang w:val="en-GB"/>
+                </w:rPr>
+                <w:t>Environmental Protection Agency</w:t>
+              </w:r>
+              <w:r>
+                <w:rPr>
+                  <w:noProof/>
+                  <w:lang w:val="en-GB"/>
+                </w:rPr>
+                <w:t>. Retrieved from Greenhouse Gas Emissions: https://www.epa.gov/ghgemissions/carbon-dioxide-emissions</w:t>
+              </w:r>
+            </w:p>
+            <w:p>
+              <w:r>
+                <w:rPr>
+                  <w:b/>
+                  <w:bCs/>
+                </w:rPr>
+                <w:fldChar w:fldCharType="end"/>
+              </w:r>
+            </w:p>
+          </w:sdtContent>
+        </w:sdt>
+      </w:sdtContent>
+    </w:sdt>
     <w:p>
       <w:pPr>
         <w:spacing w:after="0"/>
@@ -3505,7 +4150,6 @@
   <w:style w:type="character" w:default="1" w:styleId="DefaultParagraphFont">
     <w:name w:val="Default Paragraph Font"/>
     <w:uiPriority w:val="1"/>
-    <w:semiHidden/>
     <w:unhideWhenUsed/>
   </w:style>
   <w:style w:type="table" w:default="1" w:styleId="TableNormal">
@@ -4003,6 +4647,14 @@
       <w14:ligatures w14:val="none"/>
     </w:rPr>
   </w:style>
+  <w:style w:type="paragraph" w:styleId="Bibliography">
+    <w:name w:val="Bibliography"/>
+    <w:basedOn w:val="Normal"/>
+    <w:next w:val="Normal"/>
+    <w:uiPriority w:val="37"/>
+    <w:unhideWhenUsed/>
+    <w:rsid w:val="00862899"/>
+  </w:style>
 </w:styles>
 </file>
 
@@ -4322,11 +4974,62 @@
 </file>
 
 <file path=customXml/item1.xml><?xml version="1.0" encoding="utf-8"?>
-<b:Sources xmlns:b="http://schemas.openxmlformats.org/officeDocument/2006/bibliography" xmlns="http://schemas.openxmlformats.org/officeDocument/2006/bibliography" SelectedStyle="\APASixthEditionOfficeOnline.xsl" StyleName="APA" Version="6"/>
+<b:Sources xmlns:b="http://schemas.openxmlformats.org/officeDocument/2006/bibliography" xmlns="http://schemas.openxmlformats.org/officeDocument/2006/bibliography" SelectedStyle="\APASixthEditionOfficeOnline.xsl" StyleName="APA" Version="6">
+  <b:Source>
+    <b:Tag>Env26</b:Tag>
+    <b:SourceType>InternetSite</b:SourceType>
+    <b:Guid>{EDD7B1F5-1147-44F3-9628-8BE2ECEB7AAE}</b:Guid>
+    <b:Title>Environmental Protection Agency</b:Title>
+    <b:Year>2026</b:Year>
+    <b:Author>
+      <b:Author>
+        <b:Corporate>EPA</b:Corporate>
+      </b:Author>
+    </b:Author>
+    <b:InternetSiteTitle>Greenhouse Gas Emissions</b:InternetSiteTitle>
+    <b:Month>January</b:Month>
+    <b:Day>23</b:Day>
+    <b:URL>https://www.epa.gov/ghgemissions/carbon-dioxide-emissions</b:URL>
+    <b:RefOrder>1</b:RefOrder>
+  </b:Source>
+  <b:Source>
+    <b:Tag>Env13</b:Tag>
+    <b:SourceType>InternetSite</b:SourceType>
+    <b:Guid>{21C485EB-3E6B-4241-B4DB-A13B3175A2E1}</b:Guid>
+    <b:Author>
+      <b:Author>
+        <b:Corporate>Environmental Protection Agency (EPA)</b:Corporate>
+      </b:Author>
+    </b:Author>
+    <b:Title>Climate Change Terms</b:Title>
+    <b:InternetSiteTitle>EPA's climate change</b:InternetSiteTitle>
+    <b:Year>2013</b:Year>
+    <b:Month>September</b:Month>
+    <b:Day>9</b:Day>
+    <b:URL>https://sor.epa.gov/sor_internet/registry/termreg/searchandretrieve/glossariesandkeywordlists/search.do?details=&amp;vocabName=Glossary%20Climate%20Change%20Terms&amp;filterTerm=carbon%20cycle&amp;checkedAcronym=false&amp;checkedTerm=false&amp;hasDefinitions=false&amp;filterTerm</b:URL>
+    <b:RefOrder>2</b:RefOrder>
+  </b:Source>
+  <b:Source>
+    <b:Tag>Env</b:Tag>
+    <b:SourceType>ElectronicSource</b:SourceType>
+    <b:Guid>{8FB7266B-F786-47E8-B0DC-5EBFBCFA7300}</b:Guid>
+    <b:Author>
+      <b:Author>
+        <b:Corporate>Environmental Protection Agency (EPA)</b:Corporate>
+      </b:Author>
+    </b:Author>
+    <b:Title>The Carbon Cycle</b:Title>
+    <b:CountryRegion>United States</b:CountryRegion>
+    <b:Year>2012</b:Year>
+    <b:Month>September</b:Month>
+    <b:Day>14</b:Day>
+    <b:RefOrder>3</b:RefOrder>
+  </b:Source>
+</b:Sources>
 </file>
 
 <file path=customXml/itemProps1.xml><?xml version="1.0" encoding="utf-8"?>
-<ds:datastoreItem xmlns:ds="http://schemas.openxmlformats.org/officeDocument/2006/customXml" ds:itemID="{EDAEA0F4-4BC6-443C-8CD4-FC77D0D2D3F9}">
+<ds:datastoreItem xmlns:ds="http://schemas.openxmlformats.org/officeDocument/2006/customXml" ds:itemID="{350E676F-BDCF-4D5A-891A-FA8FD588DC52}">
   <ds:schemaRefs>
     <ds:schemaRef ds:uri="http://schemas.openxmlformats.org/officeDocument/2006/bibliography"/>
   </ds:schemaRefs>

--- a/CA1-ANDREA DIAZ MEDRANO.docx
+++ b/CA1-ANDREA DIAZ MEDRANO.docx
@@ -2070,7 +2070,31 @@
         <w:rPr>
           <w:rFonts w:ascii="Arial" w:hAnsi="Arial" w:cs="Arial"/>
         </w:rPr>
-        <w:t>edictive Analytics for Corporate Carbon Performance: Supporting Strategic Sustainability Decision-Making.</w:t>
+        <w:t xml:space="preserve">edictive Analytics for </w:t>
+      </w:r>
+      <w:r>
+        <w:rPr>
+          <w:rFonts w:ascii="Arial" w:hAnsi="Arial" w:cs="Arial"/>
+        </w:rPr>
+        <w:t>corporate greenhouse gas emissions (tCO</w:t>
+      </w:r>
+      <w:r>
+        <w:rPr>
+          <w:rFonts w:ascii="Cambria Math" w:hAnsi="Cambria Math" w:cs="Cambria Math"/>
+        </w:rPr>
+        <w:t>₂</w:t>
+      </w:r>
+      <w:r>
+        <w:rPr>
+          <w:rFonts w:ascii="Arial" w:hAnsi="Arial" w:cs="Arial"/>
+        </w:rPr>
+        <w:t>e)</w:t>
+      </w:r>
+      <w:r>
+        <w:rPr>
+          <w:rFonts w:ascii="Arial" w:hAnsi="Arial" w:cs="Arial"/>
+        </w:rPr>
+        <w:t>: Supporting Strategic Sustainability Decision-Making.</w:t>
       </w:r>
     </w:p>
     <w:p>
@@ -2081,7 +2105,6 @@
           <w:b/>
           <w:bCs/>
           <w:color w:val="auto"/>
-          <w:lang w:val="pt-BR"/>
         </w:rPr>
       </w:pPr>
       <w:bookmarkStart w:id="2" w:name="_Toc241617504"/>
@@ -2091,7 +2114,6 @@
           <w:b/>
           <w:bCs/>
           <w:color w:val="auto"/>
-          <w:lang w:val="pt-BR"/>
         </w:rPr>
         <w:t>II</w:t>
       </w:r>
@@ -2101,7 +2123,6 @@
           <w:b/>
           <w:bCs/>
           <w:color w:val="auto"/>
-          <w:lang w:val="pt-BR"/>
         </w:rPr>
         <w:t>. Introduction</w:t>
       </w:r>
@@ -2119,21 +2140,7 @@
         <w:rPr>
           <w:rFonts w:ascii="Arial" w:hAnsi="Arial" w:cs="Arial"/>
         </w:rPr>
-        <w:t xml:space="preserve">The Earth's atmosphere is composed of various gases, with nitrogen and oxygen being the most abundant, at concentrations of 78% and 21%, respectively. The remaining 1% includes some gases known as trace gases, such as ozone, </w:t>
-      </w:r>
-      <w:proofErr w:type="spellStart"/>
-      <w:r>
-        <w:rPr>
-          <w:rFonts w:ascii="Arial" w:hAnsi="Arial" w:cs="Arial"/>
-        </w:rPr>
-        <w:t>sulfur</w:t>
-      </w:r>
-      <w:proofErr w:type="spellEnd"/>
-      <w:r>
-        <w:rPr>
-          <w:rFonts w:ascii="Arial" w:hAnsi="Arial" w:cs="Arial"/>
-        </w:rPr>
-        <w:t xml:space="preserve"> dioxide, nitrogen oxides, and carbon dioxide (CO</w:t>
+        <w:t>The Earth's atmosphere is composed of various gases, with nitrogen and oxygen being the most abundant, at concentrations of 78% and 21%, respectively. The remaining 1% includes some gases known as trace gases, such as ozone, sulfur dioxide, nitrogen oxides, and carbon dioxide (CO</w:t>
       </w:r>
       <w:r>
         <w:rPr>
@@ -2145,7 +2152,13 @@
         <w:rPr>
           <w:rFonts w:ascii="Arial" w:hAnsi="Arial" w:cs="Arial"/>
         </w:rPr>
-        <w:t>), which accounts for only about 0.04% of the atmosphere.</w:t>
+        <w:t>)</w:t>
+      </w:r>
+      <w:r>
+        <w:rPr>
+          <w:rFonts w:ascii="Arial" w:hAnsi="Arial" w:cs="Arial"/>
+        </w:rPr>
+        <w:t>.</w:t>
       </w:r>
     </w:p>
     <w:p>
@@ -2160,7 +2173,38 @@
         <w:rPr>
           <w:rFonts w:ascii="Arial" w:hAnsi="Arial" w:cs="Arial"/>
         </w:rPr>
-        <w:t>In other words, CO2 is a gas that forms part of the atmosphere’s natural composition, and its presence is even vital as part of Earth’s carbon cycle</w:t>
+        <w:t xml:space="preserve">The </w:t>
+      </w:r>
+      <w:r>
+        <w:rPr>
+          <w:rFonts w:ascii="Arial" w:hAnsi="Arial" w:cs="Arial"/>
+        </w:rPr>
+        <w:t>CO</w:t>
+      </w:r>
+      <w:r>
+        <w:rPr>
+          <w:rFonts w:ascii="Arial" w:hAnsi="Arial" w:cs="Arial"/>
+          <w:vertAlign w:val="subscript"/>
+        </w:rPr>
+        <w:t>2</w:t>
+      </w:r>
+      <w:r>
+        <w:rPr>
+          <w:rFonts w:ascii="Arial" w:hAnsi="Arial" w:cs="Arial"/>
+        </w:rPr>
+        <w:t xml:space="preserve"> is a gas that forms part of the atmosphere’s natural composition, and its presence is </w:t>
+      </w:r>
+      <w:r>
+        <w:rPr>
+          <w:rFonts w:ascii="Arial" w:hAnsi="Arial" w:cs="Arial"/>
+        </w:rPr>
+        <w:t xml:space="preserve">a </w:t>
+      </w:r>
+      <w:r>
+        <w:rPr>
+          <w:rFonts w:ascii="Arial" w:hAnsi="Arial" w:cs="Arial"/>
+        </w:rPr>
+        <w:t>vital part of Earth’s carbon cycle</w:t>
       </w:r>
       <w:r>
         <w:rPr>
@@ -2228,23 +2272,270 @@
     <w:p>
       <w:pPr>
         <w:pStyle w:val="NormalWeb"/>
-        <w:jc w:val="both"/>
-        <w:rPr>
-          <w:rFonts w:ascii="Arial" w:hAnsi="Arial" w:cs="Arial"/>
-        </w:rPr>
-      </w:pPr>
-      <w:r>
-        <w:rPr>
-          <w:rFonts w:ascii="Arial" w:hAnsi="Arial" w:cs="Arial"/>
-        </w:rPr>
-        <w:tab/>
-      </w:r>
-      <w:r>
-        <w:rPr>
-          <w:rFonts w:ascii="Arial" w:hAnsi="Arial" w:cs="Arial"/>
-        </w:rPr>
-        <w:tab/>
-        <w:t>ADD IMAGEN</w:t>
+        <w:jc w:val="center"/>
+        <w:rPr>
+          <w:rFonts w:ascii="Arial" w:hAnsi="Arial" w:cs="Arial"/>
+        </w:rPr>
+      </w:pPr>
+      <w:r>
+        <w:rPr>
+          <w:noProof/>
+        </w:rPr>
+        <mc:AlternateContent>
+          <mc:Choice Requires="wps">
+            <w:drawing>
+              <wp:inline distT="0" distB="0" distL="0" distR="0" wp14:anchorId="794B1F12" wp14:editId="0237EAA1">
+                <wp:extent cx="304800" cy="304800"/>
+                <wp:effectExtent l="0" t="0" r="0" b="0"/>
+                <wp:docPr id="393063367" name="Rectangle 4" descr="Carbon Cycle"/>
+                <wp:cNvGraphicFramePr>
+                  <a:graphicFrameLocks xmlns:a="http://schemas.openxmlformats.org/drawingml/2006/main" noChangeAspect="1"/>
+                </wp:cNvGraphicFramePr>
+                <a:graphic xmlns:a="http://schemas.openxmlformats.org/drawingml/2006/main">
+                  <a:graphicData uri="http://schemas.microsoft.com/office/word/2010/wordprocessingShape">
+                    <wps:wsp>
+                      <wps:cNvSpPr>
+                        <a:spLocks noChangeAspect="1" noChangeArrowheads="1"/>
+                      </wps:cNvSpPr>
+                      <wps:spPr bwMode="auto">
+                        <a:xfrm>
+                          <a:off x="0" y="0"/>
+                          <a:ext cx="304800" cy="304800"/>
+                        </a:xfrm>
+                        <a:prstGeom prst="rect">
+                          <a:avLst/>
+                        </a:prstGeom>
+                        <a:noFill/>
+                        <a:ln>
+                          <a:noFill/>
+                        </a:ln>
+                        <a:extLst>
+                          <a:ext uri="{909E8E84-426E-40DD-AFC4-6F175D3DCCD1}">
+                            <a14:hiddenFill xmlns:a14="http://schemas.microsoft.com/office/drawing/2010/main">
+                              <a:solidFill>
+                                <a:srgbClr val="FFFFFF"/>
+                              </a:solidFill>
+                            </a14:hiddenFill>
+                          </a:ext>
+                          <a:ext uri="{91240B29-F687-4F45-9708-019B960494DF}">
+                            <a14:hiddenLine xmlns:a14="http://schemas.microsoft.com/office/drawing/2010/main" w="9525">
+                              <a:solidFill>
+                                <a:srgbClr val="000000"/>
+                              </a:solidFill>
+                              <a:miter lim="800000"/>
+                              <a:headEnd/>
+                              <a:tailEnd/>
+                            </a14:hiddenLine>
+                          </a:ext>
+                        </a:extLst>
+                      </wps:spPr>
+                      <wps:bodyPr rot="0" vert="horz" wrap="square" lIns="91440" tIns="45720" rIns="91440" bIns="45720" anchor="t" anchorCtr="0" upright="1">
+                        <a:noAutofit/>
+                      </wps:bodyPr>
+                    </wps:wsp>
+                  </a:graphicData>
+                </a:graphic>
+              </wp:inline>
+            </w:drawing>
+          </mc:Choice>
+          <mc:Fallback>
+            <w:pict>
+              <v:rect w14:anchorId="5D010582" id="Rectangle 4" o:spid="_x0000_s1026" alt="Carbon Cycle" style="width:24pt;height:24pt;visibility:visible;mso-wrap-style:square;mso-left-percent:-10001;mso-top-percent:-10001;mso-position-horizontal:absolute;mso-position-horizontal-relative:char;mso-position-vertical:absolute;mso-position-vertical-relative:line;mso-left-percent:-10001;mso-top-percent:-10001;v-text-anchor:top" o:gfxdata="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" filled="f" stroked="f">
+                <o:lock v:ext="edit" aspectratio="t"/>
+                <w10:anchorlock/>
+              </v:rect>
+            </w:pict>
+          </mc:Fallback>
+        </mc:AlternateContent>
+      </w:r>
+      <w:r>
+        <w:rPr>
+          <w:noProof/>
+        </w:rPr>
+        <mc:AlternateContent>
+          <mc:Choice Requires="wps">
+            <w:drawing>
+              <wp:inline distT="0" distB="0" distL="0" distR="0" wp14:anchorId="04DFE693" wp14:editId="51E2E5C1">
+                <wp:extent cx="304800" cy="304800"/>
+                <wp:effectExtent l="0" t="0" r="0" b="0"/>
+                <wp:docPr id="1709371472" name="Rectangle 5" descr="Carbon Cycle"/>
+                <wp:cNvGraphicFramePr>
+                  <a:graphicFrameLocks xmlns:a="http://schemas.openxmlformats.org/drawingml/2006/main" noChangeAspect="1"/>
+                </wp:cNvGraphicFramePr>
+                <a:graphic xmlns:a="http://schemas.openxmlformats.org/drawingml/2006/main">
+                  <a:graphicData uri="http://schemas.microsoft.com/office/word/2010/wordprocessingShape">
+                    <wps:wsp>
+                      <wps:cNvSpPr>
+                        <a:spLocks noChangeAspect="1" noChangeArrowheads="1"/>
+                      </wps:cNvSpPr>
+                      <wps:spPr bwMode="auto">
+                        <a:xfrm>
+                          <a:off x="0" y="0"/>
+                          <a:ext cx="304800" cy="304800"/>
+                        </a:xfrm>
+                        <a:prstGeom prst="rect">
+                          <a:avLst/>
+                        </a:prstGeom>
+                        <a:noFill/>
+                        <a:ln>
+                          <a:noFill/>
+                        </a:ln>
+                        <a:extLst>
+                          <a:ext uri="{909E8E84-426E-40DD-AFC4-6F175D3DCCD1}">
+                            <a14:hiddenFill xmlns:a14="http://schemas.microsoft.com/office/drawing/2010/main">
+                              <a:solidFill>
+                                <a:srgbClr val="FFFFFF"/>
+                              </a:solidFill>
+                            </a14:hiddenFill>
+                          </a:ext>
+                          <a:ext uri="{91240B29-F687-4F45-9708-019B960494DF}">
+                            <a14:hiddenLine xmlns:a14="http://schemas.microsoft.com/office/drawing/2010/main" w="9525">
+                              <a:solidFill>
+                                <a:srgbClr val="000000"/>
+                              </a:solidFill>
+                              <a:miter lim="800000"/>
+                              <a:headEnd/>
+                              <a:tailEnd/>
+                            </a14:hiddenLine>
+                          </a:ext>
+                        </a:extLst>
+                      </wps:spPr>
+                      <wps:bodyPr rot="0" vert="horz" wrap="square" lIns="91440" tIns="45720" rIns="91440" bIns="45720" anchor="t" anchorCtr="0" upright="1">
+                        <a:noAutofit/>
+                      </wps:bodyPr>
+                    </wps:wsp>
+                  </a:graphicData>
+                </a:graphic>
+              </wp:inline>
+            </w:drawing>
+          </mc:Choice>
+          <mc:Fallback>
+            <w:pict>
+              <v:rect w14:anchorId="5AF61F65" id="Rectangle 5" o:spid="_x0000_s1026" alt="Carbon Cycle" style="width:24pt;height:24pt;visibility:visible;mso-wrap-style:square;mso-left-percent:-10001;mso-top-percent:-10001;mso-position-horizontal:absolute;mso-position-horizontal-relative:char;mso-position-vertical:absolute;mso-position-vertical-relative:line;mso-left-percent:-10001;mso-top-percent:-10001;v-text-anchor:top" o:gfxdata="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" filled="f" stroked="f">
+                <o:lock v:ext="edit" aspectratio="t"/>
+                <w10:anchorlock/>
+              </v:rect>
+            </w:pict>
+          </mc:Fallback>
+        </mc:AlternateContent>
+      </w:r>
+      <w:r>
+        <w:rPr>
+          <w:noProof/>
+          <w14:ligatures w14:val="standardContextual"/>
+        </w:rPr>
+        <w:t xml:space="preserve"> </w:t>
+      </w:r>
+      <w:r>
+        <w:rPr>
+          <w:rFonts w:ascii="Arial" w:hAnsi="Arial" w:cs="Arial"/>
+        </w:rPr>
+        <w:drawing>
+          <wp:inline distT="0" distB="0" distL="0" distR="0" wp14:anchorId="5ABCE83C" wp14:editId="2AB648D7">
+            <wp:extent cx="4274820" cy="2376261"/>
+            <wp:effectExtent l="0" t="0" r="0" b="5080"/>
+            <wp:docPr id="1159557008" name="Picture 1"/>
+            <wp:cNvGraphicFramePr>
+              <a:graphicFrameLocks xmlns:a="http://schemas.openxmlformats.org/drawingml/2006/main" noChangeAspect="1"/>
+            </wp:cNvGraphicFramePr>
+            <a:graphic xmlns:a="http://schemas.openxmlformats.org/drawingml/2006/main">
+              <a:graphicData uri="http://schemas.openxmlformats.org/drawingml/2006/picture">
+                <pic:pic xmlns:pic="http://schemas.openxmlformats.org/drawingml/2006/picture">
+                  <pic:nvPicPr>
+                    <pic:cNvPr id="1159557008" name=""/>
+                    <pic:cNvPicPr/>
+                  </pic:nvPicPr>
+                  <pic:blipFill>
+                    <a:blip r:embed="rId8"/>
+                    <a:stretch>
+                      <a:fillRect/>
+                    </a:stretch>
+                  </pic:blipFill>
+                  <pic:spPr>
+                    <a:xfrm>
+                      <a:off x="0" y="0"/>
+                      <a:ext cx="4286611" cy="2382815"/>
+                    </a:xfrm>
+                    <a:prstGeom prst="rect">
+                      <a:avLst/>
+                    </a:prstGeom>
+                  </pic:spPr>
+                </pic:pic>
+              </a:graphicData>
+            </a:graphic>
+          </wp:inline>
+        </w:drawing>
+      </w:r>
+    </w:p>
+    <w:p>
+      <w:pPr>
+        <w:pStyle w:val="NormalWeb"/>
+        <w:jc w:val="center"/>
+        <w:rPr>
+          <w:rFonts w:ascii="Arial" w:hAnsi="Arial" w:cs="Arial"/>
+        </w:rPr>
+      </w:pPr>
+      <w:r>
+        <w:rPr>
+          <w:rFonts w:ascii="Arial" w:hAnsi="Arial" w:cs="Arial"/>
+        </w:rPr>
+        <w:t>Figure 1. Carbon cycle</w:t>
+      </w:r>
+      <w:r>
+        <w:rPr>
+          <w:rFonts w:ascii="Arial" w:hAnsi="Arial" w:cs="Arial"/>
+        </w:rPr>
+        <w:t xml:space="preserve"> </w:t>
+      </w:r>
+      <w:sdt>
+        <w:sdtPr>
+          <w:rPr>
+            <w:rFonts w:ascii="Arial" w:hAnsi="Arial" w:cs="Arial"/>
+          </w:rPr>
+          <w:id w:val="-469599160"/>
+          <w:citation/>
+        </w:sdtPr>
+        <w:sdtContent>
+          <w:r>
+            <w:rPr>
+              <w:rFonts w:ascii="Arial" w:hAnsi="Arial" w:cs="Arial"/>
+            </w:rPr>
+            <w:fldChar w:fldCharType="begin"/>
+          </w:r>
+          <w:r>
+            <w:rPr>
+              <w:rFonts w:ascii="Arial" w:hAnsi="Arial" w:cs="Arial"/>
+              <w:lang w:val="en-US"/>
+            </w:rPr>
+            <w:instrText xml:space="preserve"> CITATION Hab24 \l 1033 </w:instrText>
+          </w:r>
+          <w:r>
+            <w:rPr>
+              <w:rFonts w:ascii="Arial" w:hAnsi="Arial" w:cs="Arial"/>
+            </w:rPr>
+            <w:fldChar w:fldCharType="separate"/>
+          </w:r>
+          <w:r>
+            <w:rPr>
+              <w:rFonts w:ascii="Arial" w:hAnsi="Arial" w:cs="Arial"/>
+              <w:noProof/>
+              <w:lang w:val="en-US"/>
+            </w:rPr>
+            <w:t>(Habeeb Fadya A., 2024)</w:t>
+          </w:r>
+          <w:r>
+            <w:rPr>
+              <w:rFonts w:ascii="Arial" w:hAnsi="Arial" w:cs="Arial"/>
+            </w:rPr>
+            <w:fldChar w:fldCharType="end"/>
+          </w:r>
+        </w:sdtContent>
+      </w:sdt>
+      <w:r>
+        <w:rPr>
+          <w:rFonts w:ascii="Arial" w:hAnsi="Arial" w:cs="Arial"/>
+        </w:rPr>
+        <w:t xml:space="preserve">. </w:t>
       </w:r>
     </w:p>
     <w:p>
@@ -2398,6 +2689,70 @@
         </w:rPr>
         <w:t>For example, through photosynthesis, plants absorb carbon dioxide from the air and use this carbon to form their leaves, stems, and roots. This means that plants store carbon. When animals feed on plants, they use this carbon as a source of energy and to build their own bodies.</w:t>
       </w:r>
+      <w:r>
+        <w:rPr>
+          <w:rFonts w:ascii="Arial" w:hAnsi="Arial" w:cs="Arial"/>
+        </w:rPr>
+        <w:t xml:space="preserve"> </w:t>
+      </w:r>
+      <w:r>
+        <w:rPr>
+          <w:rFonts w:ascii="Arial" w:hAnsi="Arial" w:cs="Arial"/>
+        </w:rPr>
+        <w:t>The ocean also absorbs carbon dioxide and is considered the reservoir with the greatest capacity for carbon absorption near the Earth's surface, but most of that reservoir does not participate in rapid exchange with the atmosphere</w:t>
+      </w:r>
+      <w:sdt>
+        <w:sdtPr>
+          <w:rPr>
+            <w:rFonts w:ascii="Arial" w:hAnsi="Arial" w:cs="Arial"/>
+            <w:lang w:val="pt-BR"/>
+          </w:rPr>
+          <w:id w:val="1673981660"/>
+          <w:citation/>
+        </w:sdtPr>
+        <w:sdtContent>
+          <w:r>
+            <w:rPr>
+              <w:rFonts w:ascii="Arial" w:hAnsi="Arial" w:cs="Arial"/>
+              <w:lang w:val="pt-BR"/>
+            </w:rPr>
+            <w:fldChar w:fldCharType="begin"/>
+          </w:r>
+          <w:r>
+            <w:rPr>
+              <w:rFonts w:ascii="Arial" w:hAnsi="Arial" w:cs="Arial"/>
+            </w:rPr>
+            <w:instrText xml:space="preserve"> CITATION Env13 \l 1033 </w:instrText>
+          </w:r>
+          <w:r>
+            <w:rPr>
+              <w:rFonts w:ascii="Arial" w:hAnsi="Arial" w:cs="Arial"/>
+              <w:lang w:val="pt-BR"/>
+            </w:rPr>
+            <w:fldChar w:fldCharType="separate"/>
+          </w:r>
+          <w:r>
+            <w:rPr>
+              <w:rFonts w:ascii="Arial" w:hAnsi="Arial" w:cs="Arial"/>
+              <w:noProof/>
+            </w:rPr>
+            <w:t xml:space="preserve"> (Environmental Protection Agency (EPA), 2013)</w:t>
+          </w:r>
+          <w:r>
+            <w:rPr>
+              <w:rFonts w:ascii="Arial" w:hAnsi="Arial" w:cs="Arial"/>
+              <w:lang w:val="pt-BR"/>
+            </w:rPr>
+            <w:fldChar w:fldCharType="end"/>
+          </w:r>
+        </w:sdtContent>
+      </w:sdt>
+      <w:r>
+        <w:rPr>
+          <w:rFonts w:ascii="Arial" w:hAnsi="Arial" w:cs="Arial"/>
+        </w:rPr>
+        <w:t>.</w:t>
+      </w:r>
     </w:p>
     <w:p>
       <w:pPr>
@@ -2411,6 +2766,7 @@
         <w:rPr>
           <w:rFonts w:ascii="Arial" w:hAnsi="Arial" w:cs="Arial"/>
         </w:rPr>
+        <w:lastRenderedPageBreak/>
         <w:t>In swamps and on the ocean floor, dead plants and animals do not decompose completely and end up buried in layers of sediment. Over millions of years, heat and pressure transform the carbon from these plants and animals into fossil fuels such as coal, oil, and natural gas</w:t>
       </w:r>
       <w:sdt>
@@ -2484,7 +2840,340 @@
         <w:rPr>
           <w:rFonts w:ascii="Arial" w:hAnsi="Arial" w:cs="Arial"/>
         </w:rPr>
-        <w:t>The ocean also absorbs carbon dioxide and is considered the reservoir with the greatest capacity for carbon absorption near the Earth's surface, but most of that reservoir does not participate in rapid exchange with the atmosphere</w:t>
+        <w:t>However, human activities</w:t>
+      </w:r>
+      <w:r>
+        <w:rPr>
+          <w:rFonts w:ascii="Arial" w:hAnsi="Arial" w:cs="Arial"/>
+        </w:rPr>
+        <w:t xml:space="preserve">, </w:t>
+      </w:r>
+      <w:r>
+        <w:rPr>
+          <w:rFonts w:ascii="Arial" w:hAnsi="Arial" w:cs="Arial"/>
+        </w:rPr>
+        <w:t>particularly those related to the combustion of fossil fuels and certain industrial processes</w:t>
+      </w:r>
+      <w:r>
+        <w:rPr>
+          <w:rFonts w:ascii="Arial" w:hAnsi="Arial" w:cs="Arial"/>
+        </w:rPr>
+        <w:t xml:space="preserve">, </w:t>
+      </w:r>
+      <w:r>
+        <w:rPr>
+          <w:rFonts w:ascii="Arial" w:hAnsi="Arial" w:cs="Arial"/>
+        </w:rPr>
+        <w:t>have disrupted this balance by increasing the concentration of greenhouse gases, such as CO</w:t>
+      </w:r>
+      <w:r>
+        <w:rPr>
+          <w:rFonts w:ascii="Cambria Math" w:hAnsi="Cambria Math" w:cs="Cambria Math"/>
+        </w:rPr>
+        <w:t>₂</w:t>
+      </w:r>
+      <w:r>
+        <w:rPr>
+          <w:rFonts w:ascii="Arial" w:hAnsi="Arial" w:cs="Arial"/>
+        </w:rPr>
+        <w:t>, water vapor (H</w:t>
+      </w:r>
+      <w:r>
+        <w:rPr>
+          <w:rFonts w:ascii="Cambria Math" w:hAnsi="Cambria Math" w:cs="Cambria Math"/>
+        </w:rPr>
+        <w:t>₂</w:t>
+      </w:r>
+      <w:r>
+        <w:rPr>
+          <w:rFonts w:ascii="Arial" w:hAnsi="Arial" w:cs="Arial"/>
+        </w:rPr>
+        <w:t>O), methane (CH</w:t>
+      </w:r>
+      <w:r>
+        <w:rPr>
+          <w:rFonts w:ascii="Cambria Math" w:hAnsi="Cambria Math" w:cs="Cambria Math"/>
+        </w:rPr>
+        <w:t>₄</w:t>
+      </w:r>
+      <w:r>
+        <w:rPr>
+          <w:rFonts w:ascii="Arial" w:hAnsi="Arial" w:cs="Arial"/>
+        </w:rPr>
+        <w:t>), nitrous oxide (N</w:t>
+      </w:r>
+      <w:r>
+        <w:rPr>
+          <w:rFonts w:ascii="Cambria Math" w:hAnsi="Cambria Math" w:cs="Cambria Math"/>
+        </w:rPr>
+        <w:t>₂</w:t>
+      </w:r>
+      <w:r>
+        <w:rPr>
+          <w:rFonts w:ascii="Arial" w:hAnsi="Arial" w:cs="Arial"/>
+        </w:rPr>
+        <w:t>O), ozone (O</w:t>
+      </w:r>
+      <w:r>
+        <w:rPr>
+          <w:rFonts w:ascii="Cambria Math" w:hAnsi="Cambria Math" w:cs="Cambria Math"/>
+        </w:rPr>
+        <w:t>₃</w:t>
+      </w:r>
+      <w:r>
+        <w:rPr>
+          <w:rFonts w:ascii="Arial" w:hAnsi="Arial" w:cs="Arial"/>
+        </w:rPr>
+        <w:t>), and fluorinated gases such as CFCs.</w:t>
+      </w:r>
+    </w:p>
+    <w:p>
+      <w:pPr>
+        <w:pStyle w:val="NormalWeb"/>
+        <w:jc w:val="both"/>
+        <w:rPr>
+          <w:rFonts w:ascii="Arial" w:hAnsi="Arial" w:cs="Arial"/>
+        </w:rPr>
+      </w:pPr>
+      <w:r>
+        <w:rPr>
+          <w:rFonts w:ascii="Arial" w:hAnsi="Arial" w:cs="Arial"/>
+        </w:rPr>
+        <w:t>Greenhouse gases reduce the amount of infrared radiation that escapes directly into space by absorbing and re-emitting part of this energy within the atmosphere. The resulting increase in heat retained within the climate system contributes to global warming.</w:t>
+      </w:r>
+    </w:p>
+    <w:p>
+      <w:pPr>
+        <w:pStyle w:val="NormalWeb"/>
+        <w:jc w:val="both"/>
+        <w:rPr>
+          <w:rFonts w:ascii="Arial" w:hAnsi="Arial" w:cs="Arial"/>
+          <w:lang w:val="pt-BR"/>
+        </w:rPr>
+      </w:pPr>
+      <w:r>
+        <w:rPr>
+          <w:rFonts w:ascii="Arial" w:hAnsi="Arial" w:cs="Arial"/>
+          <w:lang w:val="pt-BR"/>
+        </w:rPr>
+        <w:t>Porque es importante este tema para las empresas:</w:t>
+      </w:r>
+    </w:p>
+    <w:p>
+      <w:pPr>
+        <w:pStyle w:val="NormalWeb"/>
+        <w:rPr>
+          <w:rFonts w:ascii="Arial" w:hAnsi="Arial" w:cs="Arial"/>
+          <w:lang w:val="pt-BR"/>
+        </w:rPr>
+      </w:pPr>
+    </w:p>
+    <w:p>
+      <w:pPr>
+        <w:pStyle w:val="NormalWeb"/>
+        <w:jc w:val="both"/>
+        <w:rPr>
+          <w:rFonts w:ascii="Arial" w:hAnsi="Arial" w:cs="Arial"/>
+          <w:lang w:val="pt-BR"/>
+        </w:rPr>
+      </w:pPr>
+      <w:r>
+        <w:rPr>
+          <w:rFonts w:ascii="Arial" w:hAnsi="Arial" w:cs="Arial"/>
+        </w:rPr>
+        <w:t xml:space="preserve">Large corporations have a vital role to play in efforts to mitigate global warming as the dominant producers of industrial greenhouse gas (GHG) emissions </w:t>
+      </w:r>
+      <w:sdt>
+        <w:sdtPr>
+          <w:rPr>
+            <w:rFonts w:ascii="Arial" w:hAnsi="Arial" w:cs="Arial"/>
+          </w:rPr>
+          <w:id w:val="-530340488"/>
+          <w:citation/>
+        </w:sdtPr>
+        <w:sdtContent>
+          <w:r>
+            <w:rPr>
+              <w:rFonts w:ascii="Arial" w:hAnsi="Arial" w:cs="Arial"/>
+            </w:rPr>
+            <w:fldChar w:fldCharType="begin"/>
+          </w:r>
+          <w:r>
+            <w:rPr>
+              <w:rFonts w:ascii="Arial" w:hAnsi="Arial" w:cs="Arial"/>
+            </w:rPr>
+            <w:instrText xml:space="preserve">CITATION Dow11 \l 1033 </w:instrText>
+          </w:r>
+          <w:r>
+            <w:rPr>
+              <w:rFonts w:ascii="Arial" w:hAnsi="Arial" w:cs="Arial"/>
+            </w:rPr>
+            <w:fldChar w:fldCharType="separate"/>
+          </w:r>
+          <w:r>
+            <w:rPr>
+              <w:rFonts w:ascii="Arial" w:hAnsi="Arial" w:cs="Arial"/>
+              <w:noProof/>
+            </w:rPr>
+            <w:t>(John Downie, 2011)</w:t>
+          </w:r>
+          <w:r>
+            <w:rPr>
+              <w:rFonts w:ascii="Arial" w:hAnsi="Arial" w:cs="Arial"/>
+            </w:rPr>
+            <w:fldChar w:fldCharType="end"/>
+          </w:r>
+        </w:sdtContent>
+      </w:sdt>
+      <w:r>
+        <w:rPr>
+          <w:rFonts w:ascii="Arial" w:hAnsi="Arial" w:cs="Arial"/>
+        </w:rPr>
+        <w:t xml:space="preserve">. </w:t>
+      </w:r>
+      <w:r>
+        <w:rPr>
+          <w:rFonts w:ascii="Arial" w:hAnsi="Arial" w:cs="Arial"/>
+          <w:lang w:val="pt-BR"/>
+        </w:rPr>
+        <w:t>E</w:t>
+      </w:r>
+      <w:r>
+        <w:rPr>
+          <w:rFonts w:ascii="Arial" w:hAnsi="Arial" w:cs="Arial"/>
+          <w:lang w:val="pt-BR"/>
+        </w:rPr>
+        <w:t>stas emisiones pueden cuantificarse mediante inventarios de gases de efecto invernadero</w:t>
+      </w:r>
+      <w:r>
+        <w:rPr>
+          <w:rFonts w:ascii="Arial" w:hAnsi="Arial" w:cs="Arial"/>
+          <w:lang w:val="pt-BR"/>
+        </w:rPr>
+        <w:t>, en ellos pueden consiferarse para su inventario</w:t>
+      </w:r>
+      <w:r>
+        <w:rPr>
+          <w:rFonts w:ascii="Arial" w:hAnsi="Arial" w:cs="Arial"/>
+          <w:lang w:val="pt-BR"/>
+        </w:rPr>
+        <w:t xml:space="preserve"> el scope 1, scope 2 and scope 3</w:t>
+      </w:r>
+      <w:r>
+        <w:rPr>
+          <w:rFonts w:ascii="Arial" w:hAnsi="Arial" w:cs="Arial"/>
+          <w:lang w:val="pt-BR"/>
+        </w:rPr>
+        <w:t xml:space="preserve"> (los cuales se describen a continuacion en la sifuiente Figura 2) </w:t>
+      </w:r>
+      <w:r>
+        <w:rPr>
+          <w:rFonts w:ascii="Arial" w:hAnsi="Arial" w:cs="Arial"/>
+          <w:lang w:val="pt-BR"/>
+        </w:rPr>
+        <w:t>y expresarse como toneladas de CO</w:t>
+      </w:r>
+      <w:r>
+        <w:rPr>
+          <w:rFonts w:ascii="Cambria Math" w:hAnsi="Cambria Math" w:cs="Cambria Math"/>
+          <w:lang w:val="pt-BR"/>
+        </w:rPr>
+        <w:t>₂</w:t>
+      </w:r>
+      <w:r>
+        <w:rPr>
+          <w:rFonts w:ascii="Arial" w:hAnsi="Arial" w:cs="Arial"/>
+          <w:lang w:val="pt-BR"/>
+        </w:rPr>
+        <w:t xml:space="preserve"> equivalente (tCO</w:t>
+      </w:r>
+      <w:r>
+        <w:rPr>
+          <w:rFonts w:ascii="Cambria Math" w:hAnsi="Cambria Math" w:cs="Cambria Math"/>
+          <w:lang w:val="pt-BR"/>
+        </w:rPr>
+        <w:t>₂</w:t>
+      </w:r>
+      <w:r>
+        <w:rPr>
+          <w:rFonts w:ascii="Arial" w:hAnsi="Arial" w:cs="Arial"/>
+          <w:lang w:val="pt-BR"/>
+        </w:rPr>
+        <w:t xml:space="preserve">e). </w:t>
+      </w:r>
+    </w:p>
+    <w:p>
+      <w:pPr>
+        <w:pStyle w:val="NormalWeb"/>
+        <w:rPr>
+          <w:rFonts w:ascii="Arial" w:hAnsi="Arial" w:cs="Arial"/>
+          <w:lang w:val="pt-BR"/>
+        </w:rPr>
+      </w:pPr>
+      <w:r>
+        <w:rPr>
+          <w:rFonts w:ascii="Arial" w:hAnsi="Arial" w:cs="Arial"/>
+          <w:lang w:val="pt-BR"/>
+        </w:rPr>
+        <w:drawing>
+          <wp:inline distT="0" distB="0" distL="0" distR="0" wp14:anchorId="3267687A" wp14:editId="441FE344">
+            <wp:extent cx="5494496" cy="2331922"/>
+            <wp:effectExtent l="0" t="0" r="0" b="0"/>
+            <wp:docPr id="1784026794" name="Picture 1"/>
+            <wp:cNvGraphicFramePr>
+              <a:graphicFrameLocks xmlns:a="http://schemas.openxmlformats.org/drawingml/2006/main" noChangeAspect="1"/>
+            </wp:cNvGraphicFramePr>
+            <a:graphic xmlns:a="http://schemas.openxmlformats.org/drawingml/2006/main">
+              <a:graphicData uri="http://schemas.openxmlformats.org/drawingml/2006/picture">
+                <pic:pic xmlns:pic="http://schemas.openxmlformats.org/drawingml/2006/picture">
+                  <pic:nvPicPr>
+                    <pic:cNvPr id="1784026794" name=""/>
+                    <pic:cNvPicPr/>
+                  </pic:nvPicPr>
+                  <pic:blipFill>
+                    <a:blip r:embed="rId9"/>
+                    <a:stretch>
+                      <a:fillRect/>
+                    </a:stretch>
+                  </pic:blipFill>
+                  <pic:spPr>
+                    <a:xfrm>
+                      <a:off x="0" y="0"/>
+                      <a:ext cx="5494496" cy="2331922"/>
+                    </a:xfrm>
+                    <a:prstGeom prst="rect">
+                      <a:avLst/>
+                    </a:prstGeom>
+                  </pic:spPr>
+                </pic:pic>
+              </a:graphicData>
+            </a:graphic>
+          </wp:inline>
+        </w:drawing>
+      </w:r>
+    </w:p>
+    <w:p>
+      <w:pPr>
+        <w:pStyle w:val="NormalWeb"/>
+        <w:jc w:val="center"/>
+        <w:rPr>
+          <w:rFonts w:ascii="Arial" w:hAnsi="Arial" w:cs="Arial"/>
+          <w:lang w:val="pt-BR"/>
+        </w:rPr>
+      </w:pPr>
+      <w:r>
+        <w:rPr>
+          <w:rFonts w:ascii="Arial" w:hAnsi="Arial" w:cs="Arial"/>
+          <w:lang w:val="pt-BR"/>
+        </w:rPr>
+        <w:t>Figura 2. GHG emissiones</w:t>
+      </w:r>
+      <w:r>
+        <w:rPr>
+          <w:rFonts w:ascii="Arial" w:hAnsi="Arial" w:cs="Arial"/>
+          <w:lang w:val="pt-BR"/>
+        </w:rPr>
+        <w:t xml:space="preserve"> </w:t>
       </w:r>
       <w:sdt>
         <w:sdtPr>
@@ -2492,7 +3181,7 @@
             <w:rFonts w:ascii="Arial" w:hAnsi="Arial" w:cs="Arial"/>
             <w:lang w:val="pt-BR"/>
           </w:rPr>
-          <w:id w:val="1326943267"/>
+          <w:id w:val="-357120732"/>
           <w:citation/>
         </w:sdtPr>
         <w:sdtContent>
@@ -2506,8 +3195,9 @@
           <w:r>
             <w:rPr>
               <w:rFonts w:ascii="Arial" w:hAnsi="Arial" w:cs="Arial"/>
-            </w:rPr>
-            <w:instrText xml:space="preserve"> CITATION Env13 \l 1033 </w:instrText>
+              <w:lang w:val="en-US"/>
+            </w:rPr>
+            <w:instrText xml:space="preserve">CITATION HHo \l 1033 </w:instrText>
           </w:r>
           <w:r>
             <w:rPr>
@@ -2520,8 +3210,9 @@
             <w:rPr>
               <w:rFonts w:ascii="Arial" w:hAnsi="Arial" w:cs="Arial"/>
               <w:noProof/>
-            </w:rPr>
-            <w:t xml:space="preserve"> (Environmental Protection Agency (EPA), 2013)</w:t>
+              <w:lang w:val="en-US"/>
+            </w:rPr>
+            <w:t>(Timo, 2008)</w:t>
           </w:r>
           <w:r>
             <w:rPr>
@@ -2535,6 +3226,7 @@
       <w:r>
         <w:rPr>
           <w:rFonts w:ascii="Arial" w:hAnsi="Arial" w:cs="Arial"/>
+          <w:lang w:val="pt-BR"/>
         </w:rPr>
         <w:t>.</w:t>
       </w:r>
@@ -2542,117 +3234,56 @@
     <w:p>
       <w:pPr>
         <w:pStyle w:val="NormalWeb"/>
-        <w:jc w:val="both"/>
-        <w:rPr>
-          <w:rFonts w:ascii="Arial" w:hAnsi="Arial" w:cs="Arial"/>
-        </w:rPr>
-      </w:pPr>
-      <w:r>
-        <w:rPr>
-          <w:rFonts w:ascii="Arial" w:hAnsi="Arial" w:cs="Arial"/>
-        </w:rPr>
-        <w:t>However, human activities have disrupted the carbon cycle: both by adding more CO</w:t>
-      </w:r>
-      <w:r>
-        <w:rPr>
-          <w:rFonts w:ascii="Arial" w:hAnsi="Arial" w:cs="Arial"/>
-          <w:vertAlign w:val="subscript"/>
-        </w:rPr>
-        <w:t>2</w:t>
-      </w:r>
-      <w:r>
-        <w:rPr>
-          <w:rFonts w:ascii="Arial" w:hAnsi="Arial" w:cs="Arial"/>
-        </w:rPr>
-        <w:t xml:space="preserve"> to the atmosphere and by affecting the ability of natural sinks (such as forests) to remove CO</w:t>
-      </w:r>
-      <w:r>
-        <w:rPr>
-          <w:rFonts w:ascii="Arial" w:hAnsi="Arial" w:cs="Arial"/>
-          <w:vertAlign w:val="subscript"/>
-        </w:rPr>
-        <w:t>2</w:t>
-      </w:r>
-      <w:r>
-        <w:rPr>
-          <w:rFonts w:ascii="Arial" w:hAnsi="Arial" w:cs="Arial"/>
-        </w:rPr>
-        <w:t xml:space="preserve"> from the atmosphere, as well as by influencing the land’s capacity to store carbon</w:t>
-      </w:r>
-      <w:sdt>
-        <w:sdtPr>
-          <w:rPr>
-            <w:rFonts w:ascii="Arial" w:hAnsi="Arial" w:cs="Arial"/>
-          </w:rPr>
-          <w:id w:val="-719817485"/>
-          <w:citation/>
-        </w:sdtPr>
-        <w:sdtContent>
-          <w:r>
-            <w:rPr>
-              <w:rFonts w:ascii="Arial" w:hAnsi="Arial" w:cs="Arial"/>
-            </w:rPr>
-            <w:fldChar w:fldCharType="begin"/>
-          </w:r>
-          <w:r>
-            <w:rPr>
-              <w:rFonts w:ascii="Arial" w:hAnsi="Arial" w:cs="Arial"/>
-              <w:lang w:val="en-US"/>
-            </w:rPr>
-            <w:instrText xml:space="preserve"> CITATION Env26 \l 1033 </w:instrText>
-          </w:r>
-          <w:r>
-            <w:rPr>
-              <w:rFonts w:ascii="Arial" w:hAnsi="Arial" w:cs="Arial"/>
-            </w:rPr>
-            <w:fldChar w:fldCharType="separate"/>
-          </w:r>
-          <w:r>
-            <w:rPr>
-              <w:rFonts w:ascii="Arial" w:hAnsi="Arial" w:cs="Arial"/>
-              <w:noProof/>
-              <w:lang w:val="en-US"/>
-            </w:rPr>
-            <w:t xml:space="preserve"> </w:t>
-          </w:r>
-          <w:r>
-            <w:rPr>
-              <w:rFonts w:ascii="Arial" w:hAnsi="Arial" w:cs="Arial"/>
-              <w:noProof/>
-              <w:lang w:val="en-US"/>
-            </w:rPr>
-            <w:t>(EPA, 2026)</w:t>
-          </w:r>
-          <w:r>
-            <w:rPr>
-              <w:rFonts w:ascii="Arial" w:hAnsi="Arial" w:cs="Arial"/>
-            </w:rPr>
-            <w:fldChar w:fldCharType="end"/>
-          </w:r>
-        </w:sdtContent>
-      </w:sdt>
-      <w:r>
-        <w:rPr>
-          <w:rFonts w:ascii="Arial" w:hAnsi="Arial" w:cs="Arial"/>
-        </w:rPr>
-        <w:t xml:space="preserve">. </w:t>
+        <w:rPr>
+          <w:rFonts w:ascii="Arial" w:hAnsi="Arial" w:cs="Arial"/>
+          <w:lang w:val="pt-BR"/>
+        </w:rPr>
+      </w:pPr>
+      <w:r>
+        <w:rPr>
+          <w:rFonts w:ascii="Arial" w:hAnsi="Arial" w:cs="Arial"/>
+          <w:lang w:val="pt-BR"/>
+        </w:rPr>
+        <w:t>Esta información constituye una parte importante de los indicadores ambientales utilizados en el contexto ESG</w:t>
+      </w:r>
+      <w:r>
+        <w:rPr>
+          <w:rFonts w:ascii="Arial" w:hAnsi="Arial" w:cs="Arial"/>
+          <w:lang w:val="pt-BR"/>
+        </w:rPr>
+        <w:t xml:space="preserve"> (Environmental, Social and Governance criterial)</w:t>
+      </w:r>
+      <w:r>
+        <w:rPr>
+          <w:rFonts w:ascii="Arial" w:hAnsi="Arial" w:cs="Arial"/>
+          <w:lang w:val="pt-BR"/>
+        </w:rPr>
+        <w:t>.</w:t>
       </w:r>
     </w:p>
     <w:p>
       <w:pPr>
         <w:pStyle w:val="NormalWeb"/>
-        <w:jc w:val="both"/>
         <w:rPr>
           <w:rFonts w:ascii="Arial" w:hAnsi="Arial" w:cs="Arial"/>
           <w:lang w:val="pt-BR"/>
         </w:rPr>
       </w:pPr>
-      <w:r>
+    </w:p>
+    <w:p>
+      <w:pPr>
+        <w:pStyle w:val="NormalWeb"/>
         <w:rPr>
           <w:rFonts w:ascii="Arial" w:hAnsi="Arial" w:cs="Arial"/>
           <w:lang w:val="pt-BR"/>
         </w:rPr>
-        <w:t>Porque es importante este tema para las empresas:</w:t>
+      </w:pPr>
+      <w:r>
+        <w:rPr>
+          <w:rFonts w:ascii="Arial" w:hAnsi="Arial" w:cs="Arial"/>
+          <w:lang w:val="pt-BR"/>
+        </w:rPr>
+        <w:t>Que esta pasando actualmente</w:t>
       </w:r>
     </w:p>
     <w:p>
@@ -2668,8 +3299,38 @@
           <w:rFonts w:ascii="Arial" w:hAnsi="Arial" w:cs="Arial"/>
           <w:lang w:val="pt-BR"/>
         </w:rPr>
+        <w:t>Cual es la oportunidad o necesidad</w:t>
+      </w:r>
+    </w:p>
+    <w:p>
+      <w:pPr>
+        <w:pStyle w:val="NormalWeb"/>
+        <w:rPr>
+          <w:rFonts w:ascii="Arial" w:hAnsi="Arial" w:cs="Arial"/>
+          <w:lang w:val="pt-BR"/>
+        </w:rPr>
+      </w:pPr>
+      <w:r>
+        <w:rPr>
+          <w:rFonts w:ascii="Arial" w:hAnsi="Arial" w:cs="Arial"/>
+          <w:lang w:val="pt-BR"/>
+        </w:rPr>
         <w:lastRenderedPageBreak/>
-        <w:t>Que esta pasando actualmente</w:t>
+        <w:t>S</w:t>
+      </w:r>
+      <w:r>
+        <w:rPr>
+          <w:rFonts w:ascii="Arial" w:hAnsi="Arial" w:cs="Arial"/>
+          <w:lang w:val="pt-BR"/>
+        </w:rPr>
+        <w:t xml:space="preserve">in embargo, disponer de información histórica sobre emisiones no necesariamente permite a las organizaciones anticipar su evolución futura ni evaluar cómo diferentes decisiones operativas podrían modificar su trayectoria. Esto plantea una oportunidad para aplicar técnicas de análisis de datos y </w:t>
+      </w:r>
+      <w:r>
+        <w:rPr>
+          <w:rFonts w:ascii="Arial" w:hAnsi="Arial" w:cs="Arial"/>
+          <w:lang w:val="pt-BR"/>
+        </w:rPr>
+        <w:t xml:space="preserve">prediccion. </w:t>
       </w:r>
     </w:p>
     <w:p>
@@ -2685,7 +3346,7 @@
           <w:rFonts w:ascii="Arial" w:hAnsi="Arial" w:cs="Arial"/>
           <w:lang w:val="pt-BR"/>
         </w:rPr>
-        <w:t>Cual es la oportunidad o necesidad</w:t>
+        <w:t>Aunque las emisiones históricas de gases de efecto invernadero son un indicador importante del desempeño medioambiental de una organización, los informes históricos por sí solos no proporcionan necesariamente información suficiente para respaldar la toma de decisiones con visión de futuro. Las organizaciones también deben comprender cómo pueden evolucionar sus emisiones en diferentes condiciones empresariales y operativas.</w:t>
       </w:r>
     </w:p>
     <w:p>
@@ -2701,7 +3362,42 @@
           <w:rFonts w:ascii="Arial" w:hAnsi="Arial" w:cs="Arial"/>
           <w:lang w:val="pt-BR"/>
         </w:rPr>
-        <w:t>Que hara este proyecto</w:t>
+        <w:t xml:space="preserve">Los datos históricos empresariales y medioambientales pueden utilizarse para identificar patrones y relaciones entre las características corporativas y las emisiones de gases de efecto invernadero. </w:t>
+      </w:r>
+      <w:r>
+        <w:rPr>
+          <w:rFonts w:ascii="Arial" w:hAnsi="Arial" w:cs="Arial"/>
+          <w:lang w:val="pt-BR"/>
+        </w:rPr>
+        <w:t>Esto supone una oportunidad para el análisis de datos y la elaboración de modelos predictivos</w:t>
+      </w:r>
+      <w:r>
+        <w:rPr>
+          <w:rFonts w:ascii="Arial" w:hAnsi="Arial" w:cs="Arial"/>
+          <w:lang w:val="pt-BR"/>
+        </w:rPr>
+        <w:t xml:space="preserve"> </w:t>
+      </w:r>
+      <w:r>
+        <w:rPr>
+          <w:rFonts w:ascii="Arial" w:hAnsi="Arial" w:cs="Arial"/>
+          <w:lang w:val="pt-BR"/>
+        </w:rPr>
+        <w:t xml:space="preserve">para estimar las emisiones futuras, </w:t>
+      </w:r>
+      <w:r>
+        <w:rPr>
+          <w:rFonts w:ascii="Arial" w:hAnsi="Arial" w:cs="Arial"/>
+          <w:lang w:val="pt-BR"/>
+        </w:rPr>
+        <w:t>y a su vez</w:t>
+      </w:r>
+      <w:r>
+        <w:rPr>
+          <w:rFonts w:ascii="Arial" w:hAnsi="Arial" w:cs="Arial"/>
+          <w:lang w:val="pt-BR"/>
+        </w:rPr>
+        <w:t xml:space="preserve"> el análisis de escenarios puede servir para explorar cómo los cambios en las variables relevantes pueden afectar a la trayectoria de emisiones prevista.</w:t>
       </w:r>
     </w:p>
     <w:p>
@@ -2958,6 +3654,7 @@
           <w:bCs/>
           <w:color w:val="auto"/>
         </w:rPr>
+        <w:lastRenderedPageBreak/>
         <w:t>VII</w:t>
       </w:r>
       <w:r>
@@ -3048,7 +3745,6 @@
           <w:bCs/>
           <w:color w:val="auto"/>
         </w:rPr>
-        <w:lastRenderedPageBreak/>
         <w:t>IX</w:t>
       </w:r>
       <w:r>
@@ -3278,7 +3974,13 @@
     <w:sdt>
       <w:sdtPr>
         <w:rPr>
-          <w:lang w:val="en-GB"/>
+          <w:rFonts w:ascii="Calibri" w:eastAsia="Calibri" w:hAnsi="Calibri" w:cs="Calibri"/>
+          <w:color w:val="auto"/>
+          <w:kern w:val="0"/>
+          <w:sz w:val="22"/>
+          <w:szCs w:val="22"/>
+          <w:lang w:val="en-GB" w:eastAsia="en-IE"/>
+          <w14:ligatures w14:val="none"/>
         </w:rPr>
         <w:id w:val="-2132091116"/>
         <w:docPartObj>
@@ -3288,13 +3990,7 @@
       </w:sdtPr>
       <w:sdtEndPr>
         <w:rPr>
-          <w:rFonts w:ascii="Calibri" w:eastAsia="Calibri" w:hAnsi="Calibri" w:cs="Calibri"/>
-          <w:color w:val="auto"/>
-          <w:kern w:val="0"/>
-          <w:sz w:val="22"/>
-          <w:szCs w:val="22"/>
-          <w:lang w:val="en-IE" w:eastAsia="en-IE"/>
-          <w14:ligatures w14:val="none"/>
+          <w:lang w:val="en-IE"/>
         </w:rPr>
       </w:sdtEndPr>
       <w:sdtContent>
@@ -3388,9 +4084,83 @@
         <w:spacing w:after="0"/>
       </w:pPr>
     </w:p>
-    <w:p/>
+    <w:p>
+      <w:pPr>
+        <w:rPr>
+          <w:lang w:val="pt-BR"/>
+        </w:rPr>
+      </w:pPr>
+      <w:r>
+        <w:rPr>
+          <w:lang w:val="pt-BR"/>
+        </w:rPr>
+        <w:t>Glosario:</w:t>
+      </w:r>
+    </w:p>
+    <w:p>
+      <w:pPr>
+        <w:rPr>
+          <w:lang w:val="pt-BR"/>
+        </w:rPr>
+      </w:pPr>
+      <w:r>
+        <w:rPr>
+          <w:lang w:val="pt-BR"/>
+        </w:rPr>
+        <w:t>Gases de efecto invernadero:</w:t>
+      </w:r>
+    </w:p>
+    <w:p>
+      <w:r>
+        <w:lastRenderedPageBreak/>
+        <w:t>CO2:</w:t>
+      </w:r>
+    </w:p>
+    <w:p>
+      <w:r>
+        <w:t>t</w:t>
+      </w:r>
+      <w:r>
+        <w:t xml:space="preserve"> </w:t>
+      </w:r>
+      <w:r>
+        <w:t>CO2e:</w:t>
+      </w:r>
+    </w:p>
+    <w:p>
+      <w:r>
+        <w:t>Calentamiento Global:</w:t>
+      </w:r>
+    </w:p>
+    <w:p>
+      <w:pPr>
+        <w:rPr>
+          <w:rFonts w:ascii="Arial" w:hAnsi="Arial" w:cs="Arial"/>
+          <w:lang w:val="pt-BR"/>
+        </w:rPr>
+      </w:pPr>
+      <w:r>
+        <w:rPr>
+          <w:rFonts w:ascii="Arial" w:hAnsi="Arial" w:cs="Arial"/>
+          <w:lang w:val="pt-BR"/>
+        </w:rPr>
+        <w:t>inventarios de gases de efecto invernader</w:t>
+      </w:r>
+      <w:r>
+        <w:rPr>
+          <w:rFonts w:ascii="Arial" w:hAnsi="Arial" w:cs="Arial"/>
+          <w:lang w:val="pt-BR"/>
+        </w:rPr>
+        <w:t>:</w:t>
+      </w:r>
+    </w:p>
+    <w:p>
+      <w:r>
+        <w:t>ESG is a framework that helps stakeholders understand how an organization manages risks and opportunities around sustainability issues.</w:t>
+      </w:r>
+    </w:p>
     <w:sectPr>
-      <w:footerReference w:type="default" r:id="rId8"/>
+      <w:footerReference w:type="default" r:id="rId10"/>
       <w:pgSz w:w="11906" w:h="16838"/>
       <w:pgMar w:top="1440" w:right="1440" w:bottom="1440" w:left="1440" w:header="708" w:footer="708" w:gutter="0"/>
       <w:pgNumType w:start="1"/>
@@ -5007,7 +5777,7 @@
     <b:Month>September</b:Month>
     <b:Day>9</b:Day>
     <b:URL>https://sor.epa.gov/sor_internet/registry/termreg/searchandretrieve/glossariesandkeywordlists/search.do?details=&amp;vocabName=Glossary%20Climate%20Change%20Terms&amp;filterTerm=carbon%20cycle&amp;checkedAcronym=false&amp;checkedTerm=false&amp;hasDefinitions=false&amp;filterTerm</b:URL>
-    <b:RefOrder>2</b:RefOrder>
+    <b:RefOrder>3</b:RefOrder>
   </b:Source>
   <b:Source>
     <b:Tag>Env</b:Tag>
@@ -5023,13 +5793,80 @@
     <b:Year>2012</b:Year>
     <b:Month>September</b:Month>
     <b:Day>14</b:Day>
-    <b:RefOrder>3</b:RefOrder>
+    <b:RefOrder>4</b:RefOrder>
+  </b:Source>
+  <b:Source>
+    <b:Tag>Dow11</b:Tag>
+    <b:SourceType>DocumentFromInternetSite</b:SourceType>
+    <b:Guid>{6A8F3110-66EC-4FC7-B21D-2985AC613042}</b:Guid>
+    <b:Title>Evaluation of Australian companies’ scope 3 greenhouse gas</b:Title>
+    <b:Year>2011</b:Year>
+    <b:Month>September</b:Month>
+    <b:Day>24</b:Day>
+    <b:Author>
+      <b:Author>
+        <b:NameList>
+          <b:Person>
+            <b:Last>John Downie</b:Last>
+            <b:First>Wendy</b:First>
+            <b:Middle>Stubbs</b:Middle>
+          </b:Person>
+        </b:NameList>
+      </b:Author>
+    </b:Author>
+    <b:InternetSiteTitle>ELSEVIER</b:InternetSiteTitle>
+    <b:URL>https://www.sciencedirect.com/science/article/abs/pii/S0959652611003416</b:URL>
+    <b:RefOrder>5</b:RefOrder>
+  </b:Source>
+  <b:Source>
+    <b:Tag>Hab24</b:Tag>
+    <b:SourceType>DocumentFromInternetSite</b:SourceType>
+    <b:Guid>{7A64FE6C-F45C-4895-989D-C2F3BB58320C}</b:Guid>
+    <b:Author>
+      <b:Author>
+        <b:NameList>
+          <b:Person>
+            <b:Last>Habeeb Fadya A.</b:Last>
+            <b:First>Abdulfattah</b:First>
+            <b:Middle>Habeeb Mustafa, Layth Khaleel Yahya and N. Ameen Fatimah</b:Middle>
+          </b:Person>
+        </b:NameList>
+      </b:Author>
+    </b:Author>
+    <b:Title>Global Analysis and Prediction of CO2 and Greenhouse Gas Emissions across Continents </b:Title>
+    <b:InternetSiteTitle>ARTICLEINFO</b:InternetSiteTitle>
+    <b:Year>2024</b:Year>
+    <b:Month>November</b:Month>
+    <b:Day>25</b:Day>
+    <b:URL>https://www.bing.com/ck/a?!&amp;&amp;p=3a2c4c3c80f3c636645997da40ee3de7babee04b043e6f7224ecd54831762cc0JmltdHM9MTc5MDg5OTIwMA&amp;ptn=3&amp;ver=2&amp;hsh=4&amp;fclid=08ab4975-cd86-6830-1003-5e52ccfd69e7&amp;psq=Global+Analysis+and+Prediction+of+CO2+and+Greenhouse+Gas+Emissions+acros</b:URL>
+    <b:RefOrder>2</b:RefOrder>
+  </b:Source>
+  <b:Source>
+    <b:Tag>HHo</b:Tag>
+    <b:SourceType>JournalArticle</b:SourceType>
+    <b:Guid>{C9448315-E4D0-449B-8DA7-B87E124C84C0}</b:Guid>
+    <b:Title>Corporate Carbon Performance Indicators: Carbon Intensity, Dependency, Exposure and Risk</b:Title>
+    <b:Author>
+      <b:Author>
+        <b:NameList>
+          <b:Person>
+            <b:Last>Timo</b:Last>
+            <b:First>H.</b:First>
+            <b:Middle>Hoffmann Volker and Busch</b:Middle>
+          </b:Person>
+        </b:NameList>
+      </b:Author>
+    </b:Author>
+    <b:JournalName>Journal of Industrial Ecology</b:JournalName>
+    <b:Pages>505-520</b:Pages>
+    <b:Year>2008</b:Year>
+    <b:RefOrder>6</b:RefOrder>
   </b:Source>
 </b:Sources>
 </file>
 
 <file path=customXml/itemProps1.xml><?xml version="1.0" encoding="utf-8"?>
-<ds:datastoreItem xmlns:ds="http://schemas.openxmlformats.org/officeDocument/2006/customXml" ds:itemID="{350E676F-BDCF-4D5A-891A-FA8FD588DC52}">
+<ds:datastoreItem xmlns:ds="http://schemas.openxmlformats.org/officeDocument/2006/customXml" ds:itemID="{67E9B32A-44BA-449E-907A-A8995C2F4140}">
   <ds:schemaRefs>
     <ds:schemaRef ds:uri="http://schemas.openxmlformats.org/officeDocument/2006/bibliography"/>
   </ds:schemaRefs>

--- a/CA1-ANDREA DIAZ MEDRANO.docx
+++ b/CA1-ANDREA DIAZ MEDRANO.docx
@@ -2076,7 +2076,14 @@
         <w:rPr>
           <w:rFonts w:ascii="Arial" w:hAnsi="Arial" w:cs="Arial"/>
         </w:rPr>
-        <w:t>corporate greenhouse gas emissions (tCO</w:t>
+        <w:t>corporate greenhouse gas emissions (</w:t>
+      </w:r>
+      <w:proofErr w:type="spellStart"/>
+      <w:r>
+        <w:rPr>
+          <w:rFonts w:ascii="Arial" w:hAnsi="Arial" w:cs="Arial"/>
+        </w:rPr>
+        <w:t>tCO</w:t>
       </w:r>
       <w:r>
         <w:rPr>
@@ -2088,7 +2095,14 @@
         <w:rPr>
           <w:rFonts w:ascii="Arial" w:hAnsi="Arial" w:cs="Arial"/>
         </w:rPr>
-        <w:t>e)</w:t>
+        <w:t>e</w:t>
+      </w:r>
+      <w:proofErr w:type="spellEnd"/>
+      <w:r>
+        <w:rPr>
+          <w:rFonts w:ascii="Arial" w:hAnsi="Arial" w:cs="Arial"/>
+        </w:rPr>
+        <w:t>)</w:t>
       </w:r>
       <w:r>
         <w:rPr>
@@ -2140,7 +2154,21 @@
         <w:rPr>
           <w:rFonts w:ascii="Arial" w:hAnsi="Arial" w:cs="Arial"/>
         </w:rPr>
-        <w:t>The Earth's atmosphere is composed of various gases, with nitrogen and oxygen being the most abundant, at concentrations of 78% and 21%, respectively. The remaining 1% includes some gases known as trace gases, such as ozone, sulfur dioxide, nitrogen oxides, and carbon dioxide (CO</w:t>
+        <w:t xml:space="preserve">The Earth's atmosphere is composed of various gases, with nitrogen and oxygen being the most abundant, at concentrations of 78% and 21%, respectively. The remaining 1% includes some gases known as trace gases, such as ozone, </w:t>
+      </w:r>
+      <w:proofErr w:type="spellStart"/>
+      <w:r>
+        <w:rPr>
+          <w:rFonts w:ascii="Arial" w:hAnsi="Arial" w:cs="Arial"/>
+        </w:rPr>
+        <w:t>sulfur</w:t>
+      </w:r>
+      <w:proofErr w:type="spellEnd"/>
+      <w:r>
+        <w:rPr>
+          <w:rFonts w:ascii="Arial" w:hAnsi="Arial" w:cs="Arial"/>
+        </w:rPr>
+        <w:t xml:space="preserve"> dioxide, nitrogen oxides, and carbon dioxide (CO</w:t>
       </w:r>
       <w:r>
         <w:rPr>
@@ -2429,6 +2457,7 @@
       <w:r>
         <w:rPr>
           <w:rFonts w:ascii="Arial" w:hAnsi="Arial" w:cs="Arial"/>
+          <w:noProof/>
         </w:rPr>
         <w:drawing>
           <wp:inline distT="0" distB="0" distL="0" distR="0" wp14:anchorId="5ABCE83C" wp14:editId="2AB648D7">
@@ -2962,26 +2991,22 @@
     <w:p>
       <w:pPr>
         <w:pStyle w:val="NormalWeb"/>
-        <w:rPr>
-          <w:rFonts w:ascii="Arial" w:hAnsi="Arial" w:cs="Arial"/>
-          <w:lang w:val="pt-BR"/>
-        </w:rPr>
-      </w:pPr>
-    </w:p>
-    <w:p>
-      <w:pPr>
-        <w:pStyle w:val="NormalWeb"/>
         <w:jc w:val="both"/>
         <w:rPr>
           <w:rFonts w:ascii="Arial" w:hAnsi="Arial" w:cs="Arial"/>
-          <w:lang w:val="pt-BR"/>
-        </w:rPr>
-      </w:pPr>
-      <w:r>
-        <w:rPr>
-          <w:rFonts w:ascii="Arial" w:hAnsi="Arial" w:cs="Arial"/>
-        </w:rPr>
-        <w:t xml:space="preserve">Large corporations have a vital role to play in efforts to mitigate global warming as the dominant producers of industrial greenhouse gas (GHG) emissions </w:t>
+        </w:rPr>
+      </w:pPr>
+      <w:r>
+        <w:rPr>
+          <w:rFonts w:ascii="Arial" w:hAnsi="Arial" w:cs="Arial"/>
+        </w:rPr>
+        <w:t>Currently,</w:t>
+      </w:r>
+      <w:r>
+        <w:rPr>
+          <w:rFonts w:ascii="Arial" w:hAnsi="Arial" w:cs="Arial"/>
+        </w:rPr>
+        <w:t xml:space="preserve"> corporations have a vital role to play in efforts to mitigate global warming as the dominant producers of industrial greenhouse gas (GHG) emissions </w:t>
       </w:r>
       <w:sdt>
         <w:sdtPr>
@@ -3034,85 +3059,73 @@
       <w:r>
         <w:rPr>
           <w:rFonts w:ascii="Arial" w:hAnsi="Arial" w:cs="Arial"/>
+        </w:rPr>
+        <w:t>These emissions can be quantified using greenhouse gas i</w:t>
+      </w:r>
+      <w:r>
+        <w:rPr>
+          <w:rFonts w:ascii="Arial" w:hAnsi="Arial" w:cs="Arial"/>
+        </w:rPr>
+        <w:t>nventories, which may include Scope 1, Scope 2 and Scope 3 emissions (described below in Figure 2) and expressed in metric tons of CO</w:t>
+      </w:r>
+      <w:r>
+        <w:rPr>
+          <w:rFonts w:ascii="Arial" w:hAnsi="Arial" w:cs="Arial"/>
+          <w:vertAlign w:val="subscript"/>
+        </w:rPr>
+        <w:t>2</w:t>
+      </w:r>
+      <w:r>
+        <w:rPr>
+          <w:rFonts w:ascii="Arial" w:hAnsi="Arial" w:cs="Arial"/>
+        </w:rPr>
+        <w:t xml:space="preserve"> equivalent</w:t>
+      </w:r>
+      <w:r>
+        <w:rPr>
+          <w:rFonts w:ascii="Arial" w:hAnsi="Arial" w:cs="Arial"/>
+        </w:rPr>
+        <w:t xml:space="preserve"> (</w:t>
+      </w:r>
+      <w:proofErr w:type="spellStart"/>
+      <w:r>
+        <w:rPr>
+          <w:rFonts w:ascii="Arial" w:hAnsi="Arial" w:cs="Arial"/>
+        </w:rPr>
+        <w:t>tCO</w:t>
+      </w:r>
+      <w:r>
+        <w:rPr>
+          <w:rFonts w:ascii="Cambria Math" w:hAnsi="Cambria Math" w:cs="Cambria Math"/>
+        </w:rPr>
+        <w:t>₂</w:t>
+      </w:r>
+      <w:r>
+        <w:rPr>
+          <w:rFonts w:ascii="Arial" w:hAnsi="Arial" w:cs="Arial"/>
+        </w:rPr>
+        <w:t>e</w:t>
+      </w:r>
+      <w:proofErr w:type="spellEnd"/>
+      <w:r>
+        <w:rPr>
+          <w:rFonts w:ascii="Arial" w:hAnsi="Arial" w:cs="Arial"/>
+        </w:rPr>
+        <w:t xml:space="preserve">). </w:t>
+      </w:r>
+    </w:p>
+    <w:p>
+      <w:pPr>
+        <w:pStyle w:val="NormalWeb"/>
+        <w:rPr>
+          <w:rFonts w:ascii="Arial" w:hAnsi="Arial" w:cs="Arial"/>
           <w:lang w:val="pt-BR"/>
         </w:rPr>
-        <w:t>E</w:t>
-      </w:r>
-      <w:r>
-        <w:rPr>
-          <w:rFonts w:ascii="Arial" w:hAnsi="Arial" w:cs="Arial"/>
-          <w:lang w:val="pt-BR"/>
-        </w:rPr>
-        <w:t>stas emisiones pueden cuantificarse mediante inventarios de gases de efecto invernadero</w:t>
-      </w:r>
-      <w:r>
-        <w:rPr>
-          <w:rFonts w:ascii="Arial" w:hAnsi="Arial" w:cs="Arial"/>
-          <w:lang w:val="pt-BR"/>
-        </w:rPr>
-        <w:t>, en ellos pueden consiferarse para su inventario</w:t>
-      </w:r>
-      <w:r>
-        <w:rPr>
-          <w:rFonts w:ascii="Arial" w:hAnsi="Arial" w:cs="Arial"/>
-          <w:lang w:val="pt-BR"/>
-        </w:rPr>
-        <w:t xml:space="preserve"> el scope 1, scope 2 and scope 3</w:t>
-      </w:r>
-      <w:r>
-        <w:rPr>
-          <w:rFonts w:ascii="Arial" w:hAnsi="Arial" w:cs="Arial"/>
-          <w:lang w:val="pt-BR"/>
-        </w:rPr>
-        <w:t xml:space="preserve"> (los cuales se describen a continuacion en la sifuiente Figura 2) </w:t>
-      </w:r>
-      <w:r>
-        <w:rPr>
-          <w:rFonts w:ascii="Arial" w:hAnsi="Arial" w:cs="Arial"/>
-          <w:lang w:val="pt-BR"/>
-        </w:rPr>
-        <w:t>y expresarse como toneladas de CO</w:t>
-      </w:r>
-      <w:r>
-        <w:rPr>
-          <w:rFonts w:ascii="Cambria Math" w:hAnsi="Cambria Math" w:cs="Cambria Math"/>
-          <w:lang w:val="pt-BR"/>
-        </w:rPr>
-        <w:t>₂</w:t>
-      </w:r>
-      <w:r>
-        <w:rPr>
-          <w:rFonts w:ascii="Arial" w:hAnsi="Arial" w:cs="Arial"/>
-          <w:lang w:val="pt-BR"/>
-        </w:rPr>
-        <w:t xml:space="preserve"> equivalente (tCO</w:t>
-      </w:r>
-      <w:r>
-        <w:rPr>
-          <w:rFonts w:ascii="Cambria Math" w:hAnsi="Cambria Math" w:cs="Cambria Math"/>
-          <w:lang w:val="pt-BR"/>
-        </w:rPr>
-        <w:t>₂</w:t>
-      </w:r>
-      <w:r>
-        <w:rPr>
-          <w:rFonts w:ascii="Arial" w:hAnsi="Arial" w:cs="Arial"/>
-          <w:lang w:val="pt-BR"/>
-        </w:rPr>
-        <w:t xml:space="preserve">e). </w:t>
-      </w:r>
-    </w:p>
-    <w:p>
-      <w:pPr>
-        <w:pStyle w:val="NormalWeb"/>
-        <w:rPr>
-          <w:rFonts w:ascii="Arial" w:hAnsi="Arial" w:cs="Arial"/>
-          <w:lang w:val="pt-BR"/>
-        </w:rPr>
-      </w:pPr>
-      <w:r>
-        <w:rPr>
-          <w:rFonts w:ascii="Arial" w:hAnsi="Arial" w:cs="Arial"/>
+      </w:pPr>
+      <w:r>
+        <w:rPr>
+          <w:rFonts w:ascii="Arial" w:hAnsi="Arial" w:cs="Arial"/>
+          <w:noProof/>
           <w:lang w:val="pt-BR"/>
         </w:rPr>
         <w:drawing>
@@ -3195,7 +3208,7 @@
           <w:r>
             <w:rPr>
               <w:rFonts w:ascii="Arial" w:hAnsi="Arial" w:cs="Arial"/>
-              <w:lang w:val="en-US"/>
+              <w:lang w:val="pt-BR"/>
             </w:rPr>
             <w:instrText xml:space="preserve">CITATION HHo \l 1033 </w:instrText>
           </w:r>
@@ -3210,7 +3223,7 @@
             <w:rPr>
               <w:rFonts w:ascii="Arial" w:hAnsi="Arial" w:cs="Arial"/>
               <w:noProof/>
-              <w:lang w:val="en-US"/>
+              <w:lang w:val="pt-BR"/>
             </w:rPr>
             <w:t>(Timo, 2008)</w:t>
           </w:r>
@@ -3234,29 +3247,224 @@
     <w:p>
       <w:pPr>
         <w:pStyle w:val="NormalWeb"/>
-        <w:rPr>
-          <w:rFonts w:ascii="Arial" w:hAnsi="Arial" w:cs="Arial"/>
-          <w:lang w:val="pt-BR"/>
-        </w:rPr>
-      </w:pPr>
-      <w:r>
-        <w:rPr>
-          <w:rFonts w:ascii="Arial" w:hAnsi="Arial" w:cs="Arial"/>
-          <w:lang w:val="pt-BR"/>
-        </w:rPr>
-        <w:t>Esta información constituye una parte importante de los indicadores ambientales utilizados en el contexto ESG</w:t>
-      </w:r>
-      <w:r>
-        <w:rPr>
-          <w:rFonts w:ascii="Arial" w:hAnsi="Arial" w:cs="Arial"/>
-          <w:lang w:val="pt-BR"/>
-        </w:rPr>
-        <w:t xml:space="preserve"> (Environmental, Social and Governance criterial)</w:t>
-      </w:r>
-      <w:r>
-        <w:rPr>
-          <w:rFonts w:ascii="Arial" w:hAnsi="Arial" w:cs="Arial"/>
-          <w:lang w:val="pt-BR"/>
+        <w:jc w:val="both"/>
+        <w:rPr>
+          <w:rFonts w:ascii="Arial" w:hAnsi="Arial" w:cs="Arial"/>
+        </w:rPr>
+      </w:pPr>
+      <w:r>
+        <w:rPr>
+          <w:rFonts w:ascii="Arial" w:hAnsi="Arial" w:cs="Arial"/>
+        </w:rPr>
+        <w:t>The measurement and assessment o</w:t>
+      </w:r>
+      <w:r>
+        <w:rPr>
+          <w:rFonts w:ascii="Arial" w:hAnsi="Arial" w:cs="Arial"/>
+        </w:rPr>
+        <w:t>f greenhouse gas (GHG) emissions have become increasingly important today due to the evolution of environmental regulatory frameworks that require organizations to quantify, report, control and mitigate the impact associated with their emissions</w:t>
+      </w:r>
+      <w:r>
+        <w:rPr>
+          <w:rFonts w:ascii="Arial" w:hAnsi="Arial" w:cs="Arial"/>
+        </w:rPr>
+        <w:t xml:space="preserve"> considerably because of </w:t>
+      </w:r>
+      <w:r>
+        <w:rPr>
+          <w:rFonts w:ascii="Arial" w:hAnsi="Arial" w:cs="Arial"/>
+        </w:rPr>
+        <w:t>EU Commission announced its intention to reduce net greenhouse gas (GHG) emissions by at least 55% by 2030 compared to</w:t>
+      </w:r>
+      <w:r>
+        <w:rPr>
+          <w:rFonts w:ascii="Arial" w:hAnsi="Arial" w:cs="Arial"/>
+        </w:rPr>
+        <w:t xml:space="preserve"> </w:t>
+      </w:r>
+      <w:r>
+        <w:rPr>
+          <w:rFonts w:ascii="Arial" w:hAnsi="Arial" w:cs="Arial"/>
+        </w:rPr>
+        <w:t>1990</w:t>
+      </w:r>
+      <w:sdt>
+        <w:sdtPr>
+          <w:rPr>
+            <w:rFonts w:ascii="Arial" w:hAnsi="Arial" w:cs="Arial"/>
+          </w:rPr>
+          <w:id w:val="1420448191"/>
+          <w:citation/>
+        </w:sdtPr>
+        <w:sdtContent>
+          <w:r>
+            <w:rPr>
+              <w:rFonts w:ascii="Arial" w:hAnsi="Arial" w:cs="Arial"/>
+            </w:rPr>
+            <w:fldChar w:fldCharType="begin"/>
+          </w:r>
+          <w:r>
+            <w:rPr>
+              <w:rFonts w:ascii="Arial" w:hAnsi="Arial" w:cs="Arial"/>
+              <w:lang w:val="en-US"/>
+            </w:rPr>
+            <w:instrText xml:space="preserve">CITATION Rai \l 1033 </w:instrText>
+          </w:r>
+          <w:r>
+            <w:rPr>
+              <w:rFonts w:ascii="Arial" w:hAnsi="Arial" w:cs="Arial"/>
+            </w:rPr>
+            <w:fldChar w:fldCharType="separate"/>
+          </w:r>
+          <w:r>
+            <w:rPr>
+              <w:rFonts w:ascii="Arial" w:hAnsi="Arial" w:cs="Arial"/>
+              <w:noProof/>
+              <w:lang w:val="en-US"/>
+            </w:rPr>
+            <w:t xml:space="preserve"> </w:t>
+          </w:r>
+          <w:r>
+            <w:rPr>
+              <w:rFonts w:ascii="Arial" w:hAnsi="Arial" w:cs="Arial"/>
+              <w:noProof/>
+              <w:lang w:val="en-US"/>
+            </w:rPr>
+            <w:t>(Rainer Kasperzak, 2023)</w:t>
+          </w:r>
+          <w:r>
+            <w:rPr>
+              <w:rFonts w:ascii="Arial" w:hAnsi="Arial" w:cs="Arial"/>
+            </w:rPr>
+            <w:fldChar w:fldCharType="end"/>
+          </w:r>
+        </w:sdtContent>
+      </w:sdt>
+      <w:r>
+        <w:rPr>
+          <w:rFonts w:ascii="Arial" w:hAnsi="Arial" w:cs="Arial"/>
+        </w:rPr>
+        <w:t xml:space="preserve">. </w:t>
+      </w:r>
+      <w:r>
+        <w:rPr>
+          <w:rFonts w:ascii="Arial" w:hAnsi="Arial" w:cs="Arial"/>
+        </w:rPr>
+        <w:t>These frameworks include, for example, the Greenhouse Gas Protocol (GHG Protocol), the European Union’s Corporate Sustainability Reporting Directive (CSRD), and the climate disclosure standards developed by the International Sustainability Standards Board (ISSB). These initiatives reflect a growing trend toward greater transparency and corporate accountability regarding climate change.</w:t>
+      </w:r>
+    </w:p>
+    <w:p>
+      <w:pPr>
+        <w:pStyle w:val="NormalWeb"/>
+        <w:jc w:val="both"/>
+        <w:rPr>
+          <w:rFonts w:ascii="Arial" w:hAnsi="Arial" w:cs="Arial"/>
+        </w:rPr>
+      </w:pPr>
+      <w:r>
+        <w:rPr>
+          <w:rFonts w:ascii="Arial" w:hAnsi="Arial" w:cs="Arial"/>
+        </w:rPr>
+        <w:lastRenderedPageBreak/>
+        <w:t xml:space="preserve">Additionally, GHG emissions </w:t>
+      </w:r>
+      <w:r>
+        <w:rPr>
+          <w:rFonts w:ascii="Arial" w:hAnsi="Arial" w:cs="Arial"/>
+        </w:rPr>
+        <w:t>serve as key environmental indicators within the context of ESG (Environmental, Social, and Governance) criteria, as they enable organizations to assess their environmental performance, identify risks and opportunities related to climate change</w:t>
+      </w:r>
+      <w:sdt>
+        <w:sdtPr>
+          <w:rPr>
+            <w:rFonts w:ascii="Arial" w:hAnsi="Arial" w:cs="Arial"/>
+          </w:rPr>
+          <w:id w:val="-1528089279"/>
+          <w:citation/>
+        </w:sdtPr>
+        <w:sdtContent>
+          <w:r>
+            <w:rPr>
+              <w:rFonts w:ascii="Arial" w:hAnsi="Arial" w:cs="Arial"/>
+            </w:rPr>
+            <w:fldChar w:fldCharType="begin"/>
+          </w:r>
+          <w:r>
+            <w:rPr>
+              <w:rFonts w:ascii="Arial" w:hAnsi="Arial" w:cs="Arial"/>
+              <w:lang w:val="en-US"/>
+            </w:rPr>
+            <w:instrText xml:space="preserve"> CITATION Rai \l 1033 </w:instrText>
+          </w:r>
+          <w:r>
+            <w:rPr>
+              <w:rFonts w:ascii="Arial" w:hAnsi="Arial" w:cs="Arial"/>
+            </w:rPr>
+            <w:fldChar w:fldCharType="separate"/>
+          </w:r>
+          <w:r>
+            <w:rPr>
+              <w:rFonts w:ascii="Arial" w:hAnsi="Arial" w:cs="Arial"/>
+              <w:noProof/>
+              <w:lang w:val="en-US"/>
+            </w:rPr>
+            <w:t xml:space="preserve"> </w:t>
+          </w:r>
+          <w:r>
+            <w:rPr>
+              <w:rFonts w:ascii="Arial" w:hAnsi="Arial" w:cs="Arial"/>
+              <w:noProof/>
+              <w:lang w:val="en-US"/>
+            </w:rPr>
+            <w:t>(Rainer Kasperzak, 2023)</w:t>
+          </w:r>
+          <w:r>
+            <w:rPr>
+              <w:rFonts w:ascii="Arial" w:hAnsi="Arial" w:cs="Arial"/>
+            </w:rPr>
+            <w:fldChar w:fldCharType="end"/>
+          </w:r>
+        </w:sdtContent>
+      </w:sdt>
+      <w:r>
+        <w:rPr>
+          <w:rFonts w:ascii="Arial" w:hAnsi="Arial" w:cs="Arial"/>
+        </w:rPr>
+        <w:t>, and support decision-making aimed at reducing and mitigating their environmental impact.</w:t>
+      </w:r>
+    </w:p>
+    <w:p>
+      <w:pPr>
+        <w:pStyle w:val="NormalWeb"/>
+        <w:jc w:val="both"/>
+        <w:rPr>
+          <w:rFonts w:ascii="Arial" w:hAnsi="Arial" w:cs="Arial"/>
+        </w:rPr>
+      </w:pPr>
+      <w:r>
+        <w:rPr>
+          <w:rFonts w:ascii="Arial" w:hAnsi="Arial" w:cs="Arial"/>
+        </w:rPr>
+        <w:t>However, having historical data on emissions does not necessarily enable organizations to anticipate future trends or assess how different operational decisions might alter their trajectory. This presents an opportunity to apply data analysis and forecasting techniques.</w:t>
+      </w:r>
+    </w:p>
+    <w:p>
+      <w:pPr>
+        <w:pStyle w:val="NormalWeb"/>
+        <w:jc w:val="both"/>
+        <w:rPr>
+          <w:rFonts w:ascii="Arial" w:hAnsi="Arial" w:cs="Arial"/>
+        </w:rPr>
+      </w:pPr>
+      <w:r>
+        <w:rPr>
+          <w:rFonts w:ascii="Arial" w:hAnsi="Arial" w:cs="Arial"/>
+        </w:rPr>
+        <w:t>However, while historical greenhouse gas emissions are an important indicator of an organization’s environmental performance, historical reports alone do not necessarily provide sufficient information to support forward-looking decision-making. Organizations must also understand how their emissions may evolve under different business and operational conditions</w:t>
+      </w:r>
+      <w:r>
+        <w:rPr>
+          <w:rFonts w:ascii="Arial" w:hAnsi="Arial" w:cs="Arial"/>
         </w:rPr>
         <w:t>.</w:t>
       </w:r>
@@ -3264,140 +3472,22 @@
     <w:p>
       <w:pPr>
         <w:pStyle w:val="NormalWeb"/>
-        <w:rPr>
-          <w:rFonts w:ascii="Arial" w:hAnsi="Arial" w:cs="Arial"/>
-          <w:lang w:val="pt-BR"/>
-        </w:rPr>
-      </w:pPr>
-    </w:p>
-    <w:p>
-      <w:pPr>
-        <w:pStyle w:val="NormalWeb"/>
-        <w:rPr>
-          <w:rFonts w:ascii="Arial" w:hAnsi="Arial" w:cs="Arial"/>
-          <w:lang w:val="pt-BR"/>
-        </w:rPr>
-      </w:pPr>
-      <w:r>
-        <w:rPr>
-          <w:rFonts w:ascii="Arial" w:hAnsi="Arial" w:cs="Arial"/>
-          <w:lang w:val="pt-BR"/>
-        </w:rPr>
-        <w:t>Que esta pasando actualmente</w:t>
-      </w:r>
-    </w:p>
-    <w:p>
-      <w:pPr>
-        <w:pStyle w:val="NormalWeb"/>
-        <w:rPr>
-          <w:rFonts w:ascii="Arial" w:hAnsi="Arial" w:cs="Arial"/>
-          <w:lang w:val="pt-BR"/>
-        </w:rPr>
-      </w:pPr>
-      <w:r>
-        <w:rPr>
-          <w:rFonts w:ascii="Arial" w:hAnsi="Arial" w:cs="Arial"/>
-          <w:lang w:val="pt-BR"/>
-        </w:rPr>
-        <w:t>Cual es la oportunidad o necesidad</w:t>
-      </w:r>
-    </w:p>
-    <w:p>
-      <w:pPr>
-        <w:pStyle w:val="NormalWeb"/>
-        <w:rPr>
-          <w:rFonts w:ascii="Arial" w:hAnsi="Arial" w:cs="Arial"/>
-          <w:lang w:val="pt-BR"/>
-        </w:rPr>
-      </w:pPr>
-      <w:r>
-        <w:rPr>
-          <w:rFonts w:ascii="Arial" w:hAnsi="Arial" w:cs="Arial"/>
-          <w:lang w:val="pt-BR"/>
-        </w:rPr>
-        <w:lastRenderedPageBreak/>
-        <w:t>S</w:t>
-      </w:r>
-      <w:r>
-        <w:rPr>
-          <w:rFonts w:ascii="Arial" w:hAnsi="Arial" w:cs="Arial"/>
-          <w:lang w:val="pt-BR"/>
-        </w:rPr>
-        <w:t xml:space="preserve">in embargo, disponer de información histórica sobre emisiones no necesariamente permite a las organizaciones anticipar su evolución futura ni evaluar cómo diferentes decisiones operativas podrían modificar su trayectoria. Esto plantea una oportunidad para aplicar técnicas de análisis de datos y </w:t>
-      </w:r>
-      <w:r>
-        <w:rPr>
-          <w:rFonts w:ascii="Arial" w:hAnsi="Arial" w:cs="Arial"/>
-          <w:lang w:val="pt-BR"/>
-        </w:rPr>
-        <w:t xml:space="preserve">prediccion. </w:t>
-      </w:r>
-    </w:p>
-    <w:p>
-      <w:pPr>
-        <w:pStyle w:val="NormalWeb"/>
-        <w:rPr>
-          <w:rFonts w:ascii="Arial" w:hAnsi="Arial" w:cs="Arial"/>
-          <w:lang w:val="pt-BR"/>
-        </w:rPr>
-      </w:pPr>
-      <w:r>
-        <w:rPr>
-          <w:rFonts w:ascii="Arial" w:hAnsi="Arial" w:cs="Arial"/>
-          <w:lang w:val="pt-BR"/>
-        </w:rPr>
-        <w:t>Aunque las emisiones históricas de gases de efecto invernadero son un indicador importante del desempeño medioambiental de una organización, los informes históricos por sí solos no proporcionan necesariamente información suficiente para respaldar la toma de decisiones con visión de futuro. Las organizaciones también deben comprender cómo pueden evolucionar sus emisiones en diferentes condiciones empresariales y operativas.</w:t>
-      </w:r>
-    </w:p>
-    <w:p>
-      <w:pPr>
-        <w:pStyle w:val="NormalWeb"/>
-        <w:rPr>
-          <w:rFonts w:ascii="Arial" w:hAnsi="Arial" w:cs="Arial"/>
-          <w:lang w:val="pt-BR"/>
-        </w:rPr>
-      </w:pPr>
-      <w:r>
-        <w:rPr>
-          <w:rFonts w:ascii="Arial" w:hAnsi="Arial" w:cs="Arial"/>
-          <w:lang w:val="pt-BR"/>
-        </w:rPr>
-        <w:t xml:space="preserve">Los datos históricos empresariales y medioambientales pueden utilizarse para identificar patrones y relaciones entre las características corporativas y las emisiones de gases de efecto invernadero. </w:t>
-      </w:r>
-      <w:r>
-        <w:rPr>
-          <w:rFonts w:ascii="Arial" w:hAnsi="Arial" w:cs="Arial"/>
-          <w:lang w:val="pt-BR"/>
-        </w:rPr>
-        <w:t>Esto supone una oportunidad para el análisis de datos y la elaboración de modelos predictivos</w:t>
-      </w:r>
-      <w:r>
-        <w:rPr>
-          <w:rFonts w:ascii="Arial" w:hAnsi="Arial" w:cs="Arial"/>
-          <w:lang w:val="pt-BR"/>
-        </w:rPr>
-        <w:t xml:space="preserve"> </w:t>
-      </w:r>
-      <w:r>
-        <w:rPr>
-          <w:rFonts w:ascii="Arial" w:hAnsi="Arial" w:cs="Arial"/>
-          <w:lang w:val="pt-BR"/>
-        </w:rPr>
-        <w:t xml:space="preserve">para estimar las emisiones futuras, </w:t>
-      </w:r>
-      <w:r>
-        <w:rPr>
-          <w:rFonts w:ascii="Arial" w:hAnsi="Arial" w:cs="Arial"/>
-          <w:lang w:val="pt-BR"/>
-        </w:rPr>
-        <w:t>y a su vez</w:t>
-      </w:r>
-      <w:r>
-        <w:rPr>
-          <w:rFonts w:ascii="Arial" w:hAnsi="Arial" w:cs="Arial"/>
-          <w:lang w:val="pt-BR"/>
-        </w:rPr>
-        <w:t xml:space="preserve"> el análisis de escenarios puede servir para explorar cómo los cambios en las variables relevantes pueden afectar a la trayectoria de emisiones prevista.</w:t>
+        <w:jc w:val="both"/>
+        <w:rPr>
+          <w:rFonts w:ascii="Arial" w:hAnsi="Arial" w:cs="Arial"/>
+        </w:rPr>
+      </w:pPr>
+      <w:r>
+        <w:rPr>
+          <w:rFonts w:ascii="Arial" w:hAnsi="Arial" w:cs="Arial"/>
+        </w:rPr>
+        <w:t>Historical business and environmental data can be used to identify patterns and relationships between corporate characteristics and greenhouse gas emissions. This presents an opportunity for data analysis and the development of predictive models to estimate future emissions; in turn, scenario analysis can be used to explore how changes in relevant variables might affect the projected emissions trajectory</w:t>
+      </w:r>
+      <w:r>
+        <w:rPr>
+          <w:rFonts w:ascii="Arial" w:hAnsi="Arial" w:cs="Arial"/>
+        </w:rPr>
+        <w:t>.</w:t>
       </w:r>
     </w:p>
     <w:p>
@@ -3408,7 +3498,6 @@
           <w:b/>
           <w:bCs/>
           <w:color w:val="auto"/>
-          <w:lang w:val="pt-BR"/>
         </w:rPr>
       </w:pPr>
       <w:bookmarkStart w:id="3" w:name="_Toc241617505"/>
@@ -3418,7 +3507,6 @@
           <w:b/>
           <w:bCs/>
           <w:color w:val="auto"/>
-          <w:lang w:val="pt-BR"/>
         </w:rPr>
         <w:t>III</w:t>
       </w:r>
@@ -3428,7 +3516,6 @@
           <w:b/>
           <w:bCs/>
           <w:color w:val="auto"/>
-          <w:lang w:val="pt-BR"/>
         </w:rPr>
         <w:t>. Problem Definition</w:t>
       </w:r>
@@ -3620,6 +3707,7 @@
         <w:rPr>
           <w:rFonts w:ascii="Arial" w:hAnsi="Arial" w:cs="Arial"/>
         </w:rPr>
+        <w:lastRenderedPageBreak/>
         <w:t xml:space="preserve">Include a </w:t>
       </w:r>
       <w:r>
@@ -3654,7 +3742,6 @@
           <w:bCs/>
           <w:color w:val="auto"/>
         </w:rPr>
-        <w:lastRenderedPageBreak/>
         <w:t>VII</w:t>
       </w:r>
       <w:r>
@@ -4111,24 +4198,41 @@
       </w:r>
     </w:p>
     <w:p>
-      <w:r>
-        <w:lastRenderedPageBreak/>
+      <w:pPr>
+        <w:rPr>
+          <w:lang w:val="pt-BR"/>
+        </w:rPr>
+      </w:pPr>
+      <w:r>
+        <w:rPr>
+          <w:lang w:val="pt-BR"/>
+        </w:rPr>
         <w:t>CO2:</w:t>
       </w:r>
     </w:p>
     <w:p>
-      <w:r>
-        <w:t>t</w:t>
-      </w:r>
-      <w:r>
-        <w:t xml:space="preserve"> </w:t>
-      </w:r>
-      <w:r>
-        <w:t>CO2e:</w:t>
-      </w:r>
-    </w:p>
-    <w:p>
-      <w:r>
+      <w:pPr>
+        <w:rPr>
+          <w:lang w:val="pt-BR"/>
+        </w:rPr>
+      </w:pPr>
+      <w:r>
+        <w:rPr>
+          <w:lang w:val="pt-BR"/>
+        </w:rPr>
+        <w:t>t CO2e:</w:t>
+      </w:r>
+    </w:p>
+    <w:p>
+      <w:pPr>
+        <w:rPr>
+          <w:lang w:val="pt-BR"/>
+        </w:rPr>
+      </w:pPr>
+      <w:r>
+        <w:rPr>
+          <w:lang w:val="pt-BR"/>
+        </w:rPr>
         <w:t>Calentamiento Global:</w:t>
       </w:r>
     </w:p>
@@ -4157,6 +4261,49 @@
     <w:p>
       <w:r>
         <w:t>ESG is a framework that helps stakeholders understand how an organization manages risks and opportunities around sustainability issues.</w:t>
+      </w:r>
+    </w:p>
+    <w:p>
+      <w:r>
+        <w:rPr>
+          <w:b/>
+          <w:bCs/>
+        </w:rPr>
+        <w:t>Scope 1</w:t>
+      </w:r>
+      <w:r>
+        <w:t>:</w:t>
+      </w:r>
+    </w:p>
+    <w:p>
+      <w:pPr>
+        <w:rPr>
+          <w:b/>
+          <w:bCs/>
+        </w:rPr>
+      </w:pPr>
+      <w:r>
+        <w:rPr>
+          <w:b/>
+          <w:bCs/>
+        </w:rPr>
+        <w:t>Scope 2</w:t>
+      </w:r>
+    </w:p>
+    <w:p>
+      <w:r>
+        <w:rPr>
+          <w:b/>
+          <w:bCs/>
+        </w:rPr>
+        <w:t xml:space="preserve">Scope </w:t>
+      </w:r>
+      <w:r>
+        <w:rPr>
+          <w:b/>
+          <w:bCs/>
+        </w:rPr>
+        <w:t>3</w:t>
       </w:r>
     </w:p>
     <w:sectPr>
@@ -5862,11 +6009,33 @@
     <b:Year>2008</b:Year>
     <b:RefOrder>6</b:RefOrder>
   </b:Source>
+  <b:Source>
+    <b:Tag>Rai</b:Tag>
+    <b:SourceType>DocumentFromInternetSite</b:SourceType>
+    <b:Guid>{E53EF3A4-2BA6-4B69-8EB8-95B807AAC156}</b:Guid>
+    <b:Author>
+      <b:Author>
+        <b:NameList>
+          <b:Person>
+            <b:Last>Rainer Kasperzak</b:Last>
+            <b:First>Marko</b:First>
+            <b:Middle>Kureljusic, Lucas Reisch and Simon Thies</b:Middle>
+          </b:Person>
+        </b:NameList>
+      </b:Author>
+    </b:Author>
+    <b:Title>Accounting for Carbon Emissions—Current State of Sustainability Reporting Practice under the GHG Protocol</b:Title>
+    <b:Year>2023</b:Year>
+    <b:Month>January</b:Month>
+    <b:Day>5</b:Day>
+    <b:URL>https://www.mdpi.com/2071-1050/15/2/994</b:URL>
+    <b:RefOrder>7</b:RefOrder>
+  </b:Source>
 </b:Sources>
 </file>
 
 <file path=customXml/itemProps1.xml><?xml version="1.0" encoding="utf-8"?>
-<ds:datastoreItem xmlns:ds="http://schemas.openxmlformats.org/officeDocument/2006/customXml" ds:itemID="{67E9B32A-44BA-449E-907A-A8995C2F4140}">
+<ds:datastoreItem xmlns:ds="http://schemas.openxmlformats.org/officeDocument/2006/customXml" ds:itemID="{AE36966E-69F1-4712-9BEC-BDBF2251FEED}">
   <ds:schemaRefs>
     <ds:schemaRef ds:uri="http://schemas.openxmlformats.org/officeDocument/2006/bibliography"/>
   </ds:schemaRefs>

--- a/CA1-ANDREA DIAZ MEDRANO.docx
+++ b/CA1-ANDREA DIAZ MEDRANO.docx
@@ -36,7 +36,7 @@
                     <pic:cNvPicPr preferRelativeResize="0"/>
                   </pic:nvPicPr>
                   <pic:blipFill>
-                    <a:blip r:embed="rId7"/>
+                    <a:blip r:embed="rId8"/>
                     <a:srcRect/>
                     <a:stretch>
                       <a:fillRect/>
@@ -2475,7 +2475,7 @@
                     <pic:cNvPicPr/>
                   </pic:nvPicPr>
                   <pic:blipFill>
-                    <a:blip r:embed="rId8"/>
+                    <a:blip r:embed="rId9"/>
                     <a:stretch>
                       <a:fillRect/>
                     </a:stretch>
@@ -2616,7 +2616,14 @@
               <w:rFonts w:ascii="Arial" w:hAnsi="Arial" w:cs="Arial"/>
               <w:noProof/>
             </w:rPr>
-            <w:t xml:space="preserve"> (Environmental Protection Agency (EPA), 2013)</w:t>
+            <w:t xml:space="preserve"> </w:t>
+          </w:r>
+          <w:r>
+            <w:rPr>
+              <w:rFonts w:ascii="Arial" w:hAnsi="Arial" w:cs="Arial"/>
+              <w:noProof/>
+            </w:rPr>
+            <w:t>(Environmental Protection Agency (EPA), 2013)</w:t>
           </w:r>
           <w:r>
             <w:rPr>
@@ -2765,7 +2772,14 @@
               <w:rFonts w:ascii="Arial" w:hAnsi="Arial" w:cs="Arial"/>
               <w:noProof/>
             </w:rPr>
-            <w:t xml:space="preserve"> (Environmental Protection Agency (EPA), 2013)</w:t>
+            <w:t xml:space="preserve"> </w:t>
+          </w:r>
+          <w:r>
+            <w:rPr>
+              <w:rFonts w:ascii="Arial" w:hAnsi="Arial" w:cs="Arial"/>
+              <w:noProof/>
+            </w:rPr>
+            <w:t>(Environmental Protection Agency (EPA), 2013)</w:t>
           </w:r>
           <w:r>
             <w:rPr>
@@ -2969,23 +2983,6 @@
           <w:rFonts w:ascii="Arial" w:hAnsi="Arial" w:cs="Arial"/>
         </w:rPr>
         <w:t>Greenhouse gases reduce the amount of infrared radiation that escapes directly into space by absorbing and re-emitting part of this energy within the atmosphere. The resulting increase in heat retained within the climate system contributes to global warming.</w:t>
-      </w:r>
-    </w:p>
-    <w:p>
-      <w:pPr>
-        <w:pStyle w:val="NormalWeb"/>
-        <w:jc w:val="both"/>
-        <w:rPr>
-          <w:rFonts w:ascii="Arial" w:hAnsi="Arial" w:cs="Arial"/>
-          <w:lang w:val="pt-BR"/>
-        </w:rPr>
-      </w:pPr>
-      <w:r>
-        <w:rPr>
-          <w:rFonts w:ascii="Arial" w:hAnsi="Arial" w:cs="Arial"/>
-          <w:lang w:val="pt-BR"/>
-        </w:rPr>
-        <w:t>Porque es importante este tema para las empresas:</w:t>
       </w:r>
     </w:p>
     <w:p>
@@ -3144,7 +3141,7 @@
                     <pic:cNvPicPr/>
                   </pic:nvPicPr>
                   <pic:blipFill>
-                    <a:blip r:embed="rId9"/>
+                    <a:blip r:embed="rId10"/>
                     <a:stretch>
                       <a:fillRect/>
                     </a:stretch>
@@ -3171,20 +3168,33 @@
         <w:jc w:val="center"/>
         <w:rPr>
           <w:rFonts w:ascii="Arial" w:hAnsi="Arial" w:cs="Arial"/>
-          <w:lang w:val="pt-BR"/>
-        </w:rPr>
-      </w:pPr>
-      <w:r>
-        <w:rPr>
-          <w:rFonts w:ascii="Arial" w:hAnsi="Arial" w:cs="Arial"/>
-          <w:lang w:val="pt-BR"/>
-        </w:rPr>
-        <w:t>Figura 2. GHG emissiones</w:t>
-      </w:r>
-      <w:r>
-        <w:rPr>
-          <w:rFonts w:ascii="Arial" w:hAnsi="Arial" w:cs="Arial"/>
-          <w:lang w:val="pt-BR"/>
+        </w:rPr>
+      </w:pPr>
+      <w:proofErr w:type="spellStart"/>
+      <w:r>
+        <w:rPr>
+          <w:rFonts w:ascii="Arial" w:hAnsi="Arial" w:cs="Arial"/>
+        </w:rPr>
+        <w:t>Figura</w:t>
+      </w:r>
+      <w:proofErr w:type="spellEnd"/>
+      <w:r>
+        <w:rPr>
+          <w:rFonts w:ascii="Arial" w:hAnsi="Arial" w:cs="Arial"/>
+        </w:rPr>
+        <w:t xml:space="preserve"> 2. GHG </w:t>
+      </w:r>
+      <w:proofErr w:type="spellStart"/>
+      <w:r>
+        <w:rPr>
+          <w:rFonts w:ascii="Arial" w:hAnsi="Arial" w:cs="Arial"/>
+        </w:rPr>
+        <w:t>emissiones</w:t>
+      </w:r>
+      <w:proofErr w:type="spellEnd"/>
+      <w:r>
+        <w:rPr>
+          <w:rFonts w:ascii="Arial" w:hAnsi="Arial" w:cs="Arial"/>
         </w:rPr>
         <w:t xml:space="preserve"> </w:t>
       </w:r>
@@ -3208,7 +3218,6 @@
           <w:r>
             <w:rPr>
               <w:rFonts w:ascii="Arial" w:hAnsi="Arial" w:cs="Arial"/>
-              <w:lang w:val="pt-BR"/>
             </w:rPr>
             <w:instrText xml:space="preserve">CITATION HHo \l 1033 </w:instrText>
           </w:r>
@@ -3223,7 +3232,6 @@
             <w:rPr>
               <w:rFonts w:ascii="Arial" w:hAnsi="Arial" w:cs="Arial"/>
               <w:noProof/>
-              <w:lang w:val="pt-BR"/>
             </w:rPr>
             <w:t>(Timo, 2008)</w:t>
           </w:r>
@@ -3239,7 +3247,6 @@
       <w:r>
         <w:rPr>
           <w:rFonts w:ascii="Arial" w:hAnsi="Arial" w:cs="Arial"/>
-          <w:lang w:val="pt-BR"/>
         </w:rPr>
         <w:t>.</w:t>
       </w:r>
@@ -3263,6 +3270,12 @@
           <w:rFonts w:ascii="Arial" w:hAnsi="Arial" w:cs="Arial"/>
         </w:rPr>
         <w:t>f greenhouse gas (GHG) emissions have become increasingly important today due to the evolution of environmental regulatory frameworks that require organizations to quantify, report, control and mitigate the impact associated with their emissions</w:t>
+      </w:r>
+      <w:r>
+        <w:rPr>
+          <w:rFonts w:ascii="Arial" w:hAnsi="Arial" w:cs="Arial"/>
+        </w:rPr>
+        <w:t>,</w:t>
       </w:r>
       <w:r>
         <w:rPr>
@@ -3481,13 +3494,7 @@
         <w:rPr>
           <w:rFonts w:ascii="Arial" w:hAnsi="Arial" w:cs="Arial"/>
         </w:rPr>
-        <w:t>Historical business and environmental data can be used to identify patterns and relationships between corporate characteristics and greenhouse gas emissions. This presents an opportunity for data analysis and the development of predictive models to estimate future emissions; in turn, scenario analysis can be used to explore how changes in relevant variables might affect the projected emissions trajectory</w:t>
-      </w:r>
-      <w:r>
-        <w:rPr>
-          <w:rFonts w:ascii="Arial" w:hAnsi="Arial" w:cs="Arial"/>
-        </w:rPr>
-        <w:t>.</w:t>
+        <w:t>Historical business and environmental data can be used to identify patterns and relationships between corporate characteristics and greenhouse gas emissions. This presents an opportunity for data analysis and the development of predictive models to estimate future emissions; in turn, scenario analysis can be used to explore how changes in relevant variables might affect the projected emissions trajectory.</w:t>
       </w:r>
     </w:p>
     <w:p>
@@ -3524,15 +3531,64 @@
     <w:p>
       <w:pPr>
         <w:pStyle w:val="NormalWeb"/>
-        <w:rPr>
-          <w:rFonts w:ascii="Arial" w:hAnsi="Arial" w:cs="Arial"/>
-        </w:rPr>
-      </w:pPr>
-      <w:r>
-        <w:rPr>
-          <w:rFonts w:ascii="Arial" w:hAnsi="Arial" w:cs="Arial"/>
-        </w:rPr>
-        <w:t>Clearly define the business problem or challenge you intend to address. Explain its impact and how data analytics and predictive modelling can contribute towards addressing the problem.</w:t>
+        <w:jc w:val="both"/>
+        <w:rPr>
+          <w:rFonts w:ascii="Arial" w:hAnsi="Arial" w:cs="Arial"/>
+        </w:rPr>
+      </w:pPr>
+      <w:r>
+        <w:rPr>
+          <w:rFonts w:ascii="Arial" w:hAnsi="Arial" w:cs="Arial"/>
+        </w:rPr>
+        <w:t>Organizations are required to manage and reduce their environmental impact due to current regulatory frameworks and sustainability goals, while simultaneously maintaining their business operations and pursuing growth. In this context, companies need to consider how the evolution of their activities may affect their environmental performance</w:t>
+      </w:r>
+      <w:r>
+        <w:rPr>
+          <w:rFonts w:ascii="Arial" w:hAnsi="Arial" w:cs="Arial"/>
+        </w:rPr>
+        <w:t>, particularly</w:t>
+      </w:r>
+      <w:r>
+        <w:rPr>
+          <w:rFonts w:ascii="Arial" w:hAnsi="Arial" w:cs="Arial"/>
+        </w:rPr>
+        <w:t xml:space="preserve"> their greenhouse gas (GHG) emissions.</w:t>
+      </w:r>
+    </w:p>
+    <w:p>
+      <w:pPr>
+        <w:pStyle w:val="NormalWeb"/>
+        <w:jc w:val="both"/>
+        <w:rPr>
+          <w:rFonts w:ascii="Arial" w:hAnsi="Arial" w:cs="Arial"/>
+        </w:rPr>
+      </w:pPr>
+      <w:r>
+        <w:rPr>
+          <w:rFonts w:ascii="Arial" w:hAnsi="Arial" w:cs="Arial"/>
+        </w:rPr>
+        <w:t>Currently, organizations have historical data that provides valuable information about their emissions and allows them to assess their environmental performance. However, information on historical emissions alone does not allow for determining how a company’s future emissions might vary as its business activities and operational characteristics evolve.</w:t>
+      </w:r>
+    </w:p>
+    <w:p>
+      <w:pPr>
+        <w:pStyle w:val="NormalWeb"/>
+        <w:jc w:val="both"/>
+        <w:rPr>
+          <w:rFonts w:ascii="Arial" w:hAnsi="Arial" w:cs="Arial"/>
+        </w:rPr>
+      </w:pPr>
+      <w:r>
+        <w:rPr>
+          <w:rFonts w:ascii="Arial" w:hAnsi="Arial" w:cs="Arial"/>
+        </w:rPr>
+        <w:t>Therefore, the problem addressed by this project is the use of historical corporate and environmental data to predict future GHG emissions. While existing carbon accounting and reporting systems can provide information on past environmental performance, there is an opportunity to use this data to conduct predictive analyses and offer a forward-looking perspective that can be used to evaluate different alternatives and consider measures aimed at managing and reducing the environmental impact of business activities.</w:t>
+      </w:r>
+      <w:r>
+        <w:rPr>
+          <w:rFonts w:ascii="Arial" w:hAnsi="Arial" w:cs="Arial"/>
+        </w:rPr>
+        <w:t xml:space="preserve"> </w:t>
       </w:r>
     </w:p>
     <w:p>
@@ -3577,20 +3633,348 @@
         <w:rPr>
           <w:rFonts w:ascii="Arial" w:hAnsi="Arial" w:cs="Arial"/>
         </w:rPr>
-        <w:t xml:space="preserve">State the overall aim of the project and provide </w:t>
-      </w:r>
-      <w:r>
-        <w:rPr>
-          <w:rStyle w:val="Strong"/>
-          <w:rFonts w:ascii="Arial" w:hAnsi="Arial" w:cs="Arial"/>
-        </w:rPr>
-        <w:t>3–5 clear and achievable objectives</w:t>
-      </w:r>
-      <w:r>
-        <w:rPr>
-          <w:rFonts w:ascii="Arial" w:hAnsi="Arial" w:cs="Arial"/>
-        </w:rPr>
-        <w:t>. Include an appropriate business objective or hypothesis that will be explored through the project.</w:t>
+        <w:t>Aim</w:t>
+      </w:r>
+    </w:p>
+    <w:p>
+      <w:pPr>
+        <w:pStyle w:val="NormalWeb"/>
+        <w:numPr>
+          <w:ilvl w:val="0"/>
+          <w:numId w:val="2"/>
+        </w:numPr>
+        <w:jc w:val="both"/>
+        <w:rPr>
+          <w:rFonts w:ascii="Arial" w:hAnsi="Arial" w:cs="Arial"/>
+        </w:rPr>
+      </w:pPr>
+      <w:r>
+        <w:rPr>
+          <w:rFonts w:ascii="Arial" w:hAnsi="Arial" w:cs="Arial"/>
+        </w:rPr>
+        <w:lastRenderedPageBreak/>
+        <w:t xml:space="preserve">To determinate whether historical corporate and environmental data can be used to predict future </w:t>
+      </w:r>
+      <w:r>
+        <w:rPr>
+          <w:rFonts w:ascii="Arial" w:hAnsi="Arial" w:cs="Arial"/>
+        </w:rPr>
+        <w:t>tCO</w:t>
+      </w:r>
+      <w:r>
+        <w:rPr>
+          <w:rFonts w:ascii="Arial" w:hAnsi="Arial" w:cs="Arial"/>
+          <w:vertAlign w:val="subscript"/>
+        </w:rPr>
+        <w:t>2</w:t>
+      </w:r>
+      <w:r>
+        <w:rPr>
+          <w:rFonts w:ascii="Arial" w:hAnsi="Arial" w:cs="Arial"/>
+        </w:rPr>
+        <w:t>e emissions (considering only Scope 1 and Scope 2</w:t>
+      </w:r>
+      <w:r>
+        <w:rPr>
+          <w:rFonts w:ascii="Arial" w:hAnsi="Arial" w:cs="Arial"/>
+        </w:rPr>
+        <w:t xml:space="preserve"> greenhouse gas emissions</w:t>
+      </w:r>
+      <w:r>
+        <w:rPr>
+          <w:rFonts w:ascii="Arial" w:hAnsi="Arial" w:cs="Arial"/>
+        </w:rPr>
+        <w:t>)</w:t>
+      </w:r>
+      <w:r>
+        <w:rPr>
+          <w:rFonts w:ascii="Arial" w:hAnsi="Arial" w:cs="Arial"/>
+        </w:rPr>
+        <w:t xml:space="preserve"> </w:t>
+      </w:r>
+      <w:r>
+        <w:rPr>
+          <w:rFonts w:ascii="Arial" w:hAnsi="Arial" w:cs="Arial"/>
+        </w:rPr>
+        <w:t>and provide insights to support strategic sustainability planning</w:t>
+      </w:r>
+      <w:r>
+        <w:rPr>
+          <w:rFonts w:ascii="Arial" w:hAnsi="Arial" w:cs="Arial"/>
+        </w:rPr>
+        <w:t xml:space="preserve"> for </w:t>
+      </w:r>
+      <w:r>
+        <w:rPr>
+          <w:rFonts w:ascii="Arial" w:hAnsi="Arial" w:cs="Arial"/>
+        </w:rPr>
+        <w:t>manufacturing sector</w:t>
+      </w:r>
+      <w:r>
+        <w:rPr>
+          <w:rFonts w:ascii="Arial" w:hAnsi="Arial" w:cs="Arial"/>
+        </w:rPr>
+        <w:t>.</w:t>
+      </w:r>
+    </w:p>
+    <w:p>
+      <w:pPr>
+        <w:pStyle w:val="NormalWeb"/>
+        <w:rPr>
+          <w:rFonts w:ascii="Arial" w:hAnsi="Arial" w:cs="Arial"/>
+          <w:lang w:val="pt-BR"/>
+        </w:rPr>
+      </w:pPr>
+      <w:r>
+        <w:rPr>
+          <w:rFonts w:ascii="Arial" w:hAnsi="Arial" w:cs="Arial"/>
+          <w:lang w:val="pt-BR"/>
+        </w:rPr>
+        <w:t>Objectives</w:t>
+      </w:r>
+      <w:r>
+        <w:rPr>
+          <w:rFonts w:ascii="Arial" w:hAnsi="Arial" w:cs="Arial"/>
+          <w:lang w:val="pt-BR"/>
+        </w:rPr>
+        <w:t>:</w:t>
+      </w:r>
+    </w:p>
+    <w:p>
+      <w:pPr>
+        <w:pStyle w:val="NormalWeb"/>
+        <w:numPr>
+          <w:ilvl w:val="0"/>
+          <w:numId w:val="1"/>
+        </w:numPr>
+        <w:jc w:val="both"/>
+        <w:rPr>
+          <w:rFonts w:ascii="Arial" w:hAnsi="Arial" w:cs="Arial"/>
+        </w:rPr>
+      </w:pPr>
+      <w:r>
+        <w:rPr>
+          <w:rFonts w:ascii="Arial" w:hAnsi="Arial" w:cs="Arial"/>
+        </w:rPr>
+        <w:t>To collect, clean and i</w:t>
+      </w:r>
+      <w:r>
+        <w:rPr>
+          <w:rFonts w:ascii="Arial" w:hAnsi="Arial" w:cs="Arial"/>
+        </w:rPr>
+        <w:t>ntegrate relevant historical corporate and environmental data</w:t>
+      </w:r>
+      <w:r>
+        <w:rPr>
+          <w:rFonts w:ascii="Arial" w:hAnsi="Arial" w:cs="Arial"/>
+        </w:rPr>
+        <w:t xml:space="preserve"> of manufacturing sector</w:t>
+      </w:r>
+      <w:r>
+        <w:rPr>
+          <w:rFonts w:ascii="Arial" w:hAnsi="Arial" w:cs="Arial"/>
+        </w:rPr>
+        <w:t xml:space="preserve">, </w:t>
+      </w:r>
+      <w:r>
+        <w:rPr>
+          <w:rFonts w:ascii="Arial" w:hAnsi="Arial" w:cs="Arial"/>
+        </w:rPr>
+        <w:t>specifically regarding tCO</w:t>
+      </w:r>
+      <w:r>
+        <w:rPr>
+          <w:rFonts w:ascii="Arial" w:hAnsi="Arial" w:cs="Arial"/>
+          <w:vertAlign w:val="subscript"/>
+        </w:rPr>
+        <w:t>2</w:t>
+      </w:r>
+      <w:r>
+        <w:rPr>
+          <w:rFonts w:ascii="Arial" w:hAnsi="Arial" w:cs="Arial"/>
+        </w:rPr>
+        <w:t>e emissions (considering only Scope 1 and Scope 2 greenhouse gas emissions)</w:t>
+      </w:r>
+      <w:r>
+        <w:rPr>
+          <w:rFonts w:ascii="Arial" w:hAnsi="Arial" w:cs="Arial"/>
+        </w:rPr>
+        <w:t xml:space="preserve"> </w:t>
+      </w:r>
+      <w:r>
+        <w:rPr>
+          <w:rFonts w:ascii="Arial" w:hAnsi="Arial" w:cs="Arial"/>
+        </w:rPr>
+        <w:t xml:space="preserve">for </w:t>
+      </w:r>
+      <w:r>
+        <w:rPr>
+          <w:rFonts w:ascii="Arial" w:hAnsi="Arial" w:cs="Arial"/>
+        </w:rPr>
+        <w:t>manufacturing sector</w:t>
+      </w:r>
+      <w:r>
+        <w:rPr>
+          <w:rFonts w:ascii="Arial" w:hAnsi="Arial" w:cs="Arial"/>
+        </w:rPr>
+        <w:t>.</w:t>
+      </w:r>
+    </w:p>
+    <w:p>
+      <w:pPr>
+        <w:pStyle w:val="NormalWeb"/>
+        <w:numPr>
+          <w:ilvl w:val="0"/>
+          <w:numId w:val="1"/>
+        </w:numPr>
+        <w:jc w:val="both"/>
+        <w:rPr>
+          <w:rFonts w:ascii="Arial" w:hAnsi="Arial" w:cs="Arial"/>
+        </w:rPr>
+      </w:pPr>
+      <w:r>
+        <w:rPr>
+          <w:rFonts w:ascii="Arial" w:hAnsi="Arial" w:cs="Arial"/>
+        </w:rPr>
+        <w:t xml:space="preserve">To </w:t>
+      </w:r>
+      <w:r>
+        <w:rPr>
+          <w:rFonts w:ascii="Arial" w:hAnsi="Arial" w:cs="Arial"/>
+        </w:rPr>
+        <w:t>analyse historical patterns and relationships between corporate characteristics, such as revenue</w:t>
+      </w:r>
+      <w:r>
+        <w:rPr>
+          <w:rFonts w:ascii="Arial" w:hAnsi="Arial" w:cs="Arial"/>
+        </w:rPr>
+        <w:t xml:space="preserve"> or number of employees</w:t>
+      </w:r>
+      <w:r>
+        <w:rPr>
+          <w:rFonts w:ascii="Arial" w:hAnsi="Arial" w:cs="Arial"/>
+        </w:rPr>
+        <w:t>, and tCO2e emissions generated</w:t>
+      </w:r>
+      <w:r>
+        <w:rPr>
+          <w:rFonts w:ascii="Arial" w:hAnsi="Arial" w:cs="Arial"/>
+        </w:rPr>
+        <w:t xml:space="preserve">, </w:t>
+      </w:r>
+      <w:r>
+        <w:rPr>
+          <w:rFonts w:ascii="Arial" w:hAnsi="Arial" w:cs="Arial"/>
+        </w:rPr>
+        <w:t xml:space="preserve">for </w:t>
+      </w:r>
+      <w:r>
+        <w:rPr>
+          <w:rFonts w:ascii="Arial" w:hAnsi="Arial" w:cs="Arial"/>
+        </w:rPr>
+        <w:t>manufacturing sector</w:t>
+      </w:r>
+      <w:r>
+        <w:rPr>
+          <w:rFonts w:ascii="Arial" w:hAnsi="Arial" w:cs="Arial"/>
+        </w:rPr>
+        <w:t>.</w:t>
+      </w:r>
+    </w:p>
+    <w:p>
+      <w:pPr>
+        <w:pStyle w:val="NormalWeb"/>
+        <w:numPr>
+          <w:ilvl w:val="0"/>
+          <w:numId w:val="1"/>
+        </w:numPr>
+        <w:jc w:val="both"/>
+        <w:rPr>
+          <w:rFonts w:ascii="Arial" w:hAnsi="Arial" w:cs="Arial"/>
+        </w:rPr>
+      </w:pPr>
+      <w:r>
+        <w:rPr>
+          <w:rFonts w:ascii="Arial" w:hAnsi="Arial" w:cs="Arial"/>
+        </w:rPr>
+        <w:t xml:space="preserve">To develop a predictive model capable of </w:t>
+      </w:r>
+      <w:proofErr w:type="spellStart"/>
+      <w:r>
+        <w:rPr>
+          <w:rFonts w:ascii="Arial" w:hAnsi="Arial" w:cs="Arial"/>
+        </w:rPr>
+        <w:t>estimating</w:t>
+      </w:r>
+      <w:r>
+        <w:rPr>
+          <w:rFonts w:ascii="Arial" w:hAnsi="Arial" w:cs="Arial"/>
+        </w:rPr>
+        <w:t>e</w:t>
+      </w:r>
+      <w:proofErr w:type="spellEnd"/>
+      <w:r>
+        <w:rPr>
+          <w:rFonts w:ascii="Arial" w:hAnsi="Arial" w:cs="Arial"/>
+        </w:rPr>
+        <w:t xml:space="preserve"> future Scope 1 </w:t>
+      </w:r>
+      <w:proofErr w:type="gramStart"/>
+      <w:r>
+        <w:rPr>
+          <w:rFonts w:ascii="Arial" w:hAnsi="Arial" w:cs="Arial"/>
+        </w:rPr>
+        <w:t xml:space="preserve">and </w:t>
+      </w:r>
+      <w:r>
+        <w:rPr>
+          <w:rFonts w:ascii="Arial" w:hAnsi="Arial" w:cs="Arial"/>
+        </w:rPr>
+        <w:t xml:space="preserve"> </w:t>
+      </w:r>
+      <w:r>
+        <w:rPr>
+          <w:rFonts w:ascii="Arial" w:hAnsi="Arial" w:cs="Arial"/>
+        </w:rPr>
+        <w:t>tCO</w:t>
+      </w:r>
+      <w:proofErr w:type="gramEnd"/>
+      <w:r>
+        <w:rPr>
+          <w:rFonts w:ascii="Arial" w:hAnsi="Arial" w:cs="Arial"/>
+          <w:vertAlign w:val="subscript"/>
+        </w:rPr>
+        <w:t>2</w:t>
+      </w:r>
+      <w:r>
+        <w:rPr>
+          <w:rFonts w:ascii="Arial" w:hAnsi="Arial" w:cs="Arial"/>
+        </w:rPr>
+        <w:t>e emissions (considering only Scope 1 and Scope 2 greenhouse gas emissions)</w:t>
+      </w:r>
+      <w:r>
+        <w:rPr>
+          <w:rFonts w:ascii="Arial" w:hAnsi="Arial" w:cs="Arial"/>
+        </w:rPr>
+        <w:t xml:space="preserve">, </w:t>
+      </w:r>
+      <w:r>
+        <w:rPr>
+          <w:rFonts w:ascii="Arial" w:hAnsi="Arial" w:cs="Arial"/>
+        </w:rPr>
+        <w:t xml:space="preserve">for </w:t>
+      </w:r>
+      <w:r>
+        <w:rPr>
+          <w:rFonts w:ascii="Arial" w:hAnsi="Arial" w:cs="Arial"/>
+        </w:rPr>
+        <w:t>manufacturing sector</w:t>
+      </w:r>
+      <w:r>
+        <w:rPr>
+          <w:rFonts w:ascii="Arial" w:hAnsi="Arial" w:cs="Arial"/>
+        </w:rPr>
+        <w:t>.</w:t>
       </w:r>
     </w:p>
     <w:p>
@@ -3601,6 +3985,7 @@
           <w:b/>
           <w:bCs/>
           <w:color w:val="auto"/>
+          <w:lang w:val="pt-BR"/>
         </w:rPr>
       </w:pPr>
       <w:bookmarkStart w:id="5" w:name="_Toc241617507"/>
@@ -3610,6 +3995,7 @@
           <w:b/>
           <w:bCs/>
           <w:color w:val="auto"/>
+          <w:lang w:val="pt-BR"/>
         </w:rPr>
         <w:t>V</w:t>
       </w:r>
@@ -3619,6 +4005,7 @@
           <w:b/>
           <w:bCs/>
           <w:color w:val="auto"/>
+          <w:lang w:val="pt-BR"/>
         </w:rPr>
         <w:t>. Scope</w:t>
       </w:r>
@@ -3627,28 +4014,108 @@
     <w:p>
       <w:pPr>
         <w:pStyle w:val="NormalWeb"/>
-        <w:rPr>
-          <w:rFonts w:ascii="Arial" w:hAnsi="Arial" w:cs="Arial"/>
-        </w:rPr>
-      </w:pPr>
-      <w:r>
-        <w:rPr>
-          <w:rFonts w:ascii="Arial" w:hAnsi="Arial" w:cs="Arial"/>
-        </w:rPr>
-        <w:t xml:space="preserve">Clearly define what will be </w:t>
-      </w:r>
-      <w:r>
-        <w:rPr>
-          <w:rStyle w:val="Strong"/>
-          <w:rFonts w:ascii="Arial" w:hAnsi="Arial" w:cs="Arial"/>
-        </w:rPr>
-        <w:t>included and excluded</w:t>
-      </w:r>
-      <w:r>
-        <w:rPr>
-          <w:rFonts w:ascii="Arial" w:hAnsi="Arial" w:cs="Arial"/>
-        </w:rPr>
-        <w:t xml:space="preserve"> from the project. The proposed work should have sufficient scope for investigation and development across two semesters.</w:t>
+        <w:jc w:val="both"/>
+        <w:rPr>
+          <w:rFonts w:ascii="Arial" w:hAnsi="Arial" w:cs="Arial"/>
+        </w:rPr>
+      </w:pPr>
+      <w:r>
+        <w:rPr>
+          <w:rFonts w:ascii="Arial" w:hAnsi="Arial" w:cs="Arial"/>
+        </w:rPr>
+        <w:t xml:space="preserve">This project will focus on the application of data analysis and predictive </w:t>
+      </w:r>
+      <w:proofErr w:type="spellStart"/>
+      <w:r>
+        <w:rPr>
+          <w:rFonts w:ascii="Arial" w:hAnsi="Arial" w:cs="Arial"/>
+        </w:rPr>
+        <w:t>modeling</w:t>
+      </w:r>
+      <w:proofErr w:type="spellEnd"/>
+      <w:r>
+        <w:rPr>
+          <w:rFonts w:ascii="Arial" w:hAnsi="Arial" w:cs="Arial"/>
+        </w:rPr>
+        <w:t xml:space="preserve"> using historical recorded </w:t>
+      </w:r>
+      <w:proofErr w:type="spellStart"/>
+      <w:r>
+        <w:rPr>
+          <w:rFonts w:ascii="Arial" w:hAnsi="Arial" w:cs="Arial"/>
+        </w:rPr>
+        <w:t>tCO</w:t>
+      </w:r>
+      <w:r>
+        <w:rPr>
+          <w:rFonts w:ascii="Cambria Math" w:hAnsi="Cambria Math" w:cs="Cambria Math"/>
+        </w:rPr>
+        <w:t>₂</w:t>
+      </w:r>
+      <w:r>
+        <w:rPr>
+          <w:rFonts w:ascii="Arial" w:hAnsi="Arial" w:cs="Arial"/>
+        </w:rPr>
+        <w:t>e</w:t>
+      </w:r>
+      <w:proofErr w:type="spellEnd"/>
+      <w:r>
+        <w:rPr>
+          <w:rFonts w:ascii="Arial" w:hAnsi="Arial" w:cs="Arial"/>
+        </w:rPr>
+        <w:t xml:space="preserve"> emissions from companies in the manufacturing sector, as well as other relevant business characteristics (such as revenue or number of employees, to name a few), provided they are available in the selected databases. The availability and completeness of these variables will be assessed during the data preparation phase</w:t>
+      </w:r>
+      <w:r>
+        <w:rPr>
+          <w:rFonts w:ascii="Arial" w:hAnsi="Arial" w:cs="Arial"/>
+        </w:rPr>
+        <w:t>.</w:t>
+      </w:r>
+    </w:p>
+    <w:p>
+      <w:pPr>
+        <w:pStyle w:val="NormalWeb"/>
+        <w:rPr>
+          <w:rFonts w:ascii="Arial" w:hAnsi="Arial" w:cs="Arial"/>
+        </w:rPr>
+      </w:pPr>
+      <w:r>
+        <w:rPr>
+          <w:rFonts w:ascii="Arial" w:hAnsi="Arial" w:cs="Arial"/>
+        </w:rPr>
+        <w:t xml:space="preserve">The project will be based on </w:t>
+      </w:r>
+      <w:proofErr w:type="spellStart"/>
+      <w:r>
+        <w:rPr>
+          <w:rFonts w:ascii="Arial" w:hAnsi="Arial" w:cs="Arial"/>
+        </w:rPr>
+        <w:t>tCO</w:t>
+      </w:r>
+      <w:r>
+        <w:rPr>
+          <w:rFonts w:ascii="Cambria Math" w:hAnsi="Cambria Math" w:cs="Cambria Math"/>
+        </w:rPr>
+        <w:t>₂</w:t>
+      </w:r>
+      <w:r>
+        <w:rPr>
+          <w:rFonts w:ascii="Arial" w:hAnsi="Arial" w:cs="Arial"/>
+        </w:rPr>
+        <w:t>e</w:t>
+      </w:r>
+      <w:proofErr w:type="spellEnd"/>
+      <w:r>
+        <w:rPr>
+          <w:rFonts w:ascii="Arial" w:hAnsi="Arial" w:cs="Arial"/>
+        </w:rPr>
+        <w:t xml:space="preserve"> emissions, which include only Scope 1 and Scope 2. For this project, Scope 3 will be completely excluded and will not be used.</w:t>
+      </w:r>
+      <w:r>
+        <w:rPr>
+          <w:rFonts w:ascii="Arial" w:hAnsi="Arial" w:cs="Arial"/>
+        </w:rPr>
+        <w:t xml:space="preserve"> </w:t>
       </w:r>
     </w:p>
     <w:p>
@@ -3707,7 +4174,6 @@
         <w:rPr>
           <w:rFonts w:ascii="Arial" w:hAnsi="Arial" w:cs="Arial"/>
         </w:rPr>
-        <w:lastRenderedPageBreak/>
         <w:t xml:space="preserve">Include a </w:t>
       </w:r>
       <w:r>
@@ -3787,6 +4253,7 @@
           <w:bCs/>
           <w:color w:val="auto"/>
         </w:rPr>
+        <w:lastRenderedPageBreak/>
         <w:t>VIII</w:t>
       </w:r>
       <w:r>
@@ -4117,7 +4584,6 @@
                   <w:noProof/>
                   <w:sz w:val="24"/>
                   <w:szCs w:val="24"/>
-                  <w:lang w:val="en-GB"/>
                 </w:rPr>
               </w:pPr>
               <w:r>
@@ -4132,7 +4598,50 @@
               <w:r>
                 <w:rPr>
                   <w:noProof/>
-                  <w:lang w:val="en-GB"/>
+                </w:rPr>
+                <w:t>Environmental Protection Agency (EPA). (2012, September 14). The Carbon Cycle. United States.</w:t>
+              </w:r>
+            </w:p>
+            <w:p>
+              <w:pPr>
+                <w:pStyle w:val="Bibliography"/>
+                <w:ind w:left="720" w:hanging="720"/>
+                <w:rPr>
+                  <w:noProof/>
+                </w:rPr>
+              </w:pPr>
+              <w:r>
+                <w:rPr>
+                  <w:noProof/>
+                </w:rPr>
+                <w:t xml:space="preserve">Environmental Protection Agency (EPA). (2013, September 9). </w:t>
+              </w:r>
+              <w:r>
+                <w:rPr>
+                  <w:i/>
+                  <w:iCs/>
+                  <w:noProof/>
+                </w:rPr>
+                <w:t>Climate Change Terms</w:t>
+              </w:r>
+              <w:r>
+                <w:rPr>
+                  <w:noProof/>
+                </w:rPr>
+                <w:t>. Retrieved from EPA's climate change: https://sor.epa.gov/sor_internet/registry/termreg/searchandretrieve/glossariesandkeywordlists/search.do?details=&amp;vocabName=Glossary%20Climate%20Change%20Terms&amp;filterTerm=carbon%20cycle&amp;checkedAcronym=false&amp;checkedTerm=false&amp;hasDefinitions=false&amp;filterTerm</w:t>
+              </w:r>
+            </w:p>
+            <w:p>
+              <w:pPr>
+                <w:pStyle w:val="Bibliography"/>
+                <w:ind w:left="720" w:hanging="720"/>
+                <w:rPr>
+                  <w:noProof/>
+                </w:rPr>
+              </w:pPr>
+              <w:r>
+                <w:rPr>
+                  <w:noProof/>
                 </w:rPr>
                 <w:t xml:space="preserve">EPA. (2026, January 23). </w:t>
               </w:r>
@@ -4141,16 +4650,137 @@
                   <w:i/>
                   <w:iCs/>
                   <w:noProof/>
-                  <w:lang w:val="en-GB"/>
                 </w:rPr>
                 <w:t>Environmental Protection Agency</w:t>
               </w:r>
               <w:r>
                 <w:rPr>
                   <w:noProof/>
-                  <w:lang w:val="en-GB"/>
                 </w:rPr>
                 <w:t>. Retrieved from Greenhouse Gas Emissions: https://www.epa.gov/ghgemissions/carbon-dioxide-emissions</w:t>
+              </w:r>
+            </w:p>
+            <w:p>
+              <w:pPr>
+                <w:pStyle w:val="Bibliography"/>
+                <w:ind w:left="720" w:hanging="720"/>
+                <w:rPr>
+                  <w:noProof/>
+                </w:rPr>
+              </w:pPr>
+              <w:r>
+                <w:rPr>
+                  <w:noProof/>
+                </w:rPr>
+                <w:t xml:space="preserve">Habeeb Fadya A., A. H. (2024, November 25). </w:t>
+              </w:r>
+              <w:r>
+                <w:rPr>
+                  <w:i/>
+                  <w:iCs/>
+                  <w:noProof/>
+                </w:rPr>
+                <w:t>Global Analysis and Prediction of CO2 and Greenhouse Gas Emissions across Continents .</w:t>
+              </w:r>
+              <w:r>
+                <w:rPr>
+                  <w:noProof/>
+                </w:rPr>
+                <w:t xml:space="preserve"> Retrieved from ARTICLEINFO: https://www.bing.com/ck/a?!&amp;&amp;p=3a2c4c3c80f3c636645997da40ee3de7babee04b043e6f7</w:t>
+              </w:r>
+              <w:r>
+                <w:rPr>
+                  <w:noProof/>
+                </w:rPr>
+                <w:lastRenderedPageBreak/>
+                <w:t>224ecd54831762cc0JmltdHM9MTc5MDg5OTIwMA&amp;ptn=3&amp;ver=2&amp;hsh=4&amp;fclid=08ab4975-cd86-6830-1003-5e52ccfd69e7&amp;psq=Global+Analysis+and+Prediction+of+CO2+and+Greenhouse+Gas+Emissions+acros</w:t>
+              </w:r>
+            </w:p>
+            <w:p>
+              <w:pPr>
+                <w:pStyle w:val="Bibliography"/>
+                <w:ind w:left="720" w:hanging="720"/>
+                <w:rPr>
+                  <w:noProof/>
+                </w:rPr>
+              </w:pPr>
+              <w:r>
+                <w:rPr>
+                  <w:noProof/>
+                </w:rPr>
+                <w:t xml:space="preserve">John Downie, W. S. (2011, September 24). </w:t>
+              </w:r>
+              <w:r>
+                <w:rPr>
+                  <w:i/>
+                  <w:iCs/>
+                  <w:noProof/>
+                </w:rPr>
+                <w:t>Evaluation of Australian companies’ scope 3 greenhouse gas.</w:t>
+              </w:r>
+              <w:r>
+                <w:rPr>
+                  <w:noProof/>
+                </w:rPr>
+                <w:t xml:space="preserve"> Retrieved from ELSEVIER: https://www.sciencedirect.com/science/article/abs/pii/S0959652611003416</w:t>
+              </w:r>
+            </w:p>
+            <w:p>
+              <w:pPr>
+                <w:pStyle w:val="Bibliography"/>
+                <w:ind w:left="720" w:hanging="720"/>
+                <w:rPr>
+                  <w:noProof/>
+                </w:rPr>
+              </w:pPr>
+              <w:r>
+                <w:rPr>
+                  <w:noProof/>
+                </w:rPr>
+                <w:t xml:space="preserve">Rainer Kasperzak, M. K. (2023, January 5). </w:t>
+              </w:r>
+              <w:r>
+                <w:rPr>
+                  <w:i/>
+                  <w:iCs/>
+                  <w:noProof/>
+                </w:rPr>
+                <w:t>Accounting for Carbon Emissions—Current State of Sustainability Reporting Practice under the GHG Protocol.</w:t>
+              </w:r>
+              <w:r>
+                <w:rPr>
+                  <w:noProof/>
+                </w:rPr>
+                <w:t xml:space="preserve"> Retrieved from https://www.mdpi.com/2071-1050/15/2/994</w:t>
+              </w:r>
+            </w:p>
+            <w:p>
+              <w:pPr>
+                <w:pStyle w:val="Bibliography"/>
+                <w:ind w:left="720" w:hanging="720"/>
+                <w:rPr>
+                  <w:noProof/>
+                </w:rPr>
+              </w:pPr>
+              <w:r>
+                <w:rPr>
+                  <w:noProof/>
+                </w:rPr>
+                <w:t xml:space="preserve">Timo, H. H. (2008). Corporate Carbon Performance Indicators: Carbon Intensity, Dependency, Exposure and Risk. </w:t>
+              </w:r>
+              <w:r>
+                <w:rPr>
+                  <w:i/>
+                  <w:iCs/>
+                  <w:noProof/>
+                </w:rPr>
+                <w:t>Journal of Industrial Ecology</w:t>
+              </w:r>
+              <w:r>
+                <w:rPr>
+                  <w:noProof/>
+                </w:rPr>
+                <w:t>, 505-520.</w:t>
               </w:r>
             </w:p>
             <w:p>
@@ -4307,7 +4937,7 @@
       </w:r>
     </w:p>
     <w:sectPr>
-      <w:footerReference w:type="default" r:id="rId10"/>
+      <w:footerReference w:type="default" r:id="rId11"/>
       <w:pgSz w:w="11906" w:h="16838"/>
       <w:pgMar w:top="1440" w:right="1440" w:bottom="1440" w:left="1440" w:header="708" w:footer="708" w:gutter="0"/>
       <w:pgNumType w:start="1"/>
@@ -4412,6 +5042,243 @@
     </w:p>
   </w:footnote>
 </w:footnotes>
+</file>
+
+<file path=word/numbering.xml><?xml version="1.0" encoding="utf-8"?>
+<w:numbering xmlns:wpc="http://schemas.microsoft.com/office/word/2010/wordprocessingCanvas" xmlns:cx="http://schemas.microsoft.com/office/drawing/2014/chartex" xmlns:cx1="http://schemas.microsoft.com/office/drawing/2015/9/8/chartex" xmlns:cx2="http://schemas.microsoft.com/office/drawing/2015/10/21/chartex" xmlns:cx3="http://schemas.microsoft.com/office/drawing/2016/5/9/chartex" xmlns:cx4="http://schemas.microsoft.com/office/drawing/2016/5/10/chartex" xmlns:cx5="http://schemas.microsoft.com/office/drawing/2016/5/11/chartex" xmlns:cx6="http://schemas.microsoft.com/office/drawing/2016/5/12/chartex" xmlns:cx7="http://schemas.microsoft.com/office/drawing/2016/5/13/chartex" xmlns:cx8="http://schemas.microsoft.com/office/drawing/2016/5/14/chartex" xmlns:mc="http://schemas.openxmlformats.org/markup-compatibility/2006" xmlns:aink="http://schemas.microsoft.com/office/drawing/2016/ink" xmlns:am3d="http://schemas.microsoft.com/office/drawing/2017/model3d" xmlns:o="urn:schemas-microsoft-com:office:office" xmlns:oel="http://schemas.microsoft.com/office/2019/extlst" xmlns:r="http://schemas.openxmlformats.org/officeDocument/2006/relationships" xmlns:m="http://schemas.openxmlformats.org/officeDocument/2006/math" xmlns:v="urn:schemas-microsoft-com:vml" xmlns:wp14="http://schemas.microsoft.com/office/word/2010/wordprocessingDrawing" xmlns:wp="http://schemas.openxmlformats.org/drawingml/2006/wordprocessingDrawing" xmlns:w10="urn:schemas-microsoft-com:office:word" xmlns:w="http://schemas.openxmlformats.org/wordprocessingml/2006/main" xmlns:w14="http://schemas.microsoft.com/office/word/2010/wordml" xmlns:w15="http://schemas.microsoft.com/office/word/2012/wordml" xmlns:w16cex="http://schemas.microsoft.com/office/word/2018/wordml/cex" xmlns:w16cid="http://schemas.microsoft.com/office/word/2016/wordml/cid" xmlns:w16="http://schemas.microsoft.com/office/word/2018/wordml" xmlns:w16du="http://schemas.microsoft.com/office/word/2023/wordml/word16du" xmlns:w16sdtdh="http://schemas.microsoft.com/office/word/2020/wordml/sdtdatahash" xmlns:w16sdtfl="http://schemas.microsoft.com/office/word/2024/wordml/sdtformatlock" xmlns:w16se="http://schemas.microsoft.com/office/word/2015/wordml/symex" xmlns:wpg="http://schemas.microsoft.com/office/word/2010/wordprocessingGroup" xmlns:wpi="http://schemas.microsoft.com/office/word/2010/wordprocessingInk" xmlns:wne="http://schemas.microsoft.com/office/word/2006/wordml" xmlns:wps="http://schemas.microsoft.com/office/word/2010/wordprocessingShape" mc:Ignorable="w14 w15 w16se w16cid w16 w16cex w16sdtdh w16sdtfl w16du wp14">
+  <w:abstractNum w:abstractNumId="0" w15:restartNumberingAfterBreak="0">
+    <w:nsid w:val="60F736BC"/>
+    <w:multiLevelType w:val="hybridMultilevel"/>
+    <w:tmpl w:val="1A60344A"/>
+    <w:lvl w:ilvl="0" w:tplc="18090001">
+      <w:start w:val="1"/>
+      <w:numFmt w:val="bullet"/>
+      <w:lvlText w:val=""/>
+      <w:lvlJc w:val="left"/>
+      <w:pPr>
+        <w:ind w:left="720" w:hanging="360"/>
+      </w:pPr>
+      <w:rPr>
+        <w:rFonts w:ascii="Symbol" w:hAnsi="Symbol" w:hint="default"/>
+      </w:rPr>
+    </w:lvl>
+    <w:lvl w:ilvl="1" w:tplc="18090003" w:tentative="1">
+      <w:start w:val="1"/>
+      <w:numFmt w:val="bullet"/>
+      <w:lvlText w:val="o"/>
+      <w:lvlJc w:val="left"/>
+      <w:pPr>
+        <w:ind w:left="1440" w:hanging="360"/>
+      </w:pPr>
+      <w:rPr>
+        <w:rFonts w:ascii="Courier New" w:hAnsi="Courier New" w:cs="Courier New" w:hint="default"/>
+      </w:rPr>
+    </w:lvl>
+    <w:lvl w:ilvl="2" w:tplc="18090005" w:tentative="1">
+      <w:start w:val="1"/>
+      <w:numFmt w:val="bullet"/>
+      <w:lvlText w:val=""/>
+      <w:lvlJc w:val="left"/>
+      <w:pPr>
+        <w:ind w:left="2160" w:hanging="360"/>
+      </w:pPr>
+      <w:rPr>
+        <w:rFonts w:ascii="Wingdings" w:hAnsi="Wingdings" w:hint="default"/>
+      </w:rPr>
+    </w:lvl>
+    <w:lvl w:ilvl="3" w:tplc="18090001" w:tentative="1">
+      <w:start w:val="1"/>
+      <w:numFmt w:val="bullet"/>
+      <w:lvlText w:val=""/>
+      <w:lvlJc w:val="left"/>
+      <w:pPr>
+        <w:ind w:left="2880" w:hanging="360"/>
+      </w:pPr>
+      <w:rPr>
+        <w:rFonts w:ascii="Symbol" w:hAnsi="Symbol" w:hint="default"/>
+      </w:rPr>
+    </w:lvl>
+    <w:lvl w:ilvl="4" w:tplc="18090003" w:tentative="1">
+      <w:start w:val="1"/>
+      <w:numFmt w:val="bullet"/>
+      <w:lvlText w:val="o"/>
+      <w:lvlJc w:val="left"/>
+      <w:pPr>
+        <w:ind w:left="3600" w:hanging="360"/>
+      </w:pPr>
+      <w:rPr>
+        <w:rFonts w:ascii="Courier New" w:hAnsi="Courier New" w:cs="Courier New" w:hint="default"/>
+      </w:rPr>
+    </w:lvl>
+    <w:lvl w:ilvl="5" w:tplc="18090005" w:tentative="1">
+      <w:start w:val="1"/>
+      <w:numFmt w:val="bullet"/>
+      <w:lvlText w:val=""/>
+      <w:lvlJc w:val="left"/>
+      <w:pPr>
+        <w:ind w:left="4320" w:hanging="360"/>
+      </w:pPr>
+      <w:rPr>
+        <w:rFonts w:ascii="Wingdings" w:hAnsi="Wingdings" w:hint="default"/>
+      </w:rPr>
+    </w:lvl>
+    <w:lvl w:ilvl="6" w:tplc="18090001" w:tentative="1">
+      <w:start w:val="1"/>
+      <w:numFmt w:val="bullet"/>
+      <w:lvlText w:val=""/>
+      <w:lvlJc w:val="left"/>
+      <w:pPr>
+        <w:ind w:left="5040" w:hanging="360"/>
+      </w:pPr>
+      <w:rPr>
+        <w:rFonts w:ascii="Symbol" w:hAnsi="Symbol" w:hint="default"/>
+      </w:rPr>
+    </w:lvl>
+    <w:lvl w:ilvl="7" w:tplc="18090003" w:tentative="1">
+      <w:start w:val="1"/>
+      <w:numFmt w:val="bullet"/>
+      <w:lvlText w:val="o"/>
+      <w:lvlJc w:val="left"/>
+      <w:pPr>
+        <w:ind w:left="5760" w:hanging="360"/>
+      </w:pPr>
+      <w:rPr>
+        <w:rFonts w:ascii="Courier New" w:hAnsi="Courier New" w:cs="Courier New" w:hint="default"/>
+      </w:rPr>
+    </w:lvl>
+    <w:lvl w:ilvl="8" w:tplc="18090005" w:tentative="1">
+      <w:start w:val="1"/>
+      <w:numFmt w:val="bullet"/>
+      <w:lvlText w:val=""/>
+      <w:lvlJc w:val="left"/>
+      <w:pPr>
+        <w:ind w:left="6480" w:hanging="360"/>
+      </w:pPr>
+      <w:rPr>
+        <w:rFonts w:ascii="Wingdings" w:hAnsi="Wingdings" w:hint="default"/>
+      </w:rPr>
+    </w:lvl>
+  </w:abstractNum>
+  <w:abstractNum w:abstractNumId="1" w15:restartNumberingAfterBreak="0">
+    <w:nsid w:val="6B3B0034"/>
+    <w:multiLevelType w:val="hybridMultilevel"/>
+    <w:tmpl w:val="F7DA2040"/>
+    <w:lvl w:ilvl="0" w:tplc="18090001">
+      <w:start w:val="1"/>
+      <w:numFmt w:val="bullet"/>
+      <w:lvlText w:val=""/>
+      <w:lvlJc w:val="left"/>
+      <w:pPr>
+        <w:ind w:left="720" w:hanging="360"/>
+      </w:pPr>
+      <w:rPr>
+        <w:rFonts w:ascii="Symbol" w:hAnsi="Symbol" w:hint="default"/>
+      </w:rPr>
+    </w:lvl>
+    <w:lvl w:ilvl="1" w:tplc="18090003" w:tentative="1">
+      <w:start w:val="1"/>
+      <w:numFmt w:val="bullet"/>
+      <w:lvlText w:val="o"/>
+      <w:lvlJc w:val="left"/>
+      <w:pPr>
+        <w:ind w:left="1440" w:hanging="360"/>
+      </w:pPr>
+      <w:rPr>
+        <w:rFonts w:ascii="Courier New" w:hAnsi="Courier New" w:cs="Courier New" w:hint="default"/>
+      </w:rPr>
+    </w:lvl>
+    <w:lvl w:ilvl="2" w:tplc="18090005" w:tentative="1">
+      <w:start w:val="1"/>
+      <w:numFmt w:val="bullet"/>
+      <w:lvlText w:val=""/>
+      <w:lvlJc w:val="left"/>
+      <w:pPr>
+        <w:ind w:left="2160" w:hanging="360"/>
+      </w:pPr>
+      <w:rPr>
+        <w:rFonts w:ascii="Wingdings" w:hAnsi="Wingdings" w:hint="default"/>
+      </w:rPr>
+    </w:lvl>
+    <w:lvl w:ilvl="3" w:tplc="18090001" w:tentative="1">
+      <w:start w:val="1"/>
+      <w:numFmt w:val="bullet"/>
+      <w:lvlText w:val=""/>
+      <w:lvlJc w:val="left"/>
+      <w:pPr>
+        <w:ind w:left="2880" w:hanging="360"/>
+      </w:pPr>
+      <w:rPr>
+        <w:rFonts w:ascii="Symbol" w:hAnsi="Symbol" w:hint="default"/>
+      </w:rPr>
+    </w:lvl>
+    <w:lvl w:ilvl="4" w:tplc="18090003" w:tentative="1">
+      <w:start w:val="1"/>
+      <w:numFmt w:val="bullet"/>
+      <w:lvlText w:val="o"/>
+      <w:lvlJc w:val="left"/>
+      <w:pPr>
+        <w:ind w:left="3600" w:hanging="360"/>
+      </w:pPr>
+      <w:rPr>
+        <w:rFonts w:ascii="Courier New" w:hAnsi="Courier New" w:cs="Courier New" w:hint="default"/>
+      </w:rPr>
+    </w:lvl>
+    <w:lvl w:ilvl="5" w:tplc="18090005" w:tentative="1">
+      <w:start w:val="1"/>
+      <w:numFmt w:val="bullet"/>
+      <w:lvlText w:val=""/>
+      <w:lvlJc w:val="left"/>
+      <w:pPr>
+        <w:ind w:left="4320" w:hanging="360"/>
+      </w:pPr>
+      <w:rPr>
+        <w:rFonts w:ascii="Wingdings" w:hAnsi="Wingdings" w:hint="default"/>
+      </w:rPr>
+    </w:lvl>
+    <w:lvl w:ilvl="6" w:tplc="18090001" w:tentative="1">
+      <w:start w:val="1"/>
+      <w:numFmt w:val="bullet"/>
+      <w:lvlText w:val=""/>
+      <w:lvlJc w:val="left"/>
+      <w:pPr>
+        <w:ind w:left="5040" w:hanging="360"/>
+      </w:pPr>
+      <w:rPr>
+        <w:rFonts w:ascii="Symbol" w:hAnsi="Symbol" w:hint="default"/>
+      </w:rPr>
+    </w:lvl>
+    <w:lvl w:ilvl="7" w:tplc="18090003" w:tentative="1">
+      <w:start w:val="1"/>
+      <w:numFmt w:val="bullet"/>
+      <w:lvlText w:val="o"/>
+      <w:lvlJc w:val="left"/>
+      <w:pPr>
+        <w:ind w:left="5760" w:hanging="360"/>
+      </w:pPr>
+      <w:rPr>
+        <w:rFonts w:ascii="Courier New" w:hAnsi="Courier New" w:cs="Courier New" w:hint="default"/>
+      </w:rPr>
+    </w:lvl>
+    <w:lvl w:ilvl="8" w:tplc="18090005" w:tentative="1">
+      <w:start w:val="1"/>
+      <w:numFmt w:val="bullet"/>
+      <w:lvlText w:val=""/>
+      <w:lvlJc w:val="left"/>
+      <w:pPr>
+        <w:ind w:left="6480" w:hanging="360"/>
+      </w:pPr>
+      <w:rPr>
+        <w:rFonts w:ascii="Wingdings" w:hAnsi="Wingdings" w:hint="default"/>
+      </w:rPr>
+    </w:lvl>
+  </w:abstractNum>
+  <w:num w:numId="1" w16cid:durableId="1579055741">
+    <w:abstractNumId w:val="1"/>
+  </w:num>
+  <w:num w:numId="2" w16cid:durableId="1884246090">
+    <w:abstractNumId w:val="0"/>
+  </w:num>
+</w:numbering>
 </file>
 
 <file path=word/styles.xml><?xml version="1.0" encoding="utf-8"?>

--- a/CA1-ANDREA DIAZ MEDRANO.docx
+++ b/CA1-ANDREA DIAZ MEDRANO.docx
@@ -3126,9 +3126,9 @@
           <w:lang w:val="pt-BR"/>
         </w:rPr>
         <w:drawing>
-          <wp:inline distT="0" distB="0" distL="0" distR="0" wp14:anchorId="3267687A" wp14:editId="441FE344">
-            <wp:extent cx="5494496" cy="2331922"/>
-            <wp:effectExtent l="0" t="0" r="0" b="0"/>
+          <wp:inline distT="0" distB="0" distL="0" distR="0" wp14:anchorId="3267687A" wp14:editId="02BC7BCB">
+            <wp:extent cx="5691517" cy="2415540"/>
+            <wp:effectExtent l="0" t="0" r="4445" b="3810"/>
             <wp:docPr id="1784026794" name="Picture 1"/>
             <wp:cNvGraphicFramePr>
               <a:graphicFrameLocks xmlns:a="http://schemas.openxmlformats.org/drawingml/2006/main" noChangeAspect="1"/>
@@ -3149,7 +3149,7 @@
                   <pic:spPr>
                     <a:xfrm>
                       <a:off x="0" y="0"/>
-                      <a:ext cx="5494496" cy="2331922"/>
+                      <a:ext cx="5694558" cy="2416831"/>
                     </a:xfrm>
                     <a:prstGeom prst="rect">
                       <a:avLst/>
@@ -3672,25 +3672,7 @@
         <w:rPr>
           <w:rFonts w:ascii="Arial" w:hAnsi="Arial" w:cs="Arial"/>
         </w:rPr>
-        <w:t>e emissions (considering only Scope 1 and Scope 2</w:t>
-      </w:r>
-      <w:r>
-        <w:rPr>
-          <w:rFonts w:ascii="Arial" w:hAnsi="Arial" w:cs="Arial"/>
-        </w:rPr>
-        <w:t xml:space="preserve"> greenhouse gas emissions</w:t>
-      </w:r>
-      <w:r>
-        <w:rPr>
-          <w:rFonts w:ascii="Arial" w:hAnsi="Arial" w:cs="Arial"/>
-        </w:rPr>
-        <w:t>)</w:t>
-      </w:r>
-      <w:r>
-        <w:rPr>
-          <w:rFonts w:ascii="Arial" w:hAnsi="Arial" w:cs="Arial"/>
-        </w:rPr>
-        <w:t xml:space="preserve"> </w:t>
+        <w:t xml:space="preserve">e emissions (considering only Scope 1 and Scope 2 greenhouse gas emissions) </w:t>
       </w:r>
       <w:r>
         <w:rPr>
@@ -3799,13 +3781,7 @@
         <w:rPr>
           <w:rFonts w:ascii="Arial" w:hAnsi="Arial" w:cs="Arial"/>
         </w:rPr>
-        <w:t xml:space="preserve"> </w:t>
-      </w:r>
-      <w:r>
-        <w:rPr>
-          <w:rFonts w:ascii="Arial" w:hAnsi="Arial" w:cs="Arial"/>
-        </w:rPr>
-        <w:t xml:space="preserve">for </w:t>
+        <w:t xml:space="preserve"> for </w:t>
       </w:r>
       <w:r>
         <w:rPr>
@@ -3860,13 +3836,7 @@
         <w:rPr>
           <w:rFonts w:ascii="Arial" w:hAnsi="Arial" w:cs="Arial"/>
         </w:rPr>
-        <w:t xml:space="preserve">, </w:t>
-      </w:r>
-      <w:r>
-        <w:rPr>
-          <w:rFonts w:ascii="Arial" w:hAnsi="Arial" w:cs="Arial"/>
-        </w:rPr>
-        <w:t xml:space="preserve">for </w:t>
+        <w:t xml:space="preserve">, for </w:t>
       </w:r>
       <w:r>
         <w:rPr>
@@ -3917,14 +3887,7 @@
         <w:rPr>
           <w:rFonts w:ascii="Arial" w:hAnsi="Arial" w:cs="Arial"/>
         </w:rPr>
-        <w:t xml:space="preserve"> future Scope 1 </w:t>
-      </w:r>
-      <w:proofErr w:type="gramStart"/>
-      <w:r>
-        <w:rPr>
-          <w:rFonts w:ascii="Arial" w:hAnsi="Arial" w:cs="Arial"/>
-        </w:rPr>
-        <w:t xml:space="preserve">and </w:t>
+        <w:t xml:space="preserve"> future Scope 1 and </w:t>
       </w:r>
       <w:r>
         <w:rPr>
@@ -3938,7 +3901,6 @@
         </w:rPr>
         <w:t>tCO</w:t>
       </w:r>
-      <w:proofErr w:type="gramEnd"/>
       <w:r>
         <w:rPr>
           <w:rFonts w:ascii="Arial" w:hAnsi="Arial" w:cs="Arial"/>
@@ -3950,19 +3912,7 @@
         <w:rPr>
           <w:rFonts w:ascii="Arial" w:hAnsi="Arial" w:cs="Arial"/>
         </w:rPr>
-        <w:t>e emissions (considering only Scope 1 and Scope 2 greenhouse gas emissions)</w:t>
-      </w:r>
-      <w:r>
-        <w:rPr>
-          <w:rFonts w:ascii="Arial" w:hAnsi="Arial" w:cs="Arial"/>
-        </w:rPr>
-        <w:t xml:space="preserve">, </w:t>
-      </w:r>
-      <w:r>
-        <w:rPr>
-          <w:rFonts w:ascii="Arial" w:hAnsi="Arial" w:cs="Arial"/>
-        </w:rPr>
-        <w:t xml:space="preserve">for </w:t>
+        <w:t xml:space="preserve">e emissions (considering only Scope 1 and Scope 2 greenhouse gas emissions), for </w:t>
       </w:r>
       <w:r>
         <w:rPr>
@@ -3985,7 +3935,6 @@
           <w:b/>
           <w:bCs/>
           <w:color w:val="auto"/>
-          <w:lang w:val="pt-BR"/>
         </w:rPr>
       </w:pPr>
       <w:bookmarkStart w:id="5" w:name="_Toc241617507"/>
@@ -3995,7 +3944,6 @@
           <w:b/>
           <w:bCs/>
           <w:color w:val="auto"/>
-          <w:lang w:val="pt-BR"/>
         </w:rPr>
         <w:t>V</w:t>
       </w:r>
@@ -4005,7 +3953,6 @@
           <w:b/>
           <w:bCs/>
           <w:color w:val="auto"/>
-          <w:lang w:val="pt-BR"/>
         </w:rPr>
         <w:t>. Scope</w:t>
       </w:r>
@@ -4075,6 +4022,7 @@
     <w:p>
       <w:pPr>
         <w:pStyle w:val="NormalWeb"/>
+        <w:jc w:val="both"/>
         <w:rPr>
           <w:rFonts w:ascii="Arial" w:hAnsi="Arial" w:cs="Arial"/>
         </w:rPr>
@@ -4192,6 +4140,111 @@
     </w:p>
     <w:p>
       <w:pPr>
+        <w:pStyle w:val="NormalWeb"/>
+        <w:rPr>
+          <w:rFonts w:ascii="Arial" w:hAnsi="Arial" w:cs="Arial"/>
+        </w:rPr>
+      </w:pPr>
+      <w:r>
+        <w:rPr>
+          <w:rFonts w:ascii="Arial" w:hAnsi="Arial" w:cs="Arial"/>
+        </w:rPr>
+        <w:t xml:space="preserve">The project will use a data analysis and predictive modelling approach to investigate whether historical corporate and environmental data can be used to predict future tCO2e emissions at manufacturing companies. </w:t>
+      </w:r>
+      <w:r>
+        <w:rPr>
+          <w:rFonts w:ascii="Arial" w:hAnsi="Arial" w:cs="Arial"/>
+        </w:rPr>
+        <w:t>The methodology to be followed will be as follows:</w:t>
+      </w:r>
+    </w:p>
+    <w:p>
+      <w:pPr>
+        <w:pStyle w:val="NormalWeb"/>
+        <w:numPr>
+          <w:ilvl w:val="0"/>
+          <w:numId w:val="3"/>
+        </w:numPr>
+        <w:rPr>
+          <w:rFonts w:ascii="Arial" w:hAnsi="Arial" w:cs="Arial"/>
+        </w:rPr>
+      </w:pPr>
+      <w:r>
+        <w:rPr>
+          <w:rFonts w:ascii="Arial" w:hAnsi="Arial" w:cs="Arial"/>
+        </w:rPr>
+        <w:t>Data collection and preparation</w:t>
+      </w:r>
+      <w:r>
+        <w:rPr>
+          <w:rFonts w:ascii="Arial" w:hAnsi="Arial" w:cs="Arial"/>
+        </w:rPr>
+        <w:t>.</w:t>
+      </w:r>
+    </w:p>
+    <w:p>
+      <w:pPr>
+        <w:pStyle w:val="NormalWeb"/>
+        <w:ind w:left="720"/>
+        <w:rPr>
+          <w:rFonts w:ascii="Arial" w:hAnsi="Arial" w:cs="Arial"/>
+        </w:rPr>
+      </w:pPr>
+      <w:r>
+        <w:rPr>
+          <w:rFonts w:ascii="Arial" w:hAnsi="Arial" w:cs="Arial"/>
+        </w:rPr>
+        <w:t xml:space="preserve">The data will be cleaned and prepared to identify missing values,  duplicate records or differences in units of measurement. The final selection of </w:t>
+      </w:r>
+      <w:r>
+        <w:rPr>
+          <w:rFonts w:ascii="Arial" w:hAnsi="Arial" w:cs="Arial"/>
+        </w:rPr>
+        <w:lastRenderedPageBreak/>
+        <w:t>variables (such as, revenue or number of employees) will depend on their availability, quality and consistency.</w:t>
+      </w:r>
+    </w:p>
+    <w:p>
+      <w:pPr>
+        <w:pStyle w:val="NormalWeb"/>
+        <w:numPr>
+          <w:ilvl w:val="0"/>
+          <w:numId w:val="3"/>
+        </w:numPr>
+        <w:rPr>
+          <w:rFonts w:ascii="Arial" w:hAnsi="Arial" w:cs="Arial"/>
+        </w:rPr>
+      </w:pPr>
+      <w:r>
+        <w:rPr>
+          <w:rFonts w:ascii="Arial" w:hAnsi="Arial" w:cs="Arial"/>
+        </w:rPr>
+        <w:t xml:space="preserve">Exploratory data analysis. </w:t>
+      </w:r>
+    </w:p>
+    <w:p>
+      <w:pPr>
+        <w:pStyle w:val="NormalWeb"/>
+        <w:ind w:left="720"/>
+        <w:rPr>
+          <w:rFonts w:ascii="Arial" w:hAnsi="Arial" w:cs="Arial"/>
+        </w:rPr>
+      </w:pPr>
+      <w:r>
+        <w:rPr>
+          <w:rFonts w:ascii="Arial" w:hAnsi="Arial" w:cs="Arial"/>
+        </w:rPr>
+        <w:t>An</w:t>
+      </w:r>
+      <w:r>
+        <w:rPr>
+          <w:rFonts w:ascii="Arial" w:hAnsi="Arial" w:cs="Arial"/>
+        </w:rPr>
+        <w:t xml:space="preserve"> exploratory data analysis will be conducted using descriptive statistics, visualization and correlation analysis. The main objective will be to identify patterns in emissions and explore the relationships between emissions and company characteristics. This analysis will also allow us to define the mean, median, standard deviation, minimum and maximum values as well as the identification of missing and outlier values.</w:t>
+      </w:r>
+    </w:p>
+    <w:p>
+      <w:pPr>
         <w:pStyle w:val="Heading2"/>
         <w:rPr>
           <w:rFonts w:ascii="Arial" w:hAnsi="Arial" w:cs="Arial"/>
@@ -4237,6 +4290,149 @@
     </w:p>
     <w:p>
       <w:pPr>
+        <w:pStyle w:val="NormalWeb"/>
+        <w:jc w:val="both"/>
+        <w:rPr>
+          <w:rFonts w:ascii="Arial" w:hAnsi="Arial" w:cs="Arial"/>
+          <w:lang w:val="pt-BR"/>
+        </w:rPr>
+      </w:pPr>
+      <w:r>
+        <w:rPr>
+          <w:rFonts w:ascii="Arial" w:hAnsi="Arial" w:cs="Arial"/>
+        </w:rPr>
+        <w:t>W</w:t>
+      </w:r>
+      <w:r>
+        <w:rPr>
+          <w:rFonts w:ascii="Arial" w:hAnsi="Arial" w:cs="Arial"/>
+        </w:rPr>
+        <w:t xml:space="preserve">e will attempt to obtain information on manufacturing tCO2e emissions from the Mycelium database, </w:t>
+      </w:r>
+      <w:proofErr w:type="spellStart"/>
+      <w:r>
+        <w:rPr>
+          <w:rFonts w:ascii="Arial" w:hAnsi="Arial" w:cs="Arial"/>
+        </w:rPr>
+        <w:t>cuya</w:t>
+      </w:r>
+      <w:proofErr w:type="spellEnd"/>
+      <w:r>
+        <w:rPr>
+          <w:rFonts w:ascii="Arial" w:hAnsi="Arial" w:cs="Arial"/>
+        </w:rPr>
+        <w:t xml:space="preserve"> Plataforma </w:t>
+      </w:r>
+      <w:proofErr w:type="spellStart"/>
+      <w:r>
+        <w:rPr>
+          <w:rFonts w:ascii="Arial" w:hAnsi="Arial" w:cs="Arial"/>
+        </w:rPr>
+        <w:t>tiene</w:t>
+      </w:r>
+      <w:proofErr w:type="spellEnd"/>
+      <w:r>
+        <w:rPr>
+          <w:rFonts w:ascii="Arial" w:hAnsi="Arial" w:cs="Arial"/>
+        </w:rPr>
+        <w:t xml:space="preserve"> </w:t>
+      </w:r>
+      <w:proofErr w:type="spellStart"/>
+      <w:r>
+        <w:rPr>
+          <w:rFonts w:ascii="Arial" w:hAnsi="Arial" w:cs="Arial"/>
+        </w:rPr>
+        <w:t>acceso</w:t>
+      </w:r>
+      <w:proofErr w:type="spellEnd"/>
+      <w:r>
+        <w:rPr>
+          <w:rFonts w:ascii="Arial" w:hAnsi="Arial" w:cs="Arial"/>
+        </w:rPr>
+        <w:t xml:space="preserve"> </w:t>
+      </w:r>
+      <w:proofErr w:type="spellStart"/>
+      <w:r>
+        <w:rPr>
+          <w:rFonts w:ascii="Arial" w:hAnsi="Arial" w:cs="Arial"/>
+        </w:rPr>
+        <w:t>gratuito</w:t>
+      </w:r>
+      <w:proofErr w:type="spellEnd"/>
+      <w:r>
+        <w:rPr>
+          <w:rFonts w:ascii="Arial" w:hAnsi="Arial" w:cs="Arial"/>
+        </w:rPr>
+        <w:t xml:space="preserve"> al API para </w:t>
+      </w:r>
+      <w:proofErr w:type="spellStart"/>
+      <w:r>
+        <w:rPr>
+          <w:rFonts w:ascii="Arial" w:hAnsi="Arial" w:cs="Arial"/>
+        </w:rPr>
+        <w:t>usos</w:t>
+      </w:r>
+      <w:proofErr w:type="spellEnd"/>
+      <w:r>
+        <w:rPr>
+          <w:rFonts w:ascii="Arial" w:hAnsi="Arial" w:cs="Arial"/>
+        </w:rPr>
+        <w:t xml:space="preserve"> </w:t>
+      </w:r>
+      <w:proofErr w:type="spellStart"/>
+      <w:r>
+        <w:rPr>
+          <w:rFonts w:ascii="Arial" w:hAnsi="Arial" w:cs="Arial"/>
+        </w:rPr>
+        <w:t>academicos</w:t>
+      </w:r>
+      <w:proofErr w:type="spellEnd"/>
+      <w:r>
+        <w:rPr>
+          <w:rFonts w:ascii="Arial" w:hAnsi="Arial" w:cs="Arial"/>
+        </w:rPr>
+        <w:t xml:space="preserve">. </w:t>
+      </w:r>
+      <w:r>
+        <w:rPr>
+          <w:rFonts w:ascii="Arial" w:hAnsi="Arial" w:cs="Arial"/>
+          <w:lang w:val="pt-BR"/>
+        </w:rPr>
+        <w:t>La solicitud para el acceso ya fu</w:t>
+      </w:r>
+      <w:r>
+        <w:rPr>
+          <w:rFonts w:ascii="Arial" w:hAnsi="Arial" w:cs="Arial"/>
+          <w:lang w:val="pt-BR"/>
+        </w:rPr>
+        <w:t xml:space="preserve">e enviada y esta en espera de aprobaciòn. Cuando se apruebe el acceso se preneden decargar los datos de varibles adicionales a las emisiones de </w:t>
+      </w:r>
+      <w:r>
+        <w:rPr>
+          <w:rFonts w:ascii="Arial" w:hAnsi="Arial" w:cs="Arial"/>
+          <w:lang w:val="pt-BR"/>
+        </w:rPr>
+        <w:t>tCO2e</w:t>
+      </w:r>
+      <w:r>
+        <w:rPr>
+          <w:rFonts w:ascii="Arial" w:hAnsi="Arial" w:cs="Arial"/>
+          <w:lang w:val="pt-BR"/>
+        </w:rPr>
+        <w:t xml:space="preserve"> como las ventas y numero de emplados para evaluar su influencia sobre las emisiones. </w:t>
+      </w:r>
+    </w:p>
+    <w:p>
+      <w:pPr>
+        <w:pStyle w:val="NormalWeb"/>
+        <w:rPr>
+          <w:rFonts w:ascii="Arial" w:hAnsi="Arial" w:cs="Arial"/>
+          <w:lang w:val="pt-BR"/>
+        </w:rPr>
+      </w:pPr>
+    </w:p>
+    <w:p>
+      <w:pPr>
         <w:pStyle w:val="Heading2"/>
         <w:rPr>
           <w:rFonts w:ascii="Arial" w:hAnsi="Arial" w:cs="Arial"/>
@@ -4253,7 +4449,6 @@
           <w:bCs/>
           <w:color w:val="auto"/>
         </w:rPr>
-        <w:lastRenderedPageBreak/>
         <w:t>VIII</w:t>
       </w:r>
       <w:r>
@@ -4435,6 +4630,7 @@
         <w:rPr>
           <w:rFonts w:ascii="Arial" w:hAnsi="Arial" w:cs="Arial"/>
         </w:rPr>
+        <w:lastRenderedPageBreak/>
         <w:t>Increasing company sales</w:t>
       </w:r>
     </w:p>
@@ -4686,14 +4882,7 @@
                 <w:rPr>
                   <w:noProof/>
                 </w:rPr>
-                <w:t xml:space="preserve"> Retrieved from ARTICLEINFO: https://www.bing.com/ck/a?!&amp;&amp;p=3a2c4c3c80f3c636645997da40ee3de7babee04b043e6f7</w:t>
-              </w:r>
-              <w:r>
-                <w:rPr>
-                  <w:noProof/>
-                </w:rPr>
-                <w:lastRenderedPageBreak/>
-                <w:t>224ecd54831762cc0JmltdHM9MTc5MDg5OTIwMA&amp;ptn=3&amp;ver=2&amp;hsh=4&amp;fclid=08ab4975-cd86-6830-1003-5e52ccfd69e7&amp;psq=Global+Analysis+and+Prediction+of+CO2+and+Greenhouse+Gas+Emissions+acros</w:t>
+                <w:t xml:space="preserve"> Retrieved from ARTICLEINFO: https://www.bing.com/ck/a?!&amp;&amp;p=3a2c4c3c80f3c636645997da40ee3de7babee04b043e6f7224ecd54831762cc0JmltdHM9MTc5MDg5OTIwMA&amp;ptn=3&amp;ver=2&amp;hsh=4&amp;fclid=08ab4975-cd86-6830-1003-5e52ccfd69e7&amp;psq=Global+Analysis+and+Prediction+of+CO2+and+Greenhouse+Gas+Emissions+acros</w:t>
               </w:r>
             </w:p>
             <w:p>
@@ -4850,6 +5039,7 @@
         <w:rPr>
           <w:lang w:val="pt-BR"/>
         </w:rPr>
+        <w:lastRenderedPageBreak/>
         <w:t>t CO2e:</w:t>
       </w:r>
     </w:p>
@@ -5047,6 +5237,95 @@
 <file path=word/numbering.xml><?xml version="1.0" encoding="utf-8"?>
 <w:numbering xmlns:wpc="http://schemas.microsoft.com/office/word/2010/wordprocessingCanvas" xmlns:cx="http://schemas.microsoft.com/office/drawing/2014/chartex" xmlns:cx1="http://schemas.microsoft.com/office/drawing/2015/9/8/chartex" xmlns:cx2="http://schemas.microsoft.com/office/drawing/2015/10/21/chartex" xmlns:cx3="http://schemas.microsoft.com/office/drawing/2016/5/9/chartex" xmlns:cx4="http://schemas.microsoft.com/office/drawing/2016/5/10/chartex" xmlns:cx5="http://schemas.microsoft.com/office/drawing/2016/5/11/chartex" xmlns:cx6="http://schemas.microsoft.com/office/drawing/2016/5/12/chartex" xmlns:cx7="http://schemas.microsoft.com/office/drawing/2016/5/13/chartex" xmlns:cx8="http://schemas.microsoft.com/office/drawing/2016/5/14/chartex" xmlns:mc="http://schemas.openxmlformats.org/markup-compatibility/2006" xmlns:aink="http://schemas.microsoft.com/office/drawing/2016/ink" xmlns:am3d="http://schemas.microsoft.com/office/drawing/2017/model3d" xmlns:o="urn:schemas-microsoft-com:office:office" xmlns:oel="http://schemas.microsoft.com/office/2019/extlst" xmlns:r="http://schemas.openxmlformats.org/officeDocument/2006/relationships" xmlns:m="http://schemas.openxmlformats.org/officeDocument/2006/math" xmlns:v="urn:schemas-microsoft-com:vml" xmlns:wp14="http://schemas.microsoft.com/office/word/2010/wordprocessingDrawing" xmlns:wp="http://schemas.openxmlformats.org/drawingml/2006/wordprocessingDrawing" xmlns:w10="urn:schemas-microsoft-com:office:word" xmlns:w="http://schemas.openxmlformats.org/wordprocessingml/2006/main" xmlns:w14="http://schemas.microsoft.com/office/word/2010/wordml" xmlns:w15="http://schemas.microsoft.com/office/word/2012/wordml" xmlns:w16cex="http://schemas.microsoft.com/office/word/2018/wordml/cex" xmlns:w16cid="http://schemas.microsoft.com/office/word/2016/wordml/cid" xmlns:w16="http://schemas.microsoft.com/office/word/2018/wordml" xmlns:w16du="http://schemas.microsoft.com/office/word/2023/wordml/word16du" xmlns:w16sdtdh="http://schemas.microsoft.com/office/word/2020/wordml/sdtdatahash" xmlns:w16sdtfl="http://schemas.microsoft.com/office/word/2024/wordml/sdtformatlock" xmlns:w16se="http://schemas.microsoft.com/office/word/2015/wordml/symex" xmlns:wpg="http://schemas.microsoft.com/office/word/2010/wordprocessingGroup" xmlns:wpi="http://schemas.microsoft.com/office/word/2010/wordprocessingInk" xmlns:wne="http://schemas.microsoft.com/office/word/2006/wordml" xmlns:wps="http://schemas.microsoft.com/office/word/2010/wordprocessingShape" mc:Ignorable="w14 w15 w16se w16cid w16 w16cex w16sdtdh w16sdtfl w16du wp14">
   <w:abstractNum w:abstractNumId="0" w15:restartNumberingAfterBreak="0">
+    <w:nsid w:val="525A7C15"/>
+    <w:multiLevelType w:val="hybridMultilevel"/>
+    <w:tmpl w:val="6E6EF5C2"/>
+    <w:lvl w:ilvl="0" w:tplc="1809000F">
+      <w:start w:val="1"/>
+      <w:numFmt w:val="decimal"/>
+      <w:lvlText w:val="%1."/>
+      <w:lvlJc w:val="left"/>
+      <w:pPr>
+        <w:ind w:left="720" w:hanging="360"/>
+      </w:pPr>
+      <w:rPr>
+        <w:rFonts w:hint="default"/>
+      </w:rPr>
+    </w:lvl>
+    <w:lvl w:ilvl="1" w:tplc="18090019" w:tentative="1">
+      <w:start w:val="1"/>
+      <w:numFmt w:val="lowerLetter"/>
+      <w:lvlText w:val="%2."/>
+      <w:lvlJc w:val="left"/>
+      <w:pPr>
+        <w:ind w:left="1440" w:hanging="360"/>
+      </w:pPr>
+    </w:lvl>
+    <w:lvl w:ilvl="2" w:tplc="1809001B" w:tentative="1">
+      <w:start w:val="1"/>
+      <w:numFmt w:val="lowerRoman"/>
+      <w:lvlText w:val="%3."/>
+      <w:lvlJc w:val="right"/>
+      <w:pPr>
+        <w:ind w:left="2160" w:hanging="180"/>
+      </w:pPr>
+    </w:lvl>
+    <w:lvl w:ilvl="3" w:tplc="1809000F" w:tentative="1">
+      <w:start w:val="1"/>
+      <w:numFmt w:val="decimal"/>
+      <w:lvlText w:val="%4."/>
+      <w:lvlJc w:val="left"/>
+      <w:pPr>
+        <w:ind w:left="2880" w:hanging="360"/>
+      </w:pPr>
+    </w:lvl>
+    <w:lvl w:ilvl="4" w:tplc="18090019" w:tentative="1">
+      <w:start w:val="1"/>
+      <w:numFmt w:val="lowerLetter"/>
+      <w:lvlText w:val="%5."/>
+      <w:lvlJc w:val="left"/>
+      <w:pPr>
+        <w:ind w:left="3600" w:hanging="360"/>
+      </w:pPr>
+    </w:lvl>
+    <w:lvl w:ilvl="5" w:tplc="1809001B" w:tentative="1">
+      <w:start w:val="1"/>
+      <w:numFmt w:val="lowerRoman"/>
+      <w:lvlText w:val="%6."/>
+      <w:lvlJc w:val="right"/>
+      <w:pPr>
+        <w:ind w:left="4320" w:hanging="180"/>
+      </w:pPr>
+    </w:lvl>
+    <w:lvl w:ilvl="6" w:tplc="1809000F" w:tentative="1">
+      <w:start w:val="1"/>
+      <w:numFmt w:val="decimal"/>
+      <w:lvlText w:val="%7."/>
+      <w:lvlJc w:val="left"/>
+      <w:pPr>
+        <w:ind w:left="5040" w:hanging="360"/>
+      </w:pPr>
+    </w:lvl>
+    <w:lvl w:ilvl="7" w:tplc="18090019" w:tentative="1">
+      <w:start w:val="1"/>
+      <w:numFmt w:val="lowerLetter"/>
+      <w:lvlText w:val="%8."/>
+      <w:lvlJc w:val="left"/>
+      <w:pPr>
+        <w:ind w:left="5760" w:hanging="360"/>
+      </w:pPr>
+    </w:lvl>
+    <w:lvl w:ilvl="8" w:tplc="1809001B" w:tentative="1">
+      <w:start w:val="1"/>
+      <w:numFmt w:val="lowerRoman"/>
+      <w:lvlText w:val="%9."/>
+      <w:lvlJc w:val="right"/>
+      <w:pPr>
+        <w:ind w:left="6480" w:hanging="180"/>
+      </w:pPr>
+    </w:lvl>
+  </w:abstractNum>
+  <w:abstractNum w:abstractNumId="1" w15:restartNumberingAfterBreak="0">
     <w:nsid w:val="60F736BC"/>
     <w:multiLevelType w:val="hybridMultilevel"/>
     <w:tmpl w:val="1A60344A"/>
@@ -5159,7 +5438,7 @@
       </w:rPr>
     </w:lvl>
   </w:abstractNum>
-  <w:abstractNum w:abstractNumId="1" w15:restartNumberingAfterBreak="0">
+  <w:abstractNum w:abstractNumId="2" w15:restartNumberingAfterBreak="0">
     <w:nsid w:val="6B3B0034"/>
     <w:multiLevelType w:val="hybridMultilevel"/>
     <w:tmpl w:val="F7DA2040"/>
@@ -5273,9 +5552,12 @@
     </w:lvl>
   </w:abstractNum>
   <w:num w:numId="1" w16cid:durableId="1579055741">
+    <w:abstractNumId w:val="2"/>
+  </w:num>
+  <w:num w:numId="2" w16cid:durableId="1884246090">
     <w:abstractNumId w:val="1"/>
   </w:num>
-  <w:num w:numId="2" w16cid:durableId="1884246090">
+  <w:num w:numId="3" w16cid:durableId="1107508482">
     <w:abstractNumId w:val="0"/>
   </w:num>
 </w:numbering>
@@ -5934,6 +6216,7 @@
   <w:style w:type="character" w:default="1" w:styleId="DefaultParagraphFont">
     <w:name w:val="Default Paragraph Font"/>
     <w:uiPriority w:val="1"/>
+    <w:semiHidden/>
     <w:unhideWhenUsed/>
   </w:style>
   <w:style w:type="table" w:default="1" w:styleId="TableNormal">

--- a/CA1-ANDREA DIAZ MEDRANO.docx
+++ b/CA1-ANDREA DIAZ MEDRANO.docx
@@ -2076,14 +2076,7 @@
         <w:rPr>
           <w:rFonts w:ascii="Arial" w:hAnsi="Arial" w:cs="Arial"/>
         </w:rPr>
-        <w:t>corporate greenhouse gas emissions (</w:t>
-      </w:r>
-      <w:proofErr w:type="spellStart"/>
-      <w:r>
-        <w:rPr>
-          <w:rFonts w:ascii="Arial" w:hAnsi="Arial" w:cs="Arial"/>
-        </w:rPr>
-        <w:t>tCO</w:t>
+        <w:t>corporate greenhouse gas emissions (tCO</w:t>
       </w:r>
       <w:r>
         <w:rPr>
@@ -2095,14 +2088,7 @@
         <w:rPr>
           <w:rFonts w:ascii="Arial" w:hAnsi="Arial" w:cs="Arial"/>
         </w:rPr>
-        <w:t>e</w:t>
-      </w:r>
-      <w:proofErr w:type="spellEnd"/>
-      <w:r>
-        <w:rPr>
-          <w:rFonts w:ascii="Arial" w:hAnsi="Arial" w:cs="Arial"/>
-        </w:rPr>
-        <w:t>)</w:t>
+        <w:t>e)</w:t>
       </w:r>
       <w:r>
         <w:rPr>
@@ -2153,38 +2139,28 @@
       <w:r>
         <w:rPr>
           <w:rFonts w:ascii="Arial" w:hAnsi="Arial" w:cs="Arial"/>
-        </w:rPr>
-        <w:t xml:space="preserve">The Earth's atmosphere is composed of various gases, with nitrogen and oxygen being the most abundant, at concentrations of 78% and 21%, respectively. The remaining 1% includes some gases known as trace gases, such as ozone, </w:t>
-      </w:r>
-      <w:proofErr w:type="spellStart"/>
-      <w:r>
-        <w:rPr>
-          <w:rFonts w:ascii="Arial" w:hAnsi="Arial" w:cs="Arial"/>
-        </w:rPr>
-        <w:t>sulfur</w:t>
-      </w:r>
-      <w:proofErr w:type="spellEnd"/>
-      <w:r>
-        <w:rPr>
-          <w:rFonts w:ascii="Arial" w:hAnsi="Arial" w:cs="Arial"/>
-        </w:rPr>
-        <w:t xml:space="preserve"> dioxide, nitrogen oxides, and carbon dioxide (CO</w:t>
+          <w:highlight w:val="yellow"/>
+        </w:rPr>
+        <w:t>The Earth's atmosphere is composed of various gases, with nitrogen and oxygen being the most abundant, at concentrations of 78% and 21%, respectively. The remaining 1% includes some gases known as trace gases, such as ozone, sulfur dioxide, nitrogen oxides, and carbon dioxide (CO</w:t>
       </w:r>
       <w:r>
         <w:rPr>
           <w:rFonts w:ascii="Cambria Math" w:hAnsi="Cambria Math" w:cs="Cambria Math"/>
+          <w:highlight w:val="yellow"/>
         </w:rPr>
         <w:t>₂</w:t>
       </w:r>
       <w:r>
         <w:rPr>
           <w:rFonts w:ascii="Arial" w:hAnsi="Arial" w:cs="Arial"/>
+          <w:highlight w:val="yellow"/>
         </w:rPr>
         <w:t>)</w:t>
       </w:r>
       <w:r>
         <w:rPr>
           <w:rFonts w:ascii="Arial" w:hAnsi="Arial" w:cs="Arial"/>
+          <w:highlight w:val="yellow"/>
         </w:rPr>
         <w:t>.</w:t>
       </w:r>
@@ -2647,11 +2623,13 @@
         <w:jc w:val="both"/>
         <w:rPr>
           <w:rFonts w:ascii="Arial" w:hAnsi="Arial" w:cs="Arial"/>
-        </w:rPr>
-      </w:pPr>
-      <w:r>
-        <w:rPr>
-          <w:rFonts w:ascii="Arial" w:hAnsi="Arial" w:cs="Arial"/>
+          <w:highlight w:val="yellow"/>
+        </w:rPr>
+      </w:pPr>
+      <w:r>
+        <w:rPr>
+          <w:rFonts w:ascii="Arial" w:hAnsi="Arial" w:cs="Arial"/>
+          <w:highlight w:val="yellow"/>
         </w:rPr>
         <w:t>The annual movements of carbon, the carbon exchanges between reservoirs, occur because of various chemical, physical, geological, and biological processes</w:t>
       </w:r>
@@ -2659,6 +2637,7 @@
         <w:sdtPr>
           <w:rPr>
             <w:rFonts w:ascii="Arial" w:hAnsi="Arial" w:cs="Arial"/>
+            <w:highlight w:val="yellow"/>
           </w:rPr>
           <w:id w:val="-579447571"/>
           <w:citation/>
@@ -2667,12 +2646,14 @@
           <w:r>
             <w:rPr>
               <w:rFonts w:ascii="Arial" w:hAnsi="Arial" w:cs="Arial"/>
+              <w:highlight w:val="yellow"/>
             </w:rPr>
             <w:fldChar w:fldCharType="begin"/>
           </w:r>
           <w:r>
             <w:rPr>
               <w:rFonts w:ascii="Arial" w:hAnsi="Arial" w:cs="Arial"/>
+              <w:highlight w:val="yellow"/>
               <w:lang w:val="en-US"/>
             </w:rPr>
             <w:instrText xml:space="preserve"> CITATION Env \l 1033 </w:instrText>
@@ -2680,6 +2661,7 @@
           <w:r>
             <w:rPr>
               <w:rFonts w:ascii="Arial" w:hAnsi="Arial" w:cs="Arial"/>
+              <w:highlight w:val="yellow"/>
             </w:rPr>
             <w:fldChar w:fldCharType="separate"/>
           </w:r>
@@ -2687,21 +2669,15 @@
             <w:rPr>
               <w:rFonts w:ascii="Arial" w:hAnsi="Arial" w:cs="Arial"/>
               <w:noProof/>
+              <w:highlight w:val="yellow"/>
               <w:lang w:val="en-US"/>
             </w:rPr>
-            <w:t xml:space="preserve"> </w:t>
+            <w:t xml:space="preserve"> (Environmental Protection Agency (EPA), 2012)</w:t>
           </w:r>
           <w:r>
             <w:rPr>
               <w:rFonts w:ascii="Arial" w:hAnsi="Arial" w:cs="Arial"/>
-              <w:noProof/>
-              <w:lang w:val="en-US"/>
-            </w:rPr>
-            <w:t>(Environmental Protection Agency (EPA), 2012)</w:t>
-          </w:r>
-          <w:r>
-            <w:rPr>
-              <w:rFonts w:ascii="Arial" w:hAnsi="Arial" w:cs="Arial"/>
+              <w:highlight w:val="yellow"/>
             </w:rPr>
             <w:fldChar w:fldCharType="end"/>
           </w:r>
@@ -2710,37 +2686,22 @@
       <w:r>
         <w:rPr>
           <w:rFonts w:ascii="Arial" w:hAnsi="Arial" w:cs="Arial"/>
-        </w:rPr>
-        <w:t>.</w:t>
-      </w:r>
-      <w:r>
-        <w:rPr>
-          <w:rFonts w:ascii="Arial" w:hAnsi="Arial" w:cs="Arial"/>
-        </w:rPr>
-        <w:t xml:space="preserve"> </w:t>
-      </w:r>
-      <w:r>
-        <w:rPr>
-          <w:rFonts w:ascii="Arial" w:hAnsi="Arial" w:cs="Arial"/>
-        </w:rPr>
-        <w:t>For example, through photosynthesis, plants absorb carbon dioxide from the air and use this carbon to form their leaves, stems, and roots. This means that plants store carbon. When animals feed on plants, they use this carbon as a source of energy and to build their own bodies.</w:t>
-      </w:r>
-      <w:r>
-        <w:rPr>
-          <w:rFonts w:ascii="Arial" w:hAnsi="Arial" w:cs="Arial"/>
-        </w:rPr>
-        <w:t xml:space="preserve"> </w:t>
-      </w:r>
-      <w:r>
-        <w:rPr>
-          <w:rFonts w:ascii="Arial" w:hAnsi="Arial" w:cs="Arial"/>
-        </w:rPr>
-        <w:t>The ocean also absorbs carbon dioxide and is considered the reservoir with the greatest capacity for carbon absorption near the Earth's surface, but most of that reservoir does not participate in rapid exchange with the atmosphere</w:t>
+          <w:highlight w:val="yellow"/>
+        </w:rPr>
+        <w:t>. For example, through photosynthesis, plants absorb carbon dioxide from the air and use this carbon to form their leaves, stems, and roots. This means that plants store carbon. When animals feed on plants, they use this carbon as a source of energy and to build their own bodies.</w:t>
+      </w:r>
+      <w:r>
+        <w:rPr>
+          <w:rFonts w:ascii="Arial" w:hAnsi="Arial" w:cs="Arial"/>
+          <w:highlight w:val="yellow"/>
+        </w:rPr>
+        <w:t xml:space="preserve"> The ocean also absorbs carbon dioxide and is considered the reservoir with the greatest capacity for carbon absorption near the Earth's surface, but most of that reservoir does not participate in rapid exchange with the atmosphere</w:t>
       </w:r>
       <w:sdt>
         <w:sdtPr>
           <w:rPr>
             <w:rFonts w:ascii="Arial" w:hAnsi="Arial" w:cs="Arial"/>
+            <w:highlight w:val="yellow"/>
             <w:lang w:val="pt-BR"/>
           </w:rPr>
           <w:id w:val="1673981660"/>
@@ -2750,6 +2711,7 @@
           <w:r>
             <w:rPr>
               <w:rFonts w:ascii="Arial" w:hAnsi="Arial" w:cs="Arial"/>
+              <w:highlight w:val="yellow"/>
               <w:lang w:val="pt-BR"/>
             </w:rPr>
             <w:fldChar w:fldCharType="begin"/>
@@ -2757,12 +2719,14 @@
           <w:r>
             <w:rPr>
               <w:rFonts w:ascii="Arial" w:hAnsi="Arial" w:cs="Arial"/>
+              <w:highlight w:val="yellow"/>
             </w:rPr>
             <w:instrText xml:space="preserve"> CITATION Env13 \l 1033 </w:instrText>
           </w:r>
           <w:r>
             <w:rPr>
               <w:rFonts w:ascii="Arial" w:hAnsi="Arial" w:cs="Arial"/>
+              <w:highlight w:val="yellow"/>
               <w:lang w:val="pt-BR"/>
             </w:rPr>
             <w:fldChar w:fldCharType="separate"/>
@@ -2771,19 +2735,14 @@
             <w:rPr>
               <w:rFonts w:ascii="Arial" w:hAnsi="Arial" w:cs="Arial"/>
               <w:noProof/>
-            </w:rPr>
-            <w:t xml:space="preserve"> </w:t>
+              <w:highlight w:val="yellow"/>
+            </w:rPr>
+            <w:t xml:space="preserve"> (Environmental Protection Agency (EPA), 2013)</w:t>
           </w:r>
           <w:r>
             <w:rPr>
               <w:rFonts w:ascii="Arial" w:hAnsi="Arial" w:cs="Arial"/>
-              <w:noProof/>
-            </w:rPr>
-            <w:t>(Environmental Protection Agency (EPA), 2013)</w:t>
-          </w:r>
-          <w:r>
-            <w:rPr>
-              <w:rFonts w:ascii="Arial" w:hAnsi="Arial" w:cs="Arial"/>
+              <w:highlight w:val="yellow"/>
               <w:lang w:val="pt-BR"/>
             </w:rPr>
             <w:fldChar w:fldCharType="end"/>
@@ -2793,6 +2752,7 @@
       <w:r>
         <w:rPr>
           <w:rFonts w:ascii="Arial" w:hAnsi="Arial" w:cs="Arial"/>
+          <w:highlight w:val="yellow"/>
         </w:rPr>
         <w:t>.</w:t>
       </w:r>
@@ -2808,6 +2768,7 @@
       <w:r>
         <w:rPr>
           <w:rFonts w:ascii="Arial" w:hAnsi="Arial" w:cs="Arial"/>
+          <w:highlight w:val="yellow"/>
         </w:rPr>
         <w:lastRenderedPageBreak/>
         <w:t>In swamps and on the ocean floor, dead plants and animals do not decompose completely and end up buried in layers of sediment. Over millions of years, heat and pressure transform the carbon from these plants and animals into fossil fuels such as coal, oil, and natural gas</w:t>
@@ -2816,6 +2777,7 @@
         <w:sdtPr>
           <w:rPr>
             <w:rFonts w:ascii="Arial" w:hAnsi="Arial" w:cs="Arial"/>
+            <w:highlight w:val="yellow"/>
           </w:rPr>
           <w:id w:val="1441107141"/>
           <w:citation/>
@@ -2824,12 +2786,14 @@
           <w:r>
             <w:rPr>
               <w:rFonts w:ascii="Arial" w:hAnsi="Arial" w:cs="Arial"/>
+              <w:highlight w:val="yellow"/>
             </w:rPr>
             <w:fldChar w:fldCharType="begin"/>
           </w:r>
           <w:r>
             <w:rPr>
               <w:rFonts w:ascii="Arial" w:hAnsi="Arial" w:cs="Arial"/>
+              <w:highlight w:val="yellow"/>
               <w:lang w:val="en-US"/>
             </w:rPr>
             <w:instrText xml:space="preserve"> CITATION Env \l 1033 </w:instrText>
@@ -2837,6 +2801,7 @@
           <w:r>
             <w:rPr>
               <w:rFonts w:ascii="Arial" w:hAnsi="Arial" w:cs="Arial"/>
+              <w:highlight w:val="yellow"/>
             </w:rPr>
             <w:fldChar w:fldCharType="separate"/>
           </w:r>
@@ -2844,21 +2809,15 @@
             <w:rPr>
               <w:rFonts w:ascii="Arial" w:hAnsi="Arial" w:cs="Arial"/>
               <w:noProof/>
+              <w:highlight w:val="yellow"/>
               <w:lang w:val="en-US"/>
             </w:rPr>
-            <w:t xml:space="preserve"> </w:t>
+            <w:t xml:space="preserve"> (Environmental Protection Agency (EPA), 2012)</w:t>
           </w:r>
           <w:r>
             <w:rPr>
               <w:rFonts w:ascii="Arial" w:hAnsi="Arial" w:cs="Arial"/>
-              <w:noProof/>
-              <w:lang w:val="en-US"/>
-            </w:rPr>
-            <w:t>(Environmental Protection Agency (EPA), 2012)</w:t>
-          </w:r>
-          <w:r>
-            <w:rPr>
-              <w:rFonts w:ascii="Arial" w:hAnsi="Arial" w:cs="Arial"/>
+              <w:highlight w:val="yellow"/>
             </w:rPr>
             <w:fldChar w:fldCharType="end"/>
           </w:r>
@@ -2867,6 +2826,7 @@
       <w:r>
         <w:rPr>
           <w:rFonts w:ascii="Arial" w:hAnsi="Arial" w:cs="Arial"/>
+          <w:highlight w:val="yellow"/>
         </w:rPr>
         <w:t>.</w:t>
       </w:r>
@@ -2981,6 +2941,7 @@
       <w:r>
         <w:rPr>
           <w:rFonts w:ascii="Arial" w:hAnsi="Arial" w:cs="Arial"/>
+          <w:highlight w:val="yellow"/>
         </w:rPr>
         <w:t>Greenhouse gases reduce the amount of infrared radiation that escapes directly into space by absorbing and re-emitting part of this energy within the atmosphere. The resulting increase in heat retained within the climate system contributes to global warming.</w:t>
       </w:r>
@@ -3082,14 +3043,7 @@
         <w:rPr>
           <w:rFonts w:ascii="Arial" w:hAnsi="Arial" w:cs="Arial"/>
         </w:rPr>
-        <w:t xml:space="preserve"> (</w:t>
-      </w:r>
-      <w:proofErr w:type="spellStart"/>
-      <w:r>
-        <w:rPr>
-          <w:rFonts w:ascii="Arial" w:hAnsi="Arial" w:cs="Arial"/>
-        </w:rPr>
-        <w:t>tCO</w:t>
+        <w:t xml:space="preserve"> (tCO</w:t>
       </w:r>
       <w:r>
         <w:rPr>
@@ -3101,14 +3055,7 @@
         <w:rPr>
           <w:rFonts w:ascii="Arial" w:hAnsi="Arial" w:cs="Arial"/>
         </w:rPr>
-        <w:t>e</w:t>
-      </w:r>
-      <w:proofErr w:type="spellEnd"/>
-      <w:r>
-        <w:rPr>
-          <w:rFonts w:ascii="Arial" w:hAnsi="Arial" w:cs="Arial"/>
-        </w:rPr>
-        <w:t xml:space="preserve">). </w:t>
+        <w:t xml:space="preserve">e). </w:t>
       </w:r>
     </w:p>
     <w:p>
@@ -3170,28 +3117,12 @@
           <w:rFonts w:ascii="Arial" w:hAnsi="Arial" w:cs="Arial"/>
         </w:rPr>
       </w:pPr>
-      <w:proofErr w:type="spellStart"/>
-      <w:r>
-        <w:rPr>
-          <w:rFonts w:ascii="Arial" w:hAnsi="Arial" w:cs="Arial"/>
-        </w:rPr>
-        <w:t>Figura</w:t>
-      </w:r>
-      <w:proofErr w:type="spellEnd"/>
-      <w:r>
-        <w:rPr>
-          <w:rFonts w:ascii="Arial" w:hAnsi="Arial" w:cs="Arial"/>
-        </w:rPr>
-        <w:t xml:space="preserve"> 2. GHG </w:t>
-      </w:r>
-      <w:proofErr w:type="spellStart"/>
-      <w:r>
-        <w:rPr>
-          <w:rFonts w:ascii="Arial" w:hAnsi="Arial" w:cs="Arial"/>
-        </w:rPr>
-        <w:t>emissiones</w:t>
-      </w:r>
-      <w:proofErr w:type="spellEnd"/>
+      <w:r>
+        <w:rPr>
+          <w:rFonts w:ascii="Arial" w:hAnsi="Arial" w:cs="Arial"/>
+        </w:rPr>
+        <w:t>Figura 2. GHG emissiones</w:t>
+      </w:r>
       <w:r>
         <w:rPr>
           <w:rFonts w:ascii="Arial" w:hAnsi="Arial" w:cs="Arial"/>
@@ -3539,8 +3470,15 @@
       <w:r>
         <w:rPr>
           <w:rFonts w:ascii="Arial" w:hAnsi="Arial" w:cs="Arial"/>
-        </w:rPr>
-        <w:t>Organizations are required to manage and reduce their environmental impact due to current regulatory frameworks and sustainability goals, while simultaneously maintaining their business operations and pursuing growth. In this context, companies need to consider how the evolution of their activities may affect their environmental performance</w:t>
+          <w:highlight w:val="yellow"/>
+        </w:rPr>
+        <w:t>Organizations are required to manage and reduce their environmental impact due to current regulatory frameworks and sustainability goals, while simultaneously maintaining their business operations and pursuing growth.</w:t>
+      </w:r>
+      <w:r>
+        <w:rPr>
+          <w:rFonts w:ascii="Arial" w:hAnsi="Arial" w:cs="Arial"/>
+        </w:rPr>
+        <w:t xml:space="preserve"> In this context, companies need to consider how the evolution of their activities may affect their environmental performance</w:t>
       </w:r>
       <w:r>
         <w:rPr>
@@ -3861,49 +3799,48 @@
         <w:jc w:val="both"/>
         <w:rPr>
           <w:rFonts w:ascii="Arial" w:hAnsi="Arial" w:cs="Arial"/>
-        </w:rPr>
-      </w:pPr>
-      <w:r>
-        <w:rPr>
-          <w:rFonts w:ascii="Arial" w:hAnsi="Arial" w:cs="Arial"/>
-        </w:rPr>
-        <w:t xml:space="preserve">To develop a predictive model capable of </w:t>
-      </w:r>
-      <w:proofErr w:type="spellStart"/>
-      <w:r>
-        <w:rPr>
-          <w:rFonts w:ascii="Arial" w:hAnsi="Arial" w:cs="Arial"/>
-        </w:rPr>
-        <w:t>estimating</w:t>
-      </w:r>
-      <w:r>
-        <w:rPr>
-          <w:rFonts w:ascii="Arial" w:hAnsi="Arial" w:cs="Arial"/>
+          <w:highlight w:val="yellow"/>
+        </w:rPr>
+      </w:pPr>
+      <w:r>
+        <w:rPr>
+          <w:rFonts w:ascii="Arial" w:hAnsi="Arial" w:cs="Arial"/>
+          <w:highlight w:val="yellow"/>
+        </w:rPr>
+        <w:t>To develop a predictive model capable of estimating</w:t>
+      </w:r>
+      <w:r>
+        <w:rPr>
+          <w:rFonts w:ascii="Arial" w:hAnsi="Arial" w:cs="Arial"/>
+          <w:highlight w:val="yellow"/>
         </w:rPr>
         <w:t>e</w:t>
       </w:r>
-      <w:proofErr w:type="spellEnd"/>
-      <w:r>
-        <w:rPr>
-          <w:rFonts w:ascii="Arial" w:hAnsi="Arial" w:cs="Arial"/>
+      <w:r>
+        <w:rPr>
+          <w:rFonts w:ascii="Arial" w:hAnsi="Arial" w:cs="Arial"/>
+          <w:highlight w:val="yellow"/>
         </w:rPr>
         <w:t xml:space="preserve"> future Scope 1 and </w:t>
       </w:r>
       <w:r>
         <w:rPr>
           <w:rFonts w:ascii="Arial" w:hAnsi="Arial" w:cs="Arial"/>
+          <w:highlight w:val="yellow"/>
         </w:rPr>
         <w:t xml:space="preserve"> </w:t>
       </w:r>
       <w:r>
         <w:rPr>
           <w:rFonts w:ascii="Arial" w:hAnsi="Arial" w:cs="Arial"/>
+          <w:highlight w:val="yellow"/>
         </w:rPr>
         <w:t>tCO</w:t>
       </w:r>
       <w:r>
         <w:rPr>
           <w:rFonts w:ascii="Arial" w:hAnsi="Arial" w:cs="Arial"/>
+          <w:highlight w:val="yellow"/>
           <w:vertAlign w:val="subscript"/>
         </w:rPr>
         <w:t>2</w:t>
@@ -3911,20 +3848,9 @@
       <w:r>
         <w:rPr>
           <w:rFonts w:ascii="Arial" w:hAnsi="Arial" w:cs="Arial"/>
-        </w:rPr>
-        <w:t xml:space="preserve">e emissions (considering only Scope 1 and Scope 2 greenhouse gas emissions), for </w:t>
-      </w:r>
-      <w:r>
-        <w:rPr>
-          <w:rFonts w:ascii="Arial" w:hAnsi="Arial" w:cs="Arial"/>
-        </w:rPr>
-        <w:t>manufacturing sector</w:t>
-      </w:r>
-      <w:r>
-        <w:rPr>
-          <w:rFonts w:ascii="Arial" w:hAnsi="Arial" w:cs="Arial"/>
-        </w:rPr>
-        <w:t>.</w:t>
+          <w:highlight w:val="yellow"/>
+        </w:rPr>
+        <w:t>e emissions (considering only Scope 1 and Scope 2 greenhouse gas emissions), for manufacturing sector.</w:t>
       </w:r>
     </w:p>
     <w:p>
@@ -3970,28 +3896,7 @@
         <w:rPr>
           <w:rFonts w:ascii="Arial" w:hAnsi="Arial" w:cs="Arial"/>
         </w:rPr>
-        <w:t xml:space="preserve">This project will focus on the application of data analysis and predictive </w:t>
-      </w:r>
-      <w:proofErr w:type="spellStart"/>
-      <w:r>
-        <w:rPr>
-          <w:rFonts w:ascii="Arial" w:hAnsi="Arial" w:cs="Arial"/>
-        </w:rPr>
-        <w:t>modeling</w:t>
-      </w:r>
-      <w:proofErr w:type="spellEnd"/>
-      <w:r>
-        <w:rPr>
-          <w:rFonts w:ascii="Arial" w:hAnsi="Arial" w:cs="Arial"/>
-        </w:rPr>
-        <w:t xml:space="preserve"> using historical recorded </w:t>
-      </w:r>
-      <w:proofErr w:type="spellStart"/>
-      <w:r>
-        <w:rPr>
-          <w:rFonts w:ascii="Arial" w:hAnsi="Arial" w:cs="Arial"/>
-        </w:rPr>
-        <w:t>tCO</w:t>
+        <w:t>This project will focus on the application of data analysis and predictive modeling using historical recorded tCO</w:t>
       </w:r>
       <w:r>
         <w:rPr>
@@ -4003,14 +3908,7 @@
         <w:rPr>
           <w:rFonts w:ascii="Arial" w:hAnsi="Arial" w:cs="Arial"/>
         </w:rPr>
-        <w:t>e</w:t>
-      </w:r>
-      <w:proofErr w:type="spellEnd"/>
-      <w:r>
-        <w:rPr>
-          <w:rFonts w:ascii="Arial" w:hAnsi="Arial" w:cs="Arial"/>
-        </w:rPr>
-        <w:t xml:space="preserve"> emissions from companies in the manufacturing sector, as well as other relevant business characteristics (such as revenue or number of employees, to name a few), provided they are available in the selected databases. The availability and completeness of these variables will be assessed during the data preparation phase</w:t>
+        <w:t>e emissions from companies in the manufacturing sector, as well as other relevant business characteristics (such as revenue or number of employees, to name a few), provided they are available in the selected databases. The availability and completeness of these variables will be assessed during the data preparation phase</w:t>
       </w:r>
       <w:r>
         <w:rPr>
@@ -4031,14 +3929,7 @@
         <w:rPr>
           <w:rFonts w:ascii="Arial" w:hAnsi="Arial" w:cs="Arial"/>
         </w:rPr>
-        <w:t xml:space="preserve">The project will be based on </w:t>
-      </w:r>
-      <w:proofErr w:type="spellStart"/>
-      <w:r>
-        <w:rPr>
-          <w:rFonts w:ascii="Arial" w:hAnsi="Arial" w:cs="Arial"/>
-        </w:rPr>
-        <w:t>tCO</w:t>
+        <w:t>The project will be based on tCO</w:t>
       </w:r>
       <w:r>
         <w:rPr>
@@ -4050,14 +3941,7 @@
         <w:rPr>
           <w:rFonts w:ascii="Arial" w:hAnsi="Arial" w:cs="Arial"/>
         </w:rPr>
-        <w:t>e</w:t>
-      </w:r>
-      <w:proofErr w:type="spellEnd"/>
-      <w:r>
-        <w:rPr>
-          <w:rFonts w:ascii="Arial" w:hAnsi="Arial" w:cs="Arial"/>
-        </w:rPr>
-        <w:t xml:space="preserve"> emissions, which include only Scope 1 and Scope 2. For this project, Scope 3 will be completely excluded and will not be used.</w:t>
+        <w:t>e emissions, which include only Scope 1 and Scope 2. For this project, Scope 3 will be completely excluded and will not be used.</w:t>
       </w:r>
       <w:r>
         <w:rPr>
@@ -4284,6 +4168,7 @@
       <w:r>
         <w:rPr>
           <w:rFonts w:ascii="Arial" w:hAnsi="Arial" w:cs="Arial"/>
+          <w:highlight w:val="yellow"/>
         </w:rPr>
         <w:t>Identify the dataset(s) or data sources you intend to use. Describe the type and approximate amount of data required, its relevance to the business problem, and evidence of appropriate permission or rights to access and use the data.</w:t>
       </w:r>
@@ -4301,97 +4186,7 @@
         <w:rPr>
           <w:rFonts w:ascii="Arial" w:hAnsi="Arial" w:cs="Arial"/>
         </w:rPr>
-        <w:t>W</w:t>
-      </w:r>
-      <w:r>
-        <w:rPr>
-          <w:rFonts w:ascii="Arial" w:hAnsi="Arial" w:cs="Arial"/>
-        </w:rPr>
-        <w:t xml:space="preserve">e will attempt to obtain information on manufacturing tCO2e emissions from the Mycelium database, </w:t>
-      </w:r>
-      <w:proofErr w:type="spellStart"/>
-      <w:r>
-        <w:rPr>
-          <w:rFonts w:ascii="Arial" w:hAnsi="Arial" w:cs="Arial"/>
-        </w:rPr>
-        <w:t>cuya</w:t>
-      </w:r>
-      <w:proofErr w:type="spellEnd"/>
-      <w:r>
-        <w:rPr>
-          <w:rFonts w:ascii="Arial" w:hAnsi="Arial" w:cs="Arial"/>
-        </w:rPr>
-        <w:t xml:space="preserve"> Plataforma </w:t>
-      </w:r>
-      <w:proofErr w:type="spellStart"/>
-      <w:r>
-        <w:rPr>
-          <w:rFonts w:ascii="Arial" w:hAnsi="Arial" w:cs="Arial"/>
-        </w:rPr>
-        <w:t>tiene</w:t>
-      </w:r>
-      <w:proofErr w:type="spellEnd"/>
-      <w:r>
-        <w:rPr>
-          <w:rFonts w:ascii="Arial" w:hAnsi="Arial" w:cs="Arial"/>
-        </w:rPr>
-        <w:t xml:space="preserve"> </w:t>
-      </w:r>
-      <w:proofErr w:type="spellStart"/>
-      <w:r>
-        <w:rPr>
-          <w:rFonts w:ascii="Arial" w:hAnsi="Arial" w:cs="Arial"/>
-        </w:rPr>
-        <w:t>acceso</w:t>
-      </w:r>
-      <w:proofErr w:type="spellEnd"/>
-      <w:r>
-        <w:rPr>
-          <w:rFonts w:ascii="Arial" w:hAnsi="Arial" w:cs="Arial"/>
-        </w:rPr>
-        <w:t xml:space="preserve"> </w:t>
-      </w:r>
-      <w:proofErr w:type="spellStart"/>
-      <w:r>
-        <w:rPr>
-          <w:rFonts w:ascii="Arial" w:hAnsi="Arial" w:cs="Arial"/>
-        </w:rPr>
-        <w:t>gratuito</w:t>
-      </w:r>
-      <w:proofErr w:type="spellEnd"/>
-      <w:r>
-        <w:rPr>
-          <w:rFonts w:ascii="Arial" w:hAnsi="Arial" w:cs="Arial"/>
-        </w:rPr>
-        <w:t xml:space="preserve"> al API para </w:t>
-      </w:r>
-      <w:proofErr w:type="spellStart"/>
-      <w:r>
-        <w:rPr>
-          <w:rFonts w:ascii="Arial" w:hAnsi="Arial" w:cs="Arial"/>
-        </w:rPr>
-        <w:t>usos</w:t>
-      </w:r>
-      <w:proofErr w:type="spellEnd"/>
-      <w:r>
-        <w:rPr>
-          <w:rFonts w:ascii="Arial" w:hAnsi="Arial" w:cs="Arial"/>
-        </w:rPr>
-        <w:t xml:space="preserve"> </w:t>
-      </w:r>
-      <w:proofErr w:type="spellStart"/>
-      <w:r>
-        <w:rPr>
-          <w:rFonts w:ascii="Arial" w:hAnsi="Arial" w:cs="Arial"/>
-        </w:rPr>
-        <w:t>academicos</w:t>
-      </w:r>
-      <w:proofErr w:type="spellEnd"/>
-      <w:r>
-        <w:rPr>
-          <w:rFonts w:ascii="Arial" w:hAnsi="Arial" w:cs="Arial"/>
-        </w:rPr>
-        <w:t xml:space="preserve">. </w:t>
+        <w:t xml:space="preserve">We will attempt to obtain information on manufacturing tCO2e emissions from the Mycelium database, cuya Plataforma tiene acceso gratuito al API para usos academicos. </w:t>
       </w:r>
       <w:r>
         <w:rPr>
@@ -4405,13 +4200,41 @@
           <w:rFonts w:ascii="Arial" w:hAnsi="Arial" w:cs="Arial"/>
           <w:lang w:val="pt-BR"/>
         </w:rPr>
-        <w:t xml:space="preserve">e enviada y esta en espera de aprobaciòn. Cuando se apruebe el acceso se preneden decargar los datos de varibles adicionales a las emisiones de </w:t>
+        <w:t xml:space="preserve">e enviada y esta en espera de aprobaciòn. </w:t>
       </w:r>
       <w:r>
         <w:rPr>
           <w:rFonts w:ascii="Arial" w:hAnsi="Arial" w:cs="Arial"/>
           <w:lang w:val="pt-BR"/>
         </w:rPr>
+        <w:t>De aprobarse</w:t>
+      </w:r>
+      <w:r>
+        <w:rPr>
+          <w:rFonts w:ascii="Arial" w:hAnsi="Arial" w:cs="Arial"/>
+          <w:lang w:val="pt-BR"/>
+        </w:rPr>
+        <w:t xml:space="preserve"> el acceso se pre</w:t>
+      </w:r>
+      <w:r>
+        <w:rPr>
+          <w:rFonts w:ascii="Arial" w:hAnsi="Arial" w:cs="Arial"/>
+          <w:lang w:val="pt-BR"/>
+        </w:rPr>
+        <w:t>t</w:t>
+      </w:r>
+      <w:r>
+        <w:rPr>
+          <w:rFonts w:ascii="Arial" w:hAnsi="Arial" w:cs="Arial"/>
+          <w:lang w:val="pt-BR"/>
+        </w:rPr>
+        <w:t xml:space="preserve">eden decargar los datos de varibles adicionales a las emisiones de </w:t>
+      </w:r>
+      <w:r>
+        <w:rPr>
+          <w:rFonts w:ascii="Arial" w:hAnsi="Arial" w:cs="Arial"/>
+          <w:lang w:val="pt-BR"/>
+        </w:rPr>
         <w:t>tCO2e</w:t>
       </w:r>
       <w:r>
@@ -4420,6 +4243,13 @@
           <w:lang w:val="pt-BR"/>
         </w:rPr>
         <w:t xml:space="preserve"> como las ventas y numero de emplados para evaluar su influencia sobre las emisiones. </w:t>
+      </w:r>
+      <w:r>
+        <w:rPr>
+          <w:rFonts w:ascii="Arial" w:hAnsi="Arial" w:cs="Arial"/>
+          <w:lang w:val="pt-BR"/>
+        </w:rPr>
+        <w:t xml:space="preserve">De no proporcionarse el acceso al API se obtendran los datos de acceso publico y se trabajaran con ellos. </w:t>
       </w:r>
     </w:p>
     <w:p>
@@ -4448,6 +4278,7 @@
           <w:b/>
           <w:bCs/>
           <w:color w:val="auto"/>
+          <w:lang w:val="pt-BR"/>
         </w:rPr>
         <w:t>VIII</w:t>
       </w:r>
@@ -4457,45 +4288,46 @@
           <w:b/>
           <w:bCs/>
           <w:color w:val="auto"/>
-        </w:rPr>
-        <w:t>. Expected Deliverables</w:t>
-      </w:r>
-      <w:bookmarkEnd w:id="8"/>
-    </w:p>
-    <w:p>
-      <w:pPr>
-        <w:pStyle w:val="NormalWeb"/>
-        <w:rPr>
-          <w:rFonts w:ascii="Arial" w:hAnsi="Arial" w:cs="Arial"/>
-        </w:rPr>
-      </w:pPr>
-      <w:r>
-        <w:rPr>
-          <w:rFonts w:ascii="Arial" w:hAnsi="Arial" w:cs="Arial"/>
-        </w:rPr>
-        <w:t>Clearly state what you expect to produce by the end of Semester 2, including the expected analytical and predictive modelling outputs and any relevant dashboard, application, system or other project deliverables.</w:t>
-      </w:r>
-    </w:p>
-    <w:p>
-      <w:pPr>
-        <w:pStyle w:val="Heading2"/>
+          <w:lang w:val="pt-BR"/>
+        </w:rPr>
+        <w:t xml:space="preserve">. </w:t>
+      </w:r>
+      <w:r>
         <w:rPr>
           <w:rFonts w:ascii="Arial" w:hAnsi="Arial" w:cs="Arial"/>
           <w:b/>
           <w:bCs/>
           <w:color w:val="auto"/>
         </w:rPr>
-      </w:pPr>
-      <w:bookmarkStart w:id="9" w:name="_Toc241617511"/>
-      <w:r>
+        <w:t>Expected Deliverables</w:t>
+      </w:r>
+      <w:bookmarkEnd w:id="8"/>
+    </w:p>
+    <w:p>
+      <w:pPr>
+        <w:pStyle w:val="NormalWeb"/>
+        <w:rPr>
+          <w:rFonts w:ascii="Arial" w:hAnsi="Arial" w:cs="Arial"/>
+        </w:rPr>
+      </w:pPr>
+      <w:r>
+        <w:rPr>
+          <w:rFonts w:ascii="Arial" w:hAnsi="Arial" w:cs="Arial"/>
+        </w:rPr>
+        <w:t>Clearly state what you expect to produce by the end of Semester 2, including the expected analytical and predictive modelling outputs and any relevant dashboard, application, system or other project deliverables.</w:t>
+      </w:r>
+    </w:p>
+    <w:p>
+      <w:pPr>
+        <w:pStyle w:val="Heading2"/>
         <w:rPr>
           <w:rFonts w:ascii="Arial" w:hAnsi="Arial" w:cs="Arial"/>
           <w:b/>
           <w:bCs/>
           <w:color w:val="auto"/>
         </w:rPr>
-        <w:t>IX</w:t>
-      </w:r>
+      </w:pPr>
+      <w:bookmarkStart w:id="9" w:name="_Toc241617511"/>
       <w:r>
         <w:rPr>
           <w:rFonts w:ascii="Arial" w:hAnsi="Arial" w:cs="Arial"/>
@@ -4503,57 +4335,57 @@
           <w:bCs/>
           <w:color w:val="auto"/>
         </w:rPr>
-        <w:t>. Project Timeline</w:t>
-      </w:r>
-      <w:bookmarkEnd w:id="9"/>
-    </w:p>
-    <w:p>
-      <w:pPr>
-        <w:pStyle w:val="NormalWeb"/>
-        <w:rPr>
-          <w:rFonts w:ascii="Arial" w:hAnsi="Arial" w:cs="Arial"/>
-        </w:rPr>
-      </w:pPr>
-      <w:r>
-        <w:rPr>
-          <w:rFonts w:ascii="Arial" w:hAnsi="Arial" w:cs="Arial"/>
-        </w:rPr>
-        <w:t xml:space="preserve">Provide a </w:t>
-      </w:r>
-      <w:r>
-        <w:rPr>
-          <w:rStyle w:val="Strong"/>
-          <w:rFonts w:ascii="Arial" w:hAnsi="Arial" w:cs="Arial"/>
-        </w:rPr>
-        <w:t>high-level project timeline diagram (e.g., a Gantt chart)</w:t>
-      </w:r>
-      <w:r>
-        <w:rPr>
-          <w:rFonts w:ascii="Arial" w:hAnsi="Arial" w:cs="Arial"/>
-        </w:rPr>
-        <w:t xml:space="preserve"> covering both semesters. Clearly show the main project phases, key activities, milestones and expected completion periods.</w:t>
-      </w:r>
-    </w:p>
-    <w:p>
-      <w:pPr>
-        <w:pStyle w:val="Heading2"/>
+        <w:t>IX</w:t>
+      </w:r>
+      <w:r>
         <w:rPr>
           <w:rFonts w:ascii="Arial" w:hAnsi="Arial" w:cs="Arial"/>
           <w:b/>
           <w:bCs/>
           <w:color w:val="auto"/>
         </w:rPr>
-      </w:pPr>
-      <w:bookmarkStart w:id="10" w:name="_Toc241617512"/>
-      <w:r>
+        <w:t>. Project Timeline</w:t>
+      </w:r>
+      <w:bookmarkEnd w:id="9"/>
+    </w:p>
+    <w:p>
+      <w:pPr>
+        <w:pStyle w:val="NormalWeb"/>
+        <w:rPr>
+          <w:rFonts w:ascii="Arial" w:hAnsi="Arial" w:cs="Arial"/>
+        </w:rPr>
+      </w:pPr>
+      <w:r>
+        <w:rPr>
+          <w:rFonts w:ascii="Arial" w:hAnsi="Arial" w:cs="Arial"/>
+        </w:rPr>
+        <w:t xml:space="preserve">Provide a </w:t>
+      </w:r>
+      <w:r>
+        <w:rPr>
+          <w:rStyle w:val="Strong"/>
+          <w:rFonts w:ascii="Arial" w:hAnsi="Arial" w:cs="Arial"/>
+        </w:rPr>
+        <w:t>high-level project timeline diagram (e.g., a Gantt chart)</w:t>
+      </w:r>
+      <w:r>
+        <w:rPr>
+          <w:rFonts w:ascii="Arial" w:hAnsi="Arial" w:cs="Arial"/>
+        </w:rPr>
+        <w:t xml:space="preserve"> covering both semesters. Clearly show the main project phases, key activities, milestones and expected completion periods.</w:t>
+      </w:r>
+    </w:p>
+    <w:p>
+      <w:pPr>
+        <w:pStyle w:val="Heading2"/>
         <w:rPr>
           <w:rFonts w:ascii="Arial" w:hAnsi="Arial" w:cs="Arial"/>
           <w:b/>
           <w:bCs/>
           <w:color w:val="auto"/>
         </w:rPr>
-        <w:t>X</w:t>
-      </w:r>
+      </w:pPr>
+      <w:bookmarkStart w:id="10" w:name="_Toc241617512"/>
       <w:r>
         <w:rPr>
           <w:rFonts w:ascii="Arial" w:hAnsi="Arial" w:cs="Arial"/>
@@ -4561,47 +4393,56 @@
           <w:bCs/>
           <w:color w:val="auto"/>
         </w:rPr>
-        <w:t>. Ethical and Legal Considerations</w:t>
-      </w:r>
-      <w:bookmarkEnd w:id="10"/>
-    </w:p>
-    <w:p>
-      <w:pPr>
-        <w:pStyle w:val="NormalWeb"/>
-        <w:rPr>
-          <w:rFonts w:ascii="Arial" w:hAnsi="Arial" w:cs="Arial"/>
-        </w:rPr>
-      </w:pPr>
-      <w:r>
-        <w:rPr>
-          <w:rFonts w:ascii="Arial" w:hAnsi="Arial" w:cs="Arial"/>
-        </w:rPr>
-        <w:t>Identify relevant ethical, privacy, data protection, security and data-use considerations associated with the project. Explain how these will be appropriately addressed, including permissions for accessing and using the selected data.</w:t>
-      </w:r>
-    </w:p>
-    <w:p>
-      <w:pPr>
-        <w:spacing w:after="0"/>
-        <w:rPr>
-          <w:rFonts w:ascii="Arial" w:hAnsi="Arial" w:cs="Arial"/>
-        </w:rPr>
-      </w:pPr>
-    </w:p>
-    <w:p>
-      <w:pPr>
-        <w:spacing w:after="0"/>
+        <w:t>X</w:t>
+      </w:r>
+      <w:r>
         <w:rPr>
           <w:rFonts w:ascii="Arial" w:hAnsi="Arial" w:cs="Arial"/>
           <w:b/>
           <w:bCs/>
-        </w:rPr>
-      </w:pPr>
-      <w:r>
+          <w:color w:val="auto"/>
+        </w:rPr>
+        <w:t>. Ethical and Legal Considerations</w:t>
+      </w:r>
+      <w:bookmarkEnd w:id="10"/>
+    </w:p>
+    <w:p>
+      <w:pPr>
+        <w:pStyle w:val="NormalWeb"/>
+        <w:rPr>
+          <w:rFonts w:ascii="Arial" w:hAnsi="Arial" w:cs="Arial"/>
+        </w:rPr>
+      </w:pPr>
+      <w:r>
+        <w:rPr>
+          <w:rFonts w:ascii="Arial" w:hAnsi="Arial" w:cs="Arial"/>
+        </w:rPr>
+        <w:t>Identify relevant ethical, privacy, data protection, security and data-use considerations associated with the project. Explain how these will be appropriately addressed, including permissions for accessing and using the selected data.</w:t>
+      </w:r>
+    </w:p>
+    <w:p>
+      <w:pPr>
+        <w:spacing w:after="0"/>
+        <w:rPr>
+          <w:rFonts w:ascii="Arial" w:hAnsi="Arial" w:cs="Arial"/>
+        </w:rPr>
+      </w:pPr>
+    </w:p>
+    <w:p>
+      <w:pPr>
+        <w:spacing w:after="0"/>
         <w:rPr>
           <w:rFonts w:ascii="Arial" w:hAnsi="Arial" w:cs="Arial"/>
           <w:b/>
           <w:bCs/>
         </w:rPr>
+      </w:pPr>
+      <w:r>
+        <w:rPr>
+          <w:rFonts w:ascii="Arial" w:hAnsi="Arial" w:cs="Arial"/>
+          <w:b/>
+          <w:bCs/>
+        </w:rPr>
         <w:t>Sample Ideas for Capstone Projects:</w:t>
       </w:r>
     </w:p>
@@ -4616,6 +4457,7 @@
         <w:rPr>
           <w:rFonts w:ascii="Arial" w:hAnsi="Arial" w:cs="Arial"/>
         </w:rPr>
+        <w:lastRenderedPageBreak/>
         <w:t>Predictive Analytics for Customer Churn in E-commerce.</w:t>
       </w:r>
     </w:p>
@@ -4630,7 +4472,6 @@
         <w:rPr>
           <w:rFonts w:ascii="Arial" w:hAnsi="Arial" w:cs="Arial"/>
         </w:rPr>
-        <w:lastRenderedPageBreak/>
         <w:t>Increasing company sales</w:t>
       </w:r>
     </w:p>
